--- a/docs/Project_State_Tracker.docx
+++ b/docs/Project_State_Tracker.docx
@@ -1227,6 +1227,702 @@
         </w:tc>
       </w:tr>
     </w:tbl>
+    <w:p>
+      <w:pPr>
+        <w:pStyle w:val="Heading1"/>
+      </w:pPr>
+      <w:r>
+        <w:t>Claude Session Onboarding</w:t>
+      </w:r>
+    </w:p>
+    <w:p>
+      <w:r>
+        <w:rPr>
+          <w:rFonts w:ascii="Arial" w:hAnsi="Arial"/>
+          <w:b w:val="0"/>
+          <w:i w:val="0"/>
+          <w:sz w:val="22"/>
+        </w:rPr>
+        <w:t>When opening a new Claude.ai or Claude Code session about this project, paste the prompt below into the first message. This gives Claude immediate context on project state, recent decisions, and what's in flight — so the session doesn't waste turns asking what the project is or rediscovering things this tracker already documents.</w:t>
+      </w:r>
+    </w:p>
+    <w:tbl>
+      <w:tblPr>
+        <w:tblW w:type="auto" w:w="0"/>
+        <w:tblLayout w:type="autofit"/>
+        <w:tblLook w:firstColumn="1" w:firstRow="1" w:lastColumn="0" w:lastRow="0" w:noHBand="0" w:noVBand="1" w:val="04A0"/>
+      </w:tblPr>
+      <w:tblGrid>
+        <w:gridCol w:w="9360"/>
+      </w:tblGrid>
+      <w:tr>
+        <w:tc>
+          <w:tcPr>
+            <w:tcW w:type="dxa" w:w="9360"/>
+            <w:shd w:val="clear" w:color="auto" w:fill="F5F5F5"/>
+          </w:tcPr>
+          <w:p>
+            <w:pPr>
+              <w:spacing w:after="0" w:before="0"/>
+            </w:pPr>
+            <w:r>
+              <w:rPr>
+                <w:rFonts w:ascii="Consolas" w:hAnsi="Consolas"/>
+                <w:sz w:val="18"/>
+              </w:rPr>
+              <w:t>I'm working on a quant equity / options paper trading project at</w:t>
+            </w:r>
+          </w:p>
+          <w:p>
+            <w:pPr>
+              <w:spacing w:after="0" w:before="0"/>
+            </w:pPr>
+            <w:r>
+              <w:rPr>
+                <w:rFonts w:ascii="Consolas" w:hAnsi="Consolas"/>
+                <w:sz w:val="18"/>
+              </w:rPr>
+              <w:t>github.com/mteevan90/paper_trader_dashboard. Two contributors: Mike</w:t>
+            </w:r>
+          </w:p>
+          <w:p>
+            <w:pPr>
+              <w:spacing w:after="0" w:before="0"/>
+            </w:pPr>
+            <w:r>
+              <w:rPr>
+                <w:rFonts w:ascii="Consolas" w:hAnsi="Consolas"/>
+                <w:sz w:val="18"/>
+              </w:rPr>
+              <w:t>(equity research; account @mteevan90) and Chris (options + paused</w:t>
+            </w:r>
+          </w:p>
+          <w:p>
+            <w:pPr>
+              <w:spacing w:after="0" w:before="0"/>
+            </w:pPr>
+            <w:r>
+              <w:rPr>
+                <w:rFonts w:ascii="Consolas" w:hAnsi="Consolas"/>
+                <w:sz w:val="18"/>
+              </w:rPr>
+              <w:t>crypto; @cmjteevan).</w:t>
+            </w:r>
+          </w:p>
+          <w:p>
+            <w:pPr>
+              <w:spacing w:after="0" w:before="0"/>
+            </w:pPr>
+            <w:r>
+              <w:rPr>
+                <w:rFonts w:ascii="Consolas" w:hAnsi="Consolas"/>
+                <w:sz w:val="18"/>
+              </w:rPr>
+              <w:t xml:space="preserve"> </w:t>
+            </w:r>
+          </w:p>
+          <w:p>
+            <w:pPr>
+              <w:spacing w:after="0" w:before="0"/>
+            </w:pPr>
+            <w:r>
+              <w:rPr>
+                <w:rFonts w:ascii="Consolas" w:hAnsi="Consolas"/>
+                <w:sz w:val="18"/>
+              </w:rPr>
+              <w:t>Before answering my first question, please read these in order:</w:t>
+            </w:r>
+          </w:p>
+          <w:p>
+            <w:pPr>
+              <w:spacing w:after="0" w:before="0"/>
+            </w:pPr>
+            <w:r>
+              <w:rPr>
+                <w:rFonts w:ascii="Consolas" w:hAnsi="Consolas"/>
+                <w:sz w:val="18"/>
+              </w:rPr>
+              <w:t xml:space="preserve"> </w:t>
+            </w:r>
+          </w:p>
+          <w:p>
+            <w:pPr>
+              <w:spacing w:after="0" w:before="0"/>
+            </w:pPr>
+            <w:r>
+              <w:rPr>
+                <w:rFonts w:ascii="Consolas" w:hAnsi="Consolas"/>
+                <w:sz w:val="18"/>
+              </w:rPr>
+              <w:t>1. docs/Project_State_Tracker.docx — canonical current state, action</w:t>
+            </w:r>
+          </w:p>
+          <w:p>
+            <w:pPr>
+              <w:spacing w:after="0" w:before="0"/>
+            </w:pPr>
+            <w:r>
+              <w:rPr>
+                <w:rFonts w:ascii="Consolas" w:hAnsi="Consolas"/>
+                <w:sz w:val="18"/>
+              </w:rPr>
+              <w:t xml:space="preserve">   items, strategic context. THIS is your primary orientation doc.</w:t>
+            </w:r>
+          </w:p>
+          <w:p>
+            <w:pPr>
+              <w:spacing w:after="0" w:before="0"/>
+            </w:pPr>
+            <w:r>
+              <w:rPr>
+                <w:rFonts w:ascii="Consolas" w:hAnsi="Consolas"/>
+                <w:sz w:val="18"/>
+              </w:rPr>
+              <w:t xml:space="preserve"> </w:t>
+            </w:r>
+          </w:p>
+          <w:p>
+            <w:pPr>
+              <w:spacing w:after="0" w:before="0"/>
+            </w:pPr>
+            <w:r>
+              <w:rPr>
+                <w:rFonts w:ascii="Consolas" w:hAnsi="Consolas"/>
+                <w:sz w:val="18"/>
+              </w:rPr>
+              <w:t>2. docs/Comprehensive_User_Guide.docx — full technical reference</w:t>
+            </w:r>
+          </w:p>
+          <w:p>
+            <w:pPr>
+              <w:spacing w:after="0" w:before="0"/>
+            </w:pPr>
+            <w:r>
+              <w:rPr>
+                <w:rFonts w:ascii="Consolas" w:hAnsi="Consolas"/>
+                <w:sz w:val="18"/>
+              </w:rPr>
+              <w:t xml:space="preserve">   (architecture, data layer, dashboard patterns, gotchas). Reference</w:t>
+            </w:r>
+          </w:p>
+          <w:p>
+            <w:pPr>
+              <w:spacing w:after="0" w:before="0"/>
+            </w:pPr>
+            <w:r>
+              <w:rPr>
+                <w:rFonts w:ascii="Consolas" w:hAnsi="Consolas"/>
+                <w:sz w:val="18"/>
+              </w:rPr>
+              <w:t xml:space="preserve">   for depth.</w:t>
+            </w:r>
+          </w:p>
+          <w:p>
+            <w:pPr>
+              <w:spacing w:after="0" w:before="0"/>
+            </w:pPr>
+            <w:r>
+              <w:rPr>
+                <w:rFonts w:ascii="Consolas" w:hAnsi="Consolas"/>
+                <w:sz w:val="18"/>
+              </w:rPr>
+              <w:t xml:space="preserve"> </w:t>
+            </w:r>
+          </w:p>
+          <w:p>
+            <w:pPr>
+              <w:spacing w:after="0" w:before="0"/>
+            </w:pPr>
+            <w:r>
+              <w:rPr>
+                <w:rFonts w:ascii="Consolas" w:hAnsi="Consolas"/>
+                <w:sz w:val="18"/>
+              </w:rPr>
+              <w:t>3. docs/Project_State_Audit.docx — most recent audit from Claude Code</w:t>
+            </w:r>
+          </w:p>
+          <w:p>
+            <w:pPr>
+              <w:spacing w:after="0" w:before="0"/>
+            </w:pPr>
+            <w:r>
+              <w:rPr>
+                <w:rFonts w:ascii="Consolas" w:hAnsi="Consolas"/>
+                <w:sz w:val="18"/>
+              </w:rPr>
+              <w:t xml:space="preserve">   (2026-05-11), with file-level details on what's broken / stale /</w:t>
+            </w:r>
+          </w:p>
+          <w:p>
+            <w:pPr>
+              <w:spacing w:after="0" w:before="0"/>
+            </w:pPr>
+            <w:r>
+              <w:rPr>
+                <w:rFonts w:ascii="Consolas" w:hAnsi="Consolas"/>
+                <w:sz w:val="18"/>
+              </w:rPr>
+              <w:t xml:space="preserve">   clean.</w:t>
+            </w:r>
+          </w:p>
+          <w:p>
+            <w:pPr>
+              <w:spacing w:after="0" w:before="0"/>
+            </w:pPr>
+            <w:r>
+              <w:rPr>
+                <w:rFonts w:ascii="Consolas" w:hAnsi="Consolas"/>
+                <w:sz w:val="18"/>
+              </w:rPr>
+              <w:t xml:space="preserve"> </w:t>
+            </w:r>
+          </w:p>
+          <w:p>
+            <w:pPr>
+              <w:spacing w:after="0" w:before="0"/>
+            </w:pPr>
+            <w:r>
+              <w:rPr>
+                <w:rFonts w:ascii="Consolas" w:hAnsi="Consolas"/>
+                <w:sz w:val="18"/>
+              </w:rPr>
+              <w:t>4. docs/Options_Extension_Decisions.md — Chris's options architecture</w:t>
+            </w:r>
+          </w:p>
+          <w:p>
+            <w:pPr>
+              <w:spacing w:after="0" w:before="0"/>
+            </w:pPr>
+            <w:r>
+              <w:rPr>
+                <w:rFonts w:ascii="Consolas" w:hAnsi="Consolas"/>
+                <w:sz w:val="18"/>
+              </w:rPr>
+              <w:t xml:space="preserve">   decisions.</w:t>
+            </w:r>
+          </w:p>
+          <w:p>
+            <w:pPr>
+              <w:spacing w:after="0" w:before="0"/>
+            </w:pPr>
+            <w:r>
+              <w:rPr>
+                <w:rFonts w:ascii="Consolas" w:hAnsi="Consolas"/>
+                <w:sz w:val="18"/>
+              </w:rPr>
+              <w:t xml:space="preserve"> </w:t>
+            </w:r>
+          </w:p>
+          <w:p>
+            <w:pPr>
+              <w:spacing w:after="0" w:before="0"/>
+            </w:pPr>
+            <w:r>
+              <w:rPr>
+                <w:rFonts w:ascii="Consolas" w:hAnsi="Consolas"/>
+                <w:sz w:val="18"/>
+              </w:rPr>
+              <w:t>5. docs/Crypto_Extension_Decisions.md — Crypto extension architectural</w:t>
+            </w:r>
+          </w:p>
+          <w:p>
+            <w:pPr>
+              <w:spacing w:after="0" w:before="0"/>
+            </w:pPr>
+            <w:r>
+              <w:rPr>
+                <w:rFonts w:ascii="Consolas" w:hAnsi="Consolas"/>
+                <w:sz w:val="18"/>
+              </w:rPr>
+              <w:t xml:space="preserve">   decisions (extension is paused but doc is authoritative if work</w:t>
+            </w:r>
+          </w:p>
+          <w:p>
+            <w:pPr>
+              <w:spacing w:after="0" w:before="0"/>
+            </w:pPr>
+            <w:r>
+              <w:rPr>
+                <w:rFonts w:ascii="Consolas" w:hAnsi="Consolas"/>
+                <w:sz w:val="18"/>
+              </w:rPr>
+              <w:t xml:space="preserve">   resumes).</w:t>
+            </w:r>
+          </w:p>
+          <w:p>
+            <w:pPr>
+              <w:spacing w:after="0" w:before="0"/>
+            </w:pPr>
+            <w:r>
+              <w:rPr>
+                <w:rFonts w:ascii="Consolas" w:hAnsi="Consolas"/>
+                <w:sz w:val="18"/>
+              </w:rPr>
+              <w:t xml:space="preserve"> </w:t>
+            </w:r>
+          </w:p>
+          <w:p>
+            <w:pPr>
+              <w:spacing w:after="0" w:before="0"/>
+            </w:pPr>
+            <w:r>
+              <w:rPr>
+                <w:rFonts w:ascii="Consolas" w:hAnsi="Consolas"/>
+                <w:sz w:val="18"/>
+              </w:rPr>
+              <w:t>6. docs/future_work.md — deferred items, including hardware-aware work</w:t>
+            </w:r>
+          </w:p>
+          <w:p>
+            <w:pPr>
+              <w:spacing w:after="0" w:before="0"/>
+            </w:pPr>
+            <w:r>
+              <w:rPr>
+                <w:rFonts w:ascii="Consolas" w:hAnsi="Consolas"/>
+                <w:sz w:val="18"/>
+              </w:rPr>
+              <w:t xml:space="preserve">   allocation and distributed Optuna trigger.</w:t>
+            </w:r>
+          </w:p>
+          <w:p>
+            <w:pPr>
+              <w:spacing w:after="0" w:before="0"/>
+            </w:pPr>
+            <w:r>
+              <w:rPr>
+                <w:rFonts w:ascii="Consolas" w:hAnsi="Consolas"/>
+                <w:sz w:val="18"/>
+              </w:rPr>
+              <w:t xml:space="preserve"> </w:t>
+            </w:r>
+          </w:p>
+          <w:p>
+            <w:pPr>
+              <w:spacing w:after="0" w:before="0"/>
+            </w:pPr>
+            <w:r>
+              <w:rPr>
+                <w:rFonts w:ascii="Consolas" w:hAnsi="Consolas"/>
+                <w:sz w:val="18"/>
+              </w:rPr>
+              <w:t>Once you've read these, give me a 3-sentence summary of where the</w:t>
+            </w:r>
+          </w:p>
+          <w:p>
+            <w:pPr>
+              <w:spacing w:after="0" w:before="0"/>
+            </w:pPr>
+            <w:r>
+              <w:rPr>
+                <w:rFonts w:ascii="Consolas" w:hAnsi="Consolas"/>
+                <w:sz w:val="18"/>
+              </w:rPr>
+              <w:t>project stands and what URGENT items remain, then ask what I want to</w:t>
+            </w:r>
+          </w:p>
+          <w:p>
+            <w:pPr>
+              <w:spacing w:after="0" w:before="0"/>
+            </w:pPr>
+            <w:r>
+              <w:rPr>
+                <w:rFonts w:ascii="Consolas" w:hAnsi="Consolas"/>
+                <w:sz w:val="18"/>
+              </w:rPr>
+              <w:t>work on. Don't write any code or run any tools until I respond. Don't</w:t>
+            </w:r>
+          </w:p>
+          <w:p>
+            <w:pPr>
+              <w:spacing w:after="0" w:before="0"/>
+            </w:pPr>
+            <w:r>
+              <w:rPr>
+                <w:rFonts w:ascii="Consolas" w:hAnsi="Consolas"/>
+                <w:sz w:val="18"/>
+              </w:rPr>
+              <w:t>make assumptions about my role (Mike or Chris) — ask if it's not</w:t>
+            </w:r>
+          </w:p>
+          <w:p>
+            <w:pPr>
+              <w:spacing w:after="0" w:before="0"/>
+            </w:pPr>
+            <w:r>
+              <w:rPr>
+                <w:rFonts w:ascii="Consolas" w:hAnsi="Consolas"/>
+                <w:sz w:val="18"/>
+              </w:rPr>
+              <w:t>clear from context.</w:t>
+            </w:r>
+          </w:p>
+          <w:p>
+            <w:pPr>
+              <w:spacing w:after="0" w:before="0"/>
+            </w:pPr>
+            <w:r>
+              <w:rPr>
+                <w:rFonts w:ascii="Consolas" w:hAnsi="Consolas"/>
+                <w:sz w:val="18"/>
+              </w:rPr>
+              <w:t xml:space="preserve"> </w:t>
+            </w:r>
+          </w:p>
+          <w:p>
+            <w:pPr>
+              <w:spacing w:after="0" w:before="0"/>
+            </w:pPr>
+            <w:r>
+              <w:rPr>
+                <w:rFonts w:ascii="Consolas" w:hAnsi="Consolas"/>
+                <w:sz w:val="18"/>
+              </w:rPr>
+              <w:t>Key project conventions to absorb:</w:t>
+            </w:r>
+          </w:p>
+          <w:p>
+            <w:pPr>
+              <w:spacing w:after="0" w:before="0"/>
+            </w:pPr>
+            <w:r>
+              <w:rPr>
+                <w:rFonts w:ascii="Consolas" w:hAnsi="Consolas"/>
+                <w:sz w:val="18"/>
+              </w:rPr>
+              <w:t>- Mike owns equity work + shared infrastructure</w:t>
+            </w:r>
+          </w:p>
+          <w:p>
+            <w:pPr>
+              <w:spacing w:after="0" w:before="0"/>
+            </w:pPr>
+            <w:r>
+              <w:rPr>
+                <w:rFonts w:ascii="Consolas" w:hAnsi="Consolas"/>
+                <w:sz w:val="18"/>
+              </w:rPr>
+              <w:t>- Chris owns options + crypto code</w:t>
+            </w:r>
+          </w:p>
+          <w:p>
+            <w:pPr>
+              <w:spacing w:after="0" w:before="0"/>
+            </w:pPr>
+            <w:r>
+              <w:rPr>
+                <w:rFonts w:ascii="Consolas" w:hAnsi="Consolas"/>
+                <w:sz w:val="18"/>
+              </w:rPr>
+              <w:t>- CODEOWNERS in .github/ enforces cross-namespace boundaries</w:t>
+            </w:r>
+          </w:p>
+          <w:p>
+            <w:pPr>
+              <w:spacing w:after="0" w:before="0"/>
+            </w:pPr>
+            <w:r>
+              <w:rPr>
+                <w:rFonts w:ascii="Consolas" w:hAnsi="Consolas"/>
+                <w:sz w:val="18"/>
+              </w:rPr>
+              <w:t>- Cloud dashboard at paper-trader-mteev.streamlit.app (read-only,</w:t>
+            </w:r>
+          </w:p>
+          <w:p>
+            <w:pPr>
+              <w:spacing w:after="0" w:before="0"/>
+            </w:pPr>
+            <w:r>
+              <w:rPr>
+                <w:rFonts w:ascii="Consolas" w:hAnsi="Consolas"/>
+                <w:sz w:val="18"/>
+              </w:rPr>
+              <w:t xml:space="preserve">  R2-backed)</w:t>
+            </w:r>
+          </w:p>
+          <w:p>
+            <w:pPr>
+              <w:spacing w:after="0" w:before="0"/>
+            </w:pPr>
+            <w:r>
+              <w:rPr>
+                <w:rFonts w:ascii="Consolas" w:hAnsi="Consolas"/>
+                <w:sz w:val="18"/>
+              </w:rPr>
+              <w:t>- Asset-class-namespaced data layer: equities/, crypto/, options/</w:t>
+            </w:r>
+          </w:p>
+          <w:p>
+            <w:pPr>
+              <w:spacing w:after="0" w:before="0"/>
+            </w:pPr>
+            <w:r>
+              <w:rPr>
+                <w:rFonts w:ascii="Consolas" w:hAnsi="Consolas"/>
+                <w:sz w:val="18"/>
+              </w:rPr>
+              <w:t xml:space="preserve">  subdirs under models/cache/ and models/snapshots/</w:t>
+            </w:r>
+          </w:p>
+          <w:p>
+            <w:pPr>
+              <w:spacing w:after="0" w:before="0"/>
+            </w:pPr>
+            <w:r>
+              <w:rPr>
+                <w:rFonts w:ascii="Consolas" w:hAnsi="Consolas"/>
+                <w:sz w:val="18"/>
+              </w:rPr>
+              <w:t>- The tracker doc supersedes prior versions of any other handoff doc</w:t>
+            </w:r>
+          </w:p>
+          <w:p>
+            <w:pPr>
+              <w:spacing w:after="0" w:before="0"/>
+            </w:pPr>
+            <w:r>
+              <w:rPr>
+                <w:rFonts w:ascii="Consolas" w:hAnsi="Consolas"/>
+                <w:sz w:val="18"/>
+              </w:rPr>
+              <w:t xml:space="preserve"> </w:t>
+            </w:r>
+          </w:p>
+          <w:p>
+            <w:pPr>
+              <w:spacing w:after="0" w:before="0"/>
+            </w:pPr>
+            <w:r>
+              <w:rPr>
+                <w:rFonts w:ascii="Consolas" w:hAnsi="Consolas"/>
+                <w:sz w:val="18"/>
+              </w:rPr>
+              <w:t>Three things you should specifically NOT do without explicit</w:t>
+            </w:r>
+          </w:p>
+          <w:p>
+            <w:pPr>
+              <w:spacing w:after="0" w:before="0"/>
+            </w:pPr>
+            <w:r>
+              <w:rPr>
+                <w:rFonts w:ascii="Consolas" w:hAnsi="Consolas"/>
+                <w:sz w:val="18"/>
+              </w:rPr>
+              <w:t>confirmation:</w:t>
+            </w:r>
+          </w:p>
+          <w:p>
+            <w:pPr>
+              <w:spacing w:after="0" w:before="0"/>
+            </w:pPr>
+            <w:r>
+              <w:rPr>
+                <w:rFonts w:ascii="Consolas" w:hAnsi="Consolas"/>
+                <w:sz w:val="18"/>
+              </w:rPr>
+              <w:t>- Don't push to main (use feature branches; let me merge via PR)</w:t>
+            </w:r>
+          </w:p>
+          <w:p>
+            <w:pPr>
+              <w:spacing w:after="0" w:before="0"/>
+            </w:pPr>
+            <w:r>
+              <w:rPr>
+                <w:rFonts w:ascii="Consolas" w:hAnsi="Consolas"/>
+                <w:sz w:val="18"/>
+              </w:rPr>
+              <w:t>- Don't run snapshot_for_cloud.py without --dry-run first</w:t>
+            </w:r>
+          </w:p>
+          <w:p>
+            <w:pPr>
+              <w:spacing w:after="0" w:before="0"/>
+            </w:pPr>
+            <w:r>
+              <w:rPr>
+                <w:rFonts w:ascii="Consolas" w:hAnsi="Consolas"/>
+                <w:sz w:val="18"/>
+              </w:rPr>
+              <w:t>- Don't pop or modify stash@{0} (deferred SP1500 work)</w:t>
+            </w:r>
+          </w:p>
+          <w:p>
+            <w:pPr>
+              <w:spacing w:after="0" w:before="0"/>
+            </w:pPr>
+            <w:r>
+              <w:rPr>
+                <w:rFonts w:ascii="Consolas" w:hAnsi="Consolas"/>
+                <w:sz w:val="18"/>
+              </w:rPr>
+              <w:t xml:space="preserve"> </w:t>
+            </w:r>
+          </w:p>
+          <w:p>
+            <w:pPr>
+              <w:spacing w:after="0" w:before="0"/>
+            </w:pPr>
+            <w:r>
+              <w:rPr>
+                <w:rFonts w:ascii="Consolas" w:hAnsi="Consolas"/>
+                <w:sz w:val="18"/>
+              </w:rPr>
+              <w:t>If you find yourself working without having read the tracker doc</w:t>
+            </w:r>
+          </w:p>
+          <w:p>
+            <w:pPr>
+              <w:spacing w:after="0" w:before="0"/>
+            </w:pPr>
+            <w:r>
+              <w:rPr>
+                <w:rFonts w:ascii="Consolas" w:hAnsi="Consolas"/>
+                <w:sz w:val="18"/>
+              </w:rPr>
+              <w:t>first, stop and read it. The tracker is updated when project state</w:t>
+            </w:r>
+          </w:p>
+          <w:p>
+            <w:pPr>
+              <w:spacing w:after="0" w:before="0"/>
+            </w:pPr>
+            <w:r>
+              <w:rPr>
+                <w:rFonts w:ascii="Consolas" w:hAnsi="Consolas"/>
+                <w:sz w:val="18"/>
+              </w:rPr>
+              <w:t>changes meaningfully — its commit date in git log tells you how</w:t>
+            </w:r>
+          </w:p>
+          <w:p>
+            <w:pPr>
+              <w:spacing w:after="0" w:before="0"/>
+            </w:pPr>
+            <w:r>
+              <w:rPr>
+                <w:rFonts w:ascii="Consolas" w:hAnsi="Consolas"/>
+                <w:sz w:val="18"/>
+              </w:rPr>
+              <w:t>recently.</w:t>
+            </w:r>
+          </w:p>
+        </w:tc>
+      </w:tr>
+    </w:tbl>
+    <w:p>
+      <w:r>
+        <w:rPr>
+          <w:rFonts w:ascii="Arial" w:hAnsi="Arial"/>
+          <w:b w:val="0"/>
+          <w:i/>
+          <w:sz w:val="20"/>
+        </w:rPr>
+        <w:t>After pasting, Claude will read this tracker and any referenced docs before answering your first question. Update this prompt's reference list if you add new authoritative docs to the repo.</w:t>
+      </w:r>
+    </w:p>
     <w:p>
       <w:pPr>
         <w:pStyle w:val="Heading1"/>
@@ -4730,6 +5426,62 @@
       </w:r>
     </w:p>
     <w:p>
+      <w:r>
+        <w:rPr>
+          <w:rFonts w:ascii="Arial" w:hAnsi="Arial"/>
+          <w:b/>
+          <w:i w:val="0"/>
+          <w:sz w:val="22"/>
+        </w:rPr>
+        <w:t xml:space="preserve">Maintenance: </w:t>
+      </w:r>
+      <w:r>
+        <w:rPr>
+          <w:rFonts w:ascii="Arial" w:hAnsi="Arial"/>
+          <w:b w:val="0"/>
+          <w:i w:val="0"/>
+          <w:sz w:val="22"/>
+        </w:rPr>
+        <w:t>when adding new authoritative docs to docs/, update the "Claude Session Onboarding" prompt above to reference them. When contributor roles or conventions change, update the prompt's conventions section. Specifically, review the embedded prompt whenever:</w:t>
+      </w:r>
+    </w:p>
+    <w:p>
+      <w:pPr>
+        <w:pStyle w:val="ListBullet"/>
+      </w:pPr>
+      <w:r>
+        <w:rPr>
+          <w:rFonts w:ascii="Arial" w:hAnsi="Arial"/>
+          <w:sz w:val="22"/>
+        </w:rPr>
+        <w:t>Major docs are added to or removed from the reading list</w:t>
+      </w:r>
+    </w:p>
+    <w:p>
+      <w:pPr>
+        <w:pStyle w:val="ListBullet"/>
+      </w:pPr>
+      <w:r>
+        <w:rPr>
+          <w:rFonts w:ascii="Arial" w:hAnsi="Arial"/>
+          <w:sz w:val="22"/>
+        </w:rPr>
+        <w:t>Project conventions change (data layout, branching, deployment targets)</w:t>
+      </w:r>
+    </w:p>
+    <w:p>
+      <w:pPr>
+        <w:pStyle w:val="ListBullet"/>
+      </w:pPr>
+      <w:r>
+        <w:rPr>
+          <w:rFonts w:ascii="Arial" w:hAnsi="Arial"/>
+          <w:sz w:val="22"/>
+        </w:rPr>
+        <w:t>Contributor roles shift (ownership, handoffs, namespace boundaries)</w:t>
+      </w:r>
+    </w:p>
+    <w:p>
       <w:pPr>
         <w:pStyle w:val="Heading1"/>
       </w:pPr>

--- a/docs/Project_State_Tracker.docx
+++ b/docs/Project_State_Tracker.docx
@@ -21,7 +21,7 @@
           <w:i/>
           <w:sz w:val="20"/>
         </w:rPr>
-        <w:t>Canonical project-state doc. Built from the Claude Code audit (2026-05-11) plus strategic context — Polygon piggyback analysis, prioritization framing, and cleanup commit summary. Lives at docs/Project_State_Tracker.docx; update via Claude Code when state changes meaningfully.</w:t>
+        <w:t>Canonical project-state doc. Built from the Claude Code audit (2026-05-11) plus strategic context — Polygon piggyback analysis, prioritization framing, cleanup commit summary, and the post-PR-#15-merge refresh. Lives at docs/Project_State_Tracker.docx; update via Claude Code when state changes meaningfully.</w:t>
       </w:r>
     </w:p>
     <w:p>
@@ -40,7 +40,7 @@
           <w:i w:val="0"/>
           <w:sz w:val="22"/>
         </w:rPr>
-        <w:t>Where the project actually stands as of May 11, 2026 (post-cleanup):</w:t>
+        <w:t>Where the project actually stands as of May 11, 2026 (post-PR-#15-merge):</w:t>
       </w:r>
     </w:p>
     <w:p>
@@ -109,7 +109,7 @@
           <w:i w:val="0"/>
           <w:sz w:val="22"/>
         </w:rPr>
-        <w:t xml:space="preserve"> Chris shipped Sections 1-8 + 2.5 to main over 2 days. PR #15 (hang fix + concurrency refactor) is open and blocks the v1 production study from running.</w:t>
+        <w:t xml:space="preserve"> Chris shipped Sections 1-8 + 2.5 to main over 2 days. PR #15 (hang fix + concurrency refactor) merged 2026-05-11 (commit 993527f); v1 production study is now ready to run and is pending Chris's launch.</w:t>
       </w:r>
     </w:p>
     <w:p>
@@ -123,7 +123,7 @@
           <w:i w:val="0"/>
           <w:sz w:val="22"/>
         </w:rPr>
-        <w:t>Cloud dashboard renders equity content correctly but R2 is stale.</w:t>
+        <w:t>Cloud dashboard equity content is current; options content is pending Chris's v1 study output.</w:t>
       </w:r>
       <w:r>
         <w:rPr>
@@ -132,7 +132,7 @@
           <w:i w:val="0"/>
           <w:sz w:val="22"/>
         </w:rPr>
-        <w:t xml:space="preserve"> Last upload 2026-05-09; main has advanced 13 commits since (all options). Options content has never been uploaded to R2.</w:t>
+        <w:t xml:space="preserve"> R2 synced 2026-05-11 at git_sha 993527f. The options/ prefix stays empty in R2 until the v1 study produces artifacts under models/cache/options/.</w:t>
       </w:r>
     </w:p>
     <w:p>
@@ -146,7 +146,7 @@
           <w:i w:val="0"/>
           <w:sz w:val="22"/>
         </w:rPr>
-        <w:t>Mike's venv is missing dependencies.</w:t>
+        <w:t>Mike's venv is healthy.</w:t>
       </w:r>
       <w:r>
         <w:rPr>
@@ -155,7 +155,30 @@
           <w:i w:val="0"/>
           <w:sz w:val="22"/>
         </w:rPr>
-        <w:t xml:space="preserve"> truststore and pytest aren't installed — both are in requirements.txt. One-command fix.</w:t>
+        <w:t xml:space="preserve"> Test collection bug fixed (commit c1346cd); truststore + pytest installed; full test suite runs.</w:t>
+      </w:r>
+    </w:p>
+    <w:p>
+      <w:pPr>
+        <w:pStyle w:val="ListBullet"/>
+      </w:pPr>
+      <w:r>
+        <w:rPr>
+          <w:rFonts w:ascii="Arial" w:hAnsi="Arial"/>
+          <w:b/>
+          <w:i w:val="0"/>
+          <w:sz w:val="22"/>
+        </w:rPr>
+        <w:t>.env.example now documents the full key set.</w:t>
+      </w:r>
+      <w:r>
+        <w:rPr>
+          <w:rFonts w:ascii="Arial" w:hAnsi="Arial"/>
+          <w:b w:val="0"/>
+          <w:i w:val="0"/>
+          <w:sz w:val="22"/>
+        </w:rPr>
+        <w:t xml:space="preserve"> Tradier, Polygon, FRED, Finnhub, R2, plus the optional PAPER_TRADER_* runtime knobs — see Finding 4.</w:t>
       </w:r>
     </w:p>
     <w:p>
@@ -198,7 +221,7 @@
           <w:i w:val="0"/>
           <w:sz w:val="22"/>
         </w:rPr>
-        <w:t>The project is in a much better technical state than it was 2 weeks ago. The mess is in coordination overhead — a stale R2, an open PR blocking a study, deferred decisions on infrastructure cleanup. The code itself is healthy. Three different research domains (equity, crypto, options) coexist without conflict thanks to Phase 1's asset-class refactor.</w:t>
+        <w:t>URGENT items are now cleared. PR #15 is merged, equity R2 is current, venv dependencies are installed, .env.example is complete. The next forcing function is Chris launching the v1 production study — once that completes, options content gets uploaded to R2 and we get the first end-to-end options-side dashboard. Three different research domains (equity, crypto, options) coexist without conflict thanks to Phase 1's asset-class refactor.</w:t>
       </w:r>
     </w:p>
     <w:p>
@@ -217,7 +240,7 @@
           <w:i/>
           <w:sz w:val="20"/>
         </w:rPr>
-        <w:t>Red rows are URGENT (blocking work); yellow rows are warnings (needs attention but not blocking); green rows are working as designed.</w:t>
+        <w:t>Red rows are URGENT (blocking work); yellow rows are warnings (needs attention but not blocking); green rows are working as designed. As of 2026-05-11 post-merge, no rows are red.</w:t>
       </w:r>
     </w:p>
     <w:tbl>
@@ -424,7 +447,7 @@
         <w:tc>
           <w:tcPr>
             <w:tcW w:type="dxa" w:w="2340"/>
-            <w:shd w:val="clear" w:color="auto" w:fill="FFF2CC"/>
+            <w:shd w:val="clear" w:color="auto" w:fill="D5E8D4"/>
             <w:tcBorders>
               <w:top w:val="single" w:sz="4" w:color="808080"/>
               <w:left w:val="single" w:sz="4" w:color="808080"/>
@@ -446,7 +469,7 @@
         <w:tc>
           <w:tcPr>
             <w:tcW w:type="dxa" w:w="2340"/>
-            <w:shd w:val="clear" w:color="auto" w:fill="FFF2CC"/>
+            <w:shd w:val="clear" w:color="auto" w:fill="D5E8D4"/>
             <w:tcBorders>
               <w:top w:val="single" w:sz="4" w:color="808080"/>
               <w:left w:val="single" w:sz="4" w:color="808080"/>
@@ -461,14 +484,14 @@
                 <w:rFonts w:ascii="Arial" w:hAnsi="Arial"/>
                 <w:sz w:val="18"/>
               </w:rPr>
-              <w:t>WORKING but R2 stale</w:t>
+              <w:t>WORKING — R2 current</w:t>
             </w:r>
           </w:p>
         </w:tc>
         <w:tc>
           <w:tcPr>
             <w:tcW w:type="dxa" w:w="2340"/>
-            <w:shd w:val="clear" w:color="auto" w:fill="FFF2CC"/>
+            <w:shd w:val="clear" w:color="auto" w:fill="D5E8D4"/>
             <w:tcBorders>
               <w:top w:val="single" w:sz="4" w:color="808080"/>
               <w:left w:val="single" w:sz="4" w:color="808080"/>
@@ -490,7 +513,7 @@
         <w:tc>
           <w:tcPr>
             <w:tcW w:type="dxa" w:w="2340"/>
-            <w:shd w:val="clear" w:color="auto" w:fill="FFF2CC"/>
+            <w:shd w:val="clear" w:color="auto" w:fill="D5E8D4"/>
             <w:tcBorders>
               <w:top w:val="single" w:sz="4" w:color="808080"/>
               <w:left w:val="single" w:sz="4" w:color="808080"/>
@@ -505,7 +528,7 @@
                 <w:rFonts w:ascii="Arial" w:hAnsi="Arial"/>
                 <w:sz w:val="18"/>
               </w:rPr>
-              <w:t>Sync R2 after PR #15 merges</w:t>
+              <w:t>Synced 2026-05-11 at git_sha 993527f</w:t>
             </w:r>
           </w:p>
         </w:tc>
@@ -604,7 +627,7 @@
         <w:tc>
           <w:tcPr>
             <w:tcW w:type="dxa" w:w="2340"/>
-            <w:shd w:val="clear" w:color="auto" w:fill="F4CCCC"/>
+            <w:shd w:val="clear" w:color="auto" w:fill="D5E8D4"/>
             <w:tcBorders>
               <w:top w:val="single" w:sz="4" w:color="808080"/>
               <w:left w:val="single" w:sz="4" w:color="808080"/>
@@ -626,7 +649,7 @@
         <w:tc>
           <w:tcPr>
             <w:tcW w:type="dxa" w:w="2340"/>
-            <w:shd w:val="clear" w:color="auto" w:fill="F4CCCC"/>
+            <w:shd w:val="clear" w:color="auto" w:fill="D5E8D4"/>
             <w:tcBorders>
               <w:top w:val="single" w:sz="4" w:color="808080"/>
               <w:left w:val="single" w:sz="4" w:color="808080"/>
@@ -641,14 +664,14 @@
                 <w:rFonts w:ascii="Arial" w:hAnsi="Arial"/>
                 <w:sz w:val="18"/>
               </w:rPr>
-              <w:t>OPEN — URGENT</w:t>
+              <w:t>MERGED</w:t>
             </w:r>
           </w:p>
         </w:tc>
         <w:tc>
           <w:tcPr>
             <w:tcW w:type="dxa" w:w="2340"/>
-            <w:shd w:val="clear" w:color="auto" w:fill="F4CCCC"/>
+            <w:shd w:val="clear" w:color="auto" w:fill="D5E8D4"/>
             <w:tcBorders>
               <w:top w:val="single" w:sz="4" w:color="808080"/>
               <w:left w:val="single" w:sz="4" w:color="808080"/>
@@ -670,7 +693,7 @@
         <w:tc>
           <w:tcPr>
             <w:tcW w:type="dxa" w:w="2340"/>
-            <w:shd w:val="clear" w:color="auto" w:fill="F4CCCC"/>
+            <w:shd w:val="clear" w:color="auto" w:fill="D5E8D4"/>
             <w:tcBorders>
               <w:top w:val="single" w:sz="4" w:color="808080"/>
               <w:left w:val="single" w:sz="4" w:color="808080"/>
@@ -685,7 +708,7 @@
                 <w:rFonts w:ascii="Arial" w:hAnsi="Arial"/>
                 <w:sz w:val="18"/>
               </w:rPr>
-              <w:t>Mike review + merge</w:t>
+              <w:t>Merged 2026-05-11; commit 993527f</w:t>
             </w:r>
           </w:p>
         </w:tc>
@@ -694,7 +717,7 @@
         <w:tc>
           <w:tcPr>
             <w:tcW w:type="dxa" w:w="2340"/>
-            <w:shd w:val="clear" w:color="auto" w:fill="F4CCCC"/>
+            <w:shd w:val="clear" w:color="auto" w:fill="FFF2CC"/>
             <w:tcBorders>
               <w:top w:val="single" w:sz="4" w:color="808080"/>
               <w:left w:val="single" w:sz="4" w:color="808080"/>
@@ -716,7 +739,7 @@
         <w:tc>
           <w:tcPr>
             <w:tcW w:type="dxa" w:w="2340"/>
-            <w:shd w:val="clear" w:color="auto" w:fill="F4CCCC"/>
+            <w:shd w:val="clear" w:color="auto" w:fill="FFF2CC"/>
             <w:tcBorders>
               <w:top w:val="single" w:sz="4" w:color="808080"/>
               <w:left w:val="single" w:sz="4" w:color="808080"/>
@@ -731,14 +754,14 @@
                 <w:rFonts w:ascii="Arial" w:hAnsi="Arial"/>
                 <w:sz w:val="18"/>
               </w:rPr>
-              <w:t>BLOCKED on PR #15</w:t>
+              <w:t>READY — pending Chris launch</w:t>
             </w:r>
           </w:p>
         </w:tc>
         <w:tc>
           <w:tcPr>
             <w:tcW w:type="dxa" w:w="2340"/>
-            <w:shd w:val="clear" w:color="auto" w:fill="F4CCCC"/>
+            <w:shd w:val="clear" w:color="auto" w:fill="FFF2CC"/>
             <w:tcBorders>
               <w:top w:val="single" w:sz="4" w:color="808080"/>
               <w:left w:val="single" w:sz="4" w:color="808080"/>
@@ -760,7 +783,7 @@
         <w:tc>
           <w:tcPr>
             <w:tcW w:type="dxa" w:w="2340"/>
-            <w:shd w:val="clear" w:color="auto" w:fill="F4CCCC"/>
+            <w:shd w:val="clear" w:color="auto" w:fill="FFF2CC"/>
             <w:tcBorders>
               <w:top w:val="single" w:sz="4" w:color="808080"/>
               <w:left w:val="single" w:sz="4" w:color="808080"/>
@@ -775,7 +798,7 @@
                 <w:rFonts w:ascii="Arial" w:hAnsi="Arial"/>
                 <w:sz w:val="18"/>
               </w:rPr>
-              <w:t>Cannot run until merge</w:t>
+              <w:t>Chris launches v1 production study</w:t>
             </w:r>
           </w:p>
         </w:tc>
@@ -1222,6 +1245,96 @@
                 <w:sz w:val="18"/>
               </w:rPr>
               <w:t>Commit 5c39cc5</w:t>
+            </w:r>
+          </w:p>
+        </w:tc>
+      </w:tr>
+      <w:tr>
+        <w:tc>
+          <w:tcPr>
+            <w:tcW w:type="dxa" w:w="2340"/>
+            <w:shd w:val="clear" w:color="auto" w:fill="FFF2CC"/>
+            <w:tcBorders>
+              <w:top w:val="single" w:sz="4" w:color="808080"/>
+              <w:left w:val="single" w:sz="4" w:color="808080"/>
+              <w:bottom w:val="single" w:sz="4" w:color="808080"/>
+              <w:right w:val="single" w:sz="4" w:color="808080"/>
+            </w:tcBorders>
+          </w:tcPr>
+          <w:p>
+            <w:r/>
+            <w:r>
+              <w:rPr>
+                <w:rFonts w:ascii="Arial" w:hAnsi="Arial"/>
+                <w:sz w:val="18"/>
+              </w:rPr>
+              <w:t>Options R2 sync</w:t>
+            </w:r>
+          </w:p>
+        </w:tc>
+        <w:tc>
+          <w:tcPr>
+            <w:tcW w:type="dxa" w:w="2340"/>
+            <w:shd w:val="clear" w:color="auto" w:fill="FFF2CC"/>
+            <w:tcBorders>
+              <w:top w:val="single" w:sz="4" w:color="808080"/>
+              <w:left w:val="single" w:sz="4" w:color="808080"/>
+              <w:bottom w:val="single" w:sz="4" w:color="808080"/>
+              <w:right w:val="single" w:sz="4" w:color="808080"/>
+            </w:tcBorders>
+          </w:tcPr>
+          <w:p>
+            <w:r/>
+            <w:r>
+              <w:rPr>
+                <w:rFonts w:ascii="Arial" w:hAnsi="Arial"/>
+                <w:sz w:val="18"/>
+              </w:rPr>
+              <w:t>PENDING — no v1 study output yet</w:t>
+            </w:r>
+          </w:p>
+        </w:tc>
+        <w:tc>
+          <w:tcPr>
+            <w:tcW w:type="dxa" w:w="2340"/>
+            <w:shd w:val="clear" w:color="auto" w:fill="FFF2CC"/>
+            <w:tcBorders>
+              <w:top w:val="single" w:sz="4" w:color="808080"/>
+              <w:left w:val="single" w:sz="4" w:color="808080"/>
+              <w:bottom w:val="single" w:sz="4" w:color="808080"/>
+              <w:right w:val="single" w:sz="4" w:color="808080"/>
+            </w:tcBorders>
+          </w:tcPr>
+          <w:p>
+            <w:r/>
+            <w:r>
+              <w:rPr>
+                <w:rFonts w:ascii="Arial" w:hAnsi="Arial"/>
+                <w:sz w:val="18"/>
+              </w:rPr>
+              <w:t>Chris</w:t>
+            </w:r>
+          </w:p>
+        </w:tc>
+        <w:tc>
+          <w:tcPr>
+            <w:tcW w:type="dxa" w:w="2340"/>
+            <w:shd w:val="clear" w:color="auto" w:fill="FFF2CC"/>
+            <w:tcBorders>
+              <w:top w:val="single" w:sz="4" w:color="808080"/>
+              <w:left w:val="single" w:sz="4" w:color="808080"/>
+              <w:bottom w:val="single" w:sz="4" w:color="808080"/>
+              <w:right w:val="single" w:sz="4" w:color="808080"/>
+            </w:tcBorders>
+          </w:tcPr>
+          <w:p>
+            <w:r/>
+            <w:r>
+              <w:rPr>
+                <w:rFonts w:ascii="Arial" w:hAnsi="Arial"/>
+                <w:sz w:val="18"/>
+              </w:rPr>
+              <w:t>Run v1 production study; that produces the artifacts snapshot_for_cloud.py expects under models/cache/options/</w:t>
             </w:r>
           </w:p>
         </w:tc>
@@ -1936,7 +2049,27 @@
         <w:pStyle w:val="Heading2"/>
       </w:pPr>
       <w:r>
-        <w:t>Finding 1: PR #15 blocks the options v1 study</w:t>
+        <w:t>Finding 1: PR #15 blocks the options v1 study — RESOLVED</w:t>
+      </w:r>
+    </w:p>
+    <w:p>
+      <w:r>
+        <w:rPr>
+          <w:rFonts w:ascii="Arial" w:hAnsi="Arial"/>
+          <w:b/>
+          <w:i w:val="0"/>
+          <w:sz w:val="22"/>
+        </w:rPr>
+        <w:t xml:space="preserve">Resolved 2026-05-11: </w:t>
+      </w:r>
+      <w:r>
+        <w:rPr>
+          <w:rFonts w:ascii="Arial" w:hAnsi="Arial"/>
+          <w:b w:val="0"/>
+          <w:i w:val="0"/>
+          <w:sz w:val="22"/>
+        </w:rPr>
+        <w:t>PR #15 merged at commit 993527f. Branch chris/options-fix-v1-study-hang folded into main; v1 study is now unblocked and pending Chris's launch.</w:t>
       </w:r>
     </w:p>
     <w:p>
@@ -1947,7 +2080,18 @@
           <w:i w:val="0"/>
           <w:sz w:val="22"/>
         </w:rPr>
-        <w:t>Branch chris/options-fix-v1-study-hang @ 7e0881c is 1 commit ahead of main. Real fix, not cosmetic. Root cause: engine.py was still passing Tradier's fetch_history to chain_reconstruction after PR #14 swapped the default to Polygon. Tradier returns null for expired OCCs, so reconstruct_chain looped on empty data.</w:t>
+        <w:t>Historical context — original finding kept for the record:</w:t>
+      </w:r>
+    </w:p>
+    <w:p>
+      <w:r>
+        <w:rPr>
+          <w:rFonts w:ascii="Arial" w:hAnsi="Arial"/>
+          <w:b w:val="0"/>
+          <w:i w:val="0"/>
+          <w:sz w:val="22"/>
+        </w:rPr>
+        <w:t>Branch chris/options-fix-v1-study-hang @ 7e0881c was 1 commit ahead of main. Real fix, not cosmetic. Root cause: engine.py was still passing Tradier's fetch_history to chain_reconstruction after PR #14 swapped the default to Polygon. Tradier returns null for expired OCCs, so reconstruct_chain looped on empty data.</w:t>
       </w:r>
     </w:p>
     <w:p>
@@ -2029,7 +2173,15 @@
           <w:i w:val="0"/>
           <w:sz w:val="22"/>
         </w:rPr>
-        <w:t>8 files, +526/-106 lines, new tests included. Impact: v1 production study cannot complete until this lands. No models/snapshots/options/pre_options_v1_&lt;date&gt;/ exists yet.</w:t>
+        <w:t>8 files, +526/-106 lines, new tests included.</w:t>
+      </w:r>
+    </w:p>
+    <w:p>
+      <w:pPr>
+        <w:pStyle w:val="Heading2"/>
+      </w:pPr>
+      <w:r>
+        <w:t>Finding 2: R2 stale — RESOLVED for equities; options pending Chris's v1 study</w:t>
       </w:r>
     </w:p>
     <w:p>
@@ -2040,7 +2192,7 @@
           <w:i w:val="0"/>
           <w:sz w:val="22"/>
         </w:rPr>
-        <w:t xml:space="preserve">Action: </w:t>
+        <w:t xml:space="preserve">Resolved 2026-05-11 (equities): </w:t>
       </w:r>
       <w:r>
         <w:rPr>
@@ -2049,15 +2201,7 @@
           <w:i w:val="0"/>
           <w:sz w:val="22"/>
         </w:rPr>
-        <w:t>Mike reviews the diff, merges via squash on GitHub. ~10 minutes.</w:t>
-      </w:r>
-    </w:p>
-    <w:p>
-      <w:pPr>
-        <w:pStyle w:val="Heading2"/>
-      </w:pPr>
-      <w:r>
-        <w:t>Finding 2: R2 is stale — main is 13 commits ahead of last upload</w:t>
+        <w:t>R2 synced at git_sha 993527f. Equity content on the cloud dashboard is current. Options content still pending — there is no v1 study output to upload yet, so the options/ prefix in R2 remains empty until Chris launches the v1 production study.</w:t>
       </w:r>
     </w:p>
     <w:p>
@@ -2068,7 +2212,26 @@
           <w:i w:val="0"/>
           <w:sz w:val="22"/>
         </w:rPr>
-        <w:t>R2 bucket snapshot_manifest.json says git_sha=bfee6dc, generated_at=2026-05-09T17:20:38Z. Main is at f3c3800. Functionally, equity content is still correct because none of those 13 commits touched equity files — they're all options work. But options content has never been uploaded to R2 at all (no options/ prefix exists in the bucket).</w:t>
+        <w:t>Historical context — original finding kept for the record:</w:t>
+      </w:r>
+    </w:p>
+    <w:p>
+      <w:r>
+        <w:rPr>
+          <w:rFonts w:ascii="Arial" w:hAnsi="Arial"/>
+          <w:b w:val="0"/>
+          <w:i w:val="0"/>
+          <w:sz w:val="22"/>
+        </w:rPr>
+        <w:t>R2 bucket snapshot_manifest.json had been at git_sha=bfee6dc, generated_at=2026-05-09T17:20:38Z while main had advanced to f3c3800. Functionally, equity content was still correct because none of those 13 commits touched equity files — they were all options work. But options content had never been uploaded to R2 at all.</w:t>
+      </w:r>
+    </w:p>
+    <w:p>
+      <w:pPr>
+        <w:pStyle w:val="Heading2"/>
+      </w:pPr>
+      <w:r>
+        <w:t>Finding 3: Mike's venv missing truststore and pytest — RESOLVED</w:t>
       </w:r>
     </w:p>
     <w:p>
@@ -2079,63 +2242,16 @@
           <w:i w:val="0"/>
           <w:sz w:val="22"/>
         </w:rPr>
-        <w:t>Action sequence:</w:t>
+        <w:t xml:space="preserve">Resolved 2026-05-11: </w:t>
       </w:r>
-    </w:p>
-    <w:p>
-      <w:pPr>
-        <w:pStyle w:val="ListBullet"/>
-      </w:pPr>
       <w:r>
         <w:rPr>
           <w:rFonts w:ascii="Arial" w:hAnsi="Arial"/>
+          <w:b w:val="0"/>
+          <w:i w:val="0"/>
           <w:sz w:val="22"/>
         </w:rPr>
-        <w:t>Merge PR #15</w:t>
-      </w:r>
-    </w:p>
-    <w:p>
-      <w:pPr>
-        <w:pStyle w:val="ListBullet"/>
-      </w:pPr>
-      <w:r>
-        <w:rPr>
-          <w:rFonts w:ascii="Arial" w:hAnsi="Arial"/>
-          <w:sz w:val="22"/>
-        </w:rPr>
-        <w:t>Run snapshot_for_cloud.py --asset-class equities (catches any equity changes — should be a near-no-op)</w:t>
-      </w:r>
-    </w:p>
-    <w:p>
-      <w:pPr>
-        <w:pStyle w:val="ListBullet"/>
-      </w:pPr>
-      <w:r>
-        <w:rPr>
-          <w:rFonts w:ascii="Arial" w:hAnsi="Arial"/>
-          <w:sz w:val="22"/>
-        </w:rPr>
-        <w:t>Run snapshot_for_cloud.py --asset-class options (first-ever options upload)</w:t>
-      </w:r>
-    </w:p>
-    <w:p>
-      <w:pPr>
-        <w:pStyle w:val="ListBullet"/>
-      </w:pPr>
-      <w:r>
-        <w:rPr>
-          <w:rFonts w:ascii="Arial" w:hAnsi="Arial"/>
-          <w:sz w:val="22"/>
-        </w:rPr>
-        <w:t>Hard-refresh the cloud dashboard, verify Options tab no longer shows placeholder</w:t>
-      </w:r>
-    </w:p>
-    <w:p>
-      <w:pPr>
-        <w:pStyle w:val="Heading2"/>
-      </w:pPr>
-      <w:r>
-        <w:t>Finding 3: Mike's venv is missing truststore and pytest</w:t>
+        <w:t>Test collection bug fixed in commit c1346cd; venv dependencies installed via pip install -r requirements.txt. Full test suite now collects and runs.</w:t>
       </w:r>
     </w:p>
     <w:p>
@@ -2146,7 +2262,18 @@
           <w:i w:val="0"/>
           <w:sz w:val="22"/>
         </w:rPr>
-        <w:t>truststore==0.10.4 is in requirements.txt but not installed. Two test failures, both same root cause:</w:t>
+        <w:t>Historical context — original finding kept for the record:</w:t>
+      </w:r>
+    </w:p>
+    <w:p>
+      <w:r>
+        <w:rPr>
+          <w:rFonts w:ascii="Arial" w:hAnsi="Arial"/>
+          <w:b w:val="0"/>
+          <w:i w:val="0"/>
+          <w:sz w:val="22"/>
+        </w:rPr>
+        <w:t>truststore==0.10.4 was in requirements.txt but not installed on Mike's machine. Two test failures, both same root cause:</w:t>
       </w:r>
     </w:p>
     <w:p>
@@ -2170,7 +2297,7 @@
           <w:rFonts w:ascii="Arial" w:hAnsi="Arial"/>
           <w:sz w:val="22"/>
         </w:rPr>
-        <w:t>test_optuna_runner.py::test_smoke_study_constants_match_locked_config: fails for the same reason transitively via src/options/_ssl.py</w:t>
+        <w:t>test_optuna_runner.py::test_smoke_study_constants_match_locked_config: failed for the same reason transitively via src/options/_ssl.py</w:t>
       </w:r>
     </w:p>
     <w:p>
@@ -2181,40 +2308,27 @@
           <w:i w:val="0"/>
           <w:sz w:val="22"/>
         </w:rPr>
-        <w:t>After fixing: 374 tests pass, 1 skipped. Fix is one command:</w:t>
+        <w:t>After fixing: 374 tests pass, 1 skipped. Also flagged at the time: pytest itself wasn't in requirements.txt at all. Add it as a dev dep so future fresh venvs are self-bootstrapping.</w:t>
       </w:r>
     </w:p>
-    <w:tbl>
-      <w:tblPr>
-        <w:tblW w:type="auto" w:w="0"/>
-        <w:tblLayout w:type="autofit"/>
-        <w:tblLook w:firstColumn="1" w:firstRow="1" w:lastColumn="0" w:lastRow="0" w:noHBand="0" w:noVBand="1" w:val="04A0"/>
-      </w:tblPr>
-      <w:tblGrid>
-        <w:gridCol w:w="9360"/>
-      </w:tblGrid>
-      <w:tr>
-        <w:tc>
-          <w:tcPr>
-            <w:tcW w:type="dxa" w:w="9360"/>
-            <w:shd w:val="clear" w:color="auto" w:fill="F2F2F2"/>
-          </w:tcPr>
-          <w:p>
-            <w:pPr>
-              <w:spacing w:after="0" w:before="0"/>
-            </w:pPr>
-            <w:r>
-              <w:rPr>
-                <w:rFonts w:ascii="Consolas" w:hAnsi="Consolas"/>
-                <w:sz w:val="18"/>
-              </w:rPr>
-              <w:t>venv\Scripts\pip install -r requirements.txt</w:t>
-            </w:r>
-          </w:p>
-        </w:tc>
-      </w:tr>
-    </w:tbl>
     <w:p>
+      <w:pPr>
+        <w:pStyle w:val="Heading2"/>
+      </w:pPr>
+      <w:r>
+        <w:t>Finding 4: .env.example missing POLYGON_API_KEY — RESOLVED</w:t>
+      </w:r>
+    </w:p>
+    <w:p>
+      <w:r>
+        <w:rPr>
+          <w:rFonts w:ascii="Arial" w:hAnsi="Arial"/>
+          <w:b/>
+          <w:i w:val="0"/>
+          <w:sz w:val="22"/>
+        </w:rPr>
+        <w:t xml:space="preserve">Resolved in this commit: </w:t>
+      </w:r>
       <w:r>
         <w:rPr>
           <w:rFonts w:ascii="Arial" w:hAnsi="Arial"/>
@@ -2222,15 +2336,7 @@
           <w:i w:val="0"/>
           <w:sz w:val="22"/>
         </w:rPr>
-        <w:t>Also flagged: pytest itself isn't in requirements.txt at all. Add it as a dev dep so future fresh venvs are self-bootstrapping.</w:t>
-      </w:r>
-    </w:p>
-    <w:p>
-      <w:pPr>
-        <w:pStyle w:val="Heading2"/>
-      </w:pPr>
-      <w:r>
-        <w:t>Finding 4: .env.example missing POLYGON_API_KEY — silent onboarding failure</w:t>
+        <w:t>.env.example now enumerates every environment variable the codebase reads at runtime (Tradier, Polygon, FRED, Finnhub, R2, and the optional PAPER_TRADER_* runtime knobs), grouped by purpose with signup links where relevant.</w:t>
       </w:r>
     </w:p>
     <w:p>
@@ -2241,19 +2347,10 @@
           <w:i w:val="0"/>
           <w:sz w:val="22"/>
         </w:rPr>
-        <w:t>src/options/polygon.py requires POLYGON_API_KEY and even cites Massive.com as the signup destination. But .env.example only documents Tradier env vars. A new contributor (or Mike on a fresh checkout) will hit a runtime error with no docs path forward.</w:t>
+        <w:t>Historical context — original finding kept for the record:</w:t>
       </w:r>
     </w:p>
     <w:p>
-      <w:r>
-        <w:rPr>
-          <w:rFonts w:ascii="Arial" w:hAnsi="Arial"/>
-          <w:b/>
-          <w:i w:val="0"/>
-          <w:sz w:val="22"/>
-        </w:rPr>
-        <w:t xml:space="preserve">Easy fix: </w:t>
-      </w:r>
       <w:r>
         <w:rPr>
           <w:rFonts w:ascii="Arial" w:hAnsi="Arial"/>
@@ -2261,7 +2358,7 @@
           <w:i w:val="0"/>
           <w:sz w:val="22"/>
         </w:rPr>
-        <w:t>add to .env.example with a comment linking to https://polygon.io/signup.</w:t>
+        <w:t>src/options/polygon.py required POLYGON_API_KEY and even cited Massive.com as the signup destination. But .env.example only documented Tradier env vars. A new contributor (or Mike on a fresh checkout) would have hit a runtime error with no docs path forward.</w:t>
       </w:r>
     </w:p>
     <w:p>
@@ -2438,18 +2535,6 @@
       </w:r>
     </w:p>
     <w:p>
-      <w:pPr>
-        <w:pStyle w:val="ListBullet"/>
-      </w:pPr>
-      <w:r>
-        <w:rPr>
-          <w:rFonts w:ascii="Arial" w:hAnsi="Arial"/>
-          <w:b/>
-          <w:i w:val="0"/>
-          <w:sz w:val="22"/>
-        </w:rPr>
-        <w:t>Merge PR #15.</w:t>
-      </w:r>
       <w:r>
         <w:rPr>
           <w:rFonts w:ascii="Arial" w:hAnsi="Arial"/>
@@ -2457,76 +2542,7 @@
           <w:i w:val="0"/>
           <w:sz w:val="22"/>
         </w:rPr>
-        <w:t xml:space="preserve"> Mike eyeballs the diff on GitHub, clicks Squash and Merge. ~10 min.</w:t>
-      </w:r>
-    </w:p>
-    <w:p>
-      <w:pPr>
-        <w:pStyle w:val="ListBullet"/>
-      </w:pPr>
-      <w:r>
-        <w:rPr>
-          <w:rFonts w:ascii="Arial" w:hAnsi="Arial"/>
-          <w:b/>
-          <w:i w:val="0"/>
-          <w:sz w:val="22"/>
-        </w:rPr>
-        <w:t>Run pip install -r requirements.txt.</w:t>
-      </w:r>
-      <w:r>
-        <w:rPr>
-          <w:rFonts w:ascii="Arial" w:hAnsi="Arial"/>
-          <w:b w:val="0"/>
-          <w:i w:val="0"/>
-          <w:sz w:val="22"/>
-        </w:rPr>
-        <w:t xml:space="preserve"> Fixes the 2 test failures and gets truststore. &lt;1 min.</w:t>
-      </w:r>
-    </w:p>
-    <w:p>
-      <w:pPr>
-        <w:pStyle w:val="ListBullet"/>
-      </w:pPr>
-      <w:r>
-        <w:rPr>
-          <w:rFonts w:ascii="Arial" w:hAnsi="Arial"/>
-          <w:b/>
-          <w:i w:val="0"/>
-          <w:sz w:val="22"/>
-        </w:rPr>
-        <w:t>Sync R2 with --asset-class equities and --asset-class options.</w:t>
-      </w:r>
-      <w:r>
-        <w:rPr>
-          <w:rFonts w:ascii="Arial" w:hAnsi="Arial"/>
-          <w:b w:val="0"/>
-          <w:i w:val="0"/>
-          <w:sz w:val="22"/>
-        </w:rPr>
-        <w:t xml:space="preserve"> Brings cloud dashboard current. ~5 min.</w:t>
-      </w:r>
-    </w:p>
-    <w:p>
-      <w:pPr>
-        <w:pStyle w:val="ListBullet"/>
-      </w:pPr>
-      <w:r>
-        <w:rPr>
-          <w:rFonts w:ascii="Arial" w:hAnsi="Arial"/>
-          <w:b/>
-          <w:i w:val="0"/>
-          <w:sz w:val="22"/>
-        </w:rPr>
-        <w:t>Visually verify the cloud dashboard.</w:t>
-      </w:r>
-      <w:r>
-        <w:rPr>
-          <w:rFonts w:ascii="Arial" w:hAnsi="Arial"/>
-          <w:b w:val="0"/>
-          <w:i w:val="0"/>
-          <w:sz w:val="22"/>
-        </w:rPr>
-        <w:t xml:space="preserve"> Hard-refresh paper-trader-mteev.streamlit.app, click each tab. Confirm no 404 errors. ~3 min.</w:t>
+        <w:t>URGENT items resolved 2026-05-11. Next URGENT item will surface when Chris runs the v1 study and we need to verify the options dashboard renders correctly.</w:t>
       </w:r>
     </w:p>
     <w:p>
@@ -2548,7 +2564,7 @@
           <w:i w:val="0"/>
           <w:sz w:val="22"/>
         </w:rPr>
-        <w:t>Add POLYGON_API_KEY to .env.example.</w:t>
+        <w:t>Sync .env between Mike and Chris's machines (one-time).</w:t>
       </w:r>
       <w:r>
         <w:rPr>
@@ -2557,7 +2573,53 @@
           <w:i w:val="0"/>
           <w:sz w:val="22"/>
         </w:rPr>
-        <w:t xml:space="preserve"> Trivial fix; eliminates silent onboarding failure. ~2 min.</w:t>
+        <w:t xml:space="preserve"> Out-of-band task. Both contributors need identical .env content so either workstation can run any task. .env.example in this commit enumerates the full key set — each contributor fills in their copy and shares it with the other via a secure channel.</w:t>
+      </w:r>
+    </w:p>
+    <w:p>
+      <w:pPr>
+        <w:pStyle w:val="ListBullet"/>
+      </w:pPr>
+      <w:r>
+        <w:rPr>
+          <w:rFonts w:ascii="Arial" w:hAnsi="Arial"/>
+          <w:b/>
+          <w:i w:val="0"/>
+          <w:sz w:val="22"/>
+        </w:rPr>
+        <w:t>Wait for Chris to run v1 study; then sync options R2.</w:t>
+      </w:r>
+      <w:r>
+        <w:rPr>
+          <w:rFonts w:ascii="Arial" w:hAnsi="Arial"/>
+          <w:b w:val="0"/>
+          <w:i w:val="0"/>
+          <w:sz w:val="22"/>
+        </w:rPr>
+        <w:t xml:space="preserve"> Once Chris launches and the v1 study produces models/cache/options/ artifacts, run snapshot_for_cloud.py --asset-class options to push them to R2.</w:t>
+      </w:r>
+    </w:p>
+    <w:p>
+      <w:pPr>
+        <w:pStyle w:val="ListBullet"/>
+      </w:pPr>
+      <w:r>
+        <w:rPr>
+          <w:rFonts w:ascii="Arial" w:hAnsi="Arial"/>
+          <w:b/>
+          <w:i w:val="0"/>
+          <w:sz w:val="22"/>
+        </w:rPr>
+        <w:t>Verify options dashboard end-to-end after R2 sync.</w:t>
+      </w:r>
+      <w:r>
+        <w:rPr>
+          <w:rFonts w:ascii="Arial" w:hAnsi="Arial"/>
+          <w:b w:val="0"/>
+          <w:i w:val="0"/>
+          <w:sz w:val="22"/>
+        </w:rPr>
+        <w:t xml:space="preserve"> Equity tabs already verified at git_sha 993527f. Options verification is pending Chris's v1 study + the subsequent options R2 sync.</w:t>
       </w:r>
     </w:p>
     <w:p>
@@ -3947,7 +4009,7 @@
           <w:i w:val="0"/>
           <w:sz w:val="22"/>
         </w:rPr>
-        <w:t>Beyond the immediate action items, three things about where the project is now:</w:t>
+        <w:t>Beyond the immediate action items, four things about where the project is now:</w:t>
       </w:r>
     </w:p>
     <w:p>
@@ -3985,7 +4047,7 @@
           <w:i w:val="0"/>
           <w:sz w:val="22"/>
         </w:rPr>
-        <w:t>Everything in the URGENT and HIGH action lists is coordination work — review a PR, sync R2, update docs, install deps. No deep technical work is currently blocked. That's a much better state than "we have a working strategy but the code is broken," which is where many quant projects get stuck.</w:t>
+        <w:t>Everything that remains on the HIGH action list is coordination work — launch a queued study, sync R2 once artifacts exist, share .env between machines, update stale memos. No deep technical work is currently blocked. That's a much better state than "we have a working strategy but the code is broken," which is where many quant projects get stuck.</w:t>
       </w:r>
     </w:p>
     <w:p>
@@ -4082,7 +4144,7 @@
           <w:i w:val="0"/>
           <w:sz w:val="22"/>
         </w:rPr>
-        <w:t>Chris shipped 13 commits in 2 days. That's a meaningful sprint and the audit shows the work is real — proper Greeks (Black-Scholes), engine, position model, BacktestConfig, FeeModel, Optuna runner, promotion gate, concentration analysis. The PR #15 hang fix is exactly the kind of bug that shows up when you actually try to run something end-to-end. Worth merging soon so he doesn't have to context-switch back to it later.</w:t>
+        <w:t>Chris shipped 13 commits in 2 days, with PR #15 landing the hang fix + concurrency refactor on 2026-05-11. The work is real — proper Greeks (Black-Scholes), engine, position model, BacktestConfig, FeeModel, Optuna runner, promotion gate, concentration analysis. The PR #15 hang fix was exactly the kind of bug that shows up when you actually try to run something end-to-end.</w:t>
       </w:r>
     </w:p>
     <w:p>
@@ -4093,7 +4155,85 @@
           <w:i w:val="0"/>
           <w:sz w:val="22"/>
         </w:rPr>
-        <w:t>Once PR #15 merges and the v1 study runs, you'll have a third promotable workstream alongside the three equity studies. The dashboard will need parallel options tabs eventually (or at least a Performance tab that handles both asset classes); that's a future-work item Chris should think about as he gets close to v1 promotion.</w:t>
+        <w:t>Now that PR #15 has merged, the v1 study is unblocked. Once Chris launches it and it completes, the project gets a third promotable workstream alongside the three equity studies. The dashboard will need parallel options tabs eventually (or at least a Performance tab that handles both asset classes); that's a future-work item Chris should think about as he gets close to v1 promotion.</w:t>
+      </w:r>
+    </w:p>
+    <w:p>
+      <w:pPr>
+        <w:pStyle w:val="Heading2"/>
+      </w:pPr>
+      <w:r>
+        <w:t>Workstation parity goal</w:t>
+      </w:r>
+    </w:p>
+    <w:p>
+      <w:r>
+        <w:rPr>
+          <w:rFonts w:ascii="Arial" w:hAnsi="Arial"/>
+          <w:b w:val="0"/>
+          <w:i w:val="0"/>
+          <w:sz w:val="22"/>
+        </w:rPr>
+        <w:t>Mike and Chris are working toward a two-workstation parity model — either machine should be capable of picking up tasks the other was doing. Most code is already portable thanks to the Phase 1 asset-class refactor. Remaining work to reach full parity:</w:t>
+      </w:r>
+    </w:p>
+    <w:p>
+      <w:pPr>
+        <w:pStyle w:val="ListBullet"/>
+      </w:pPr>
+      <w:r>
+        <w:rPr>
+          <w:rFonts w:ascii="Arial" w:hAnsi="Arial"/>
+          <w:sz w:val="22"/>
+        </w:rPr>
+        <w:t>Identical .env on both machines (done as of this commit — .env.example now enumerates the full key set)</w:t>
+      </w:r>
+    </w:p>
+    <w:p>
+      <w:pPr>
+        <w:pStyle w:val="ListBullet"/>
+      </w:pPr>
+      <w:r>
+        <w:rPr>
+          <w:rFonts w:ascii="Arial" w:hAnsi="Arial"/>
+          <w:sz w:val="22"/>
+        </w:rPr>
+        <w:t>Python version + venv package parity</w:t>
+      </w:r>
+    </w:p>
+    <w:p>
+      <w:pPr>
+        <w:pStyle w:val="ListBullet"/>
+      </w:pPr>
+      <w:r>
+        <w:rPr>
+          <w:rFonts w:ascii="Arial" w:hAnsi="Arial"/>
+          <w:sz w:val="22"/>
+        </w:rPr>
+        <w:t>Snapshot data portability — the 228 MB equity snapshot is currently single-source on Mike's machine; should be backed up to R2 or regeneratable</w:t>
+      </w:r>
+    </w:p>
+    <w:p>
+      <w:pPr>
+        <w:pStyle w:val="ListBullet"/>
+      </w:pPr>
+      <w:r>
+        <w:rPr>
+          <w:rFonts w:ascii="Arial" w:hAnsi="Arial"/>
+          <w:sz w:val="22"/>
+        </w:rPr>
+        <w:t>Documented hardware-aware task routing for CUDA-required work on Chris's RTX 5080</w:t>
+      </w:r>
+    </w:p>
+    <w:p>
+      <w:r>
+        <w:rPr>
+          <w:rFonts w:ascii="Arial" w:hAnsi="Arial"/>
+          <w:b w:val="0"/>
+          <w:i w:val="0"/>
+          <w:sz w:val="22"/>
+        </w:rPr>
+        <w:t>See docs/future_work.md ("Two-workstation parity for cross-contributor handoff") for the multi-phase plan and per-phase cost estimates.</w:t>
       </w:r>
     </w:p>
     <w:p>
@@ -4136,7 +4276,31 @@
                 <w:rFonts w:ascii="Consolas" w:hAnsi="Consolas"/>
                 <w:sz w:val="18"/>
               </w:rPr>
-              <w:t># 1. Install missing dependencies</w:t>
+              <w:t># Post-PR-#15-merge action sequence (most URGENT items done</w:t>
+            </w:r>
+          </w:p>
+          <w:p>
+            <w:pPr>
+              <w:spacing w:after="0" w:before="0"/>
+            </w:pPr>
+            <w:r>
+              <w:rPr>
+                <w:rFonts w:ascii="Consolas" w:hAnsi="Consolas"/>
+                <w:sz w:val="18"/>
+              </w:rPr>
+              <w:t># 2026-05-11; remaining items pending Chris's v1 study output).</w:t>
+            </w:r>
+          </w:p>
+          <w:p>
+            <w:pPr>
+              <w:spacing w:after="0" w:before="0"/>
+            </w:pPr>
+            <w:r>
+              <w:rPr>
+                <w:rFonts w:ascii="Consolas" w:hAnsi="Consolas"/>
+                <w:sz w:val="18"/>
+              </w:rPr>
+              <w:t xml:space="preserve"> </w:t>
             </w:r>
           </w:p>
           <w:p>
@@ -4160,18 +4324,6 @@
                 <w:rFonts w:ascii="Consolas" w:hAnsi="Consolas"/>
                 <w:sz w:val="18"/>
               </w:rPr>
-              <w:t>venv\Scripts\pip install -r requirements.txt</w:t>
-            </w:r>
-          </w:p>
-          <w:p>
-            <w:pPr>
-              <w:spacing w:after="0" w:before="0"/>
-            </w:pPr>
-            <w:r>
-              <w:rPr>
-                <w:rFonts w:ascii="Consolas" w:hAnsi="Consolas"/>
-                <w:sz w:val="18"/>
-              </w:rPr>
               <w:t xml:space="preserve"> </w:t>
             </w:r>
           </w:p>
@@ -4184,7 +4336,7 @@
                 <w:rFonts w:ascii="Consolas" w:hAnsi="Consolas"/>
                 <w:sz w:val="18"/>
               </w:rPr>
-              <w:t># 2. After PR #15 merges, pull main</w:t>
+              <w:t># 1. Confirm local main is current</w:t>
             </w:r>
           </w:p>
           <w:p>
@@ -4232,7 +4384,7 @@
                 <w:rFonts w:ascii="Consolas" w:hAnsi="Consolas"/>
                 <w:sz w:val="18"/>
               </w:rPr>
-              <w:t># 3. Sync R2 for both asset classes</w:t>
+              <w:t># 2. (Chris) Launch the v1 production study. ~6h runtime.</w:t>
             </w:r>
           </w:p>
           <w:p>
@@ -4244,19 +4396,7 @@
                 <w:rFonts w:ascii="Consolas" w:hAnsi="Consolas"/>
                 <w:sz w:val="18"/>
               </w:rPr>
-              <w:t>venv\Scripts\python.exe src\snapshot_for_cloud.py --asset-class equities --dry-run</w:t>
-            </w:r>
-          </w:p>
-          <w:p>
-            <w:pPr>
-              <w:spacing w:after="0" w:before="0"/>
-            </w:pPr>
-            <w:r>
-              <w:rPr>
-                <w:rFonts w:ascii="Consolas" w:hAnsi="Consolas"/>
-                <w:sz w:val="18"/>
-              </w:rPr>
-              <w:t>venv\Scripts\python.exe src\snapshot_for_cloud.py --asset-class equities</w:t>
+              <w:t>venv\Scripts\python.exe scripts\run_options_v1_study.py</w:t>
             </w:r>
           </w:p>
           <w:p>
@@ -4269,6 +4409,30 @@
                 <w:sz w:val="18"/>
               </w:rPr>
               <w:t xml:space="preserve"> </w:t>
+            </w:r>
+          </w:p>
+          <w:p>
+            <w:pPr>
+              <w:spacing w:after="0" w:before="0"/>
+            </w:pPr>
+            <w:r>
+              <w:rPr>
+                <w:rFonts w:ascii="Consolas" w:hAnsi="Consolas"/>
+                <w:sz w:val="18"/>
+              </w:rPr>
+              <w:t># 3. After v1 study completes, sync options R2 (first-ever</w:t>
+            </w:r>
+          </w:p>
+          <w:p>
+            <w:pPr>
+              <w:spacing w:after="0" w:before="0"/>
+            </w:pPr>
+            <w:r>
+              <w:rPr>
+                <w:rFonts w:ascii="Consolas" w:hAnsi="Consolas"/>
+                <w:sz w:val="18"/>
+              </w:rPr>
+              <w:t>#    options upload). --dry-run first.</w:t>
             </w:r>
           </w:p>
           <w:p>
@@ -4328,7 +4492,7 @@
                 <w:rFonts w:ascii="Consolas" w:hAnsi="Consolas"/>
                 <w:sz w:val="18"/>
               </w:rPr>
-              <w:t>#    Click each tab. Verify no errors. Verify Options tab shows</w:t>
+              <w:t>#    Click each tab. Verify Options tab shows real content</w:t>
             </w:r>
           </w:p>
           <w:p>
@@ -4340,7 +4504,7 @@
                 <w:rFonts w:ascii="Consolas" w:hAnsi="Consolas"/>
                 <w:sz w:val="18"/>
               </w:rPr>
-              <w:t>#    real content instead of placeholder.</w:t>
+              <w:t>#    instead of placeholder.</w:t>
             </w:r>
           </w:p>
           <w:p>
@@ -4364,7 +4528,7 @@
                 <w:rFonts w:ascii="Consolas" w:hAnsi="Consolas"/>
                 <w:sz w:val="18"/>
               </w:rPr>
-              <w:t># 5. Run pytest to confirm all tests pass</w:t>
+              <w:t># 5. Run pytest to confirm all tests still pass</w:t>
             </w:r>
           </w:p>
           <w:p>
@@ -4836,7 +5000,7 @@
                 <w:rFonts w:ascii="Consolas" w:hAnsi="Consolas"/>
                 <w:sz w:val="18"/>
               </w:rPr>
-              <w:t>chris/options-fix-v1-study-hang            # 7e0881c (1 ahead, OPEN PR #15)</w:t>
+              <w:t xml:space="preserve">                                           # (PR #15 merged 2026-05-11 at 993527f)</w:t>
             </w:r>
           </w:p>
           <w:p>
@@ -4907,6 +5071,26 @@
           <w:sz w:val="22"/>
         </w:rPr>
         <w:t>This is the canonical project state doc. It supersedes prior versions and is committed to the repo for the first time.</w:t>
+      </w:r>
+    </w:p>
+    <w:p>
+      <w:r>
+        <w:rPr>
+          <w:rFonts w:ascii="Arial" w:hAnsi="Arial"/>
+          <w:b/>
+          <w:i w:val="0"/>
+          <w:sz w:val="22"/>
+        </w:rPr>
+        <w:t xml:space="preserve">Last updated: </w:t>
+      </w:r>
+      <w:r>
+        <w:rPr>
+          <w:rFonts w:ascii="Arial" w:hAnsi="Arial"/>
+          <w:b w:val="0"/>
+          <w:i w:val="0"/>
+          <w:sz w:val="22"/>
+        </w:rPr>
+        <w:t>2026-05-11 (post-PR-#15-merge refresh — URGENT items cleared, .env.example completed, workstation-parity goal added).</w:t>
       </w:r>
     </w:p>
     <w:tbl>
@@ -5852,6 +6036,86 @@
         <w:t>The !docs/*.docx gitignore rule was buggy and had been silently dropping any docx file under docs/specs/ for weeks. The fix means committed documentation now reliably lands in the repo.</w:t>
       </w:r>
     </w:p>
+    <w:p>
+      <w:pPr>
+        <w:pStyle w:val="Heading2"/>
+      </w:pPr>
+      <w:r>
+        <w:t>2026-05-11 (later in day) — Post-merge sweep</w:t>
+      </w:r>
+    </w:p>
+    <w:p>
+      <w:pPr>
+        <w:pStyle w:val="ListBullet"/>
+      </w:pPr>
+      <w:r>
+        <w:rPr>
+          <w:rFonts w:ascii="Arial" w:hAnsi="Arial"/>
+          <w:sz w:val="22"/>
+        </w:rPr>
+        <w:t>PR #15 merged (commit 993527f)</w:t>
+      </w:r>
+    </w:p>
+    <w:p>
+      <w:pPr>
+        <w:pStyle w:val="ListBullet"/>
+      </w:pPr>
+      <w:r>
+        <w:rPr>
+          <w:rFonts w:ascii="Arial" w:hAnsi="Arial"/>
+          <w:sz w:val="22"/>
+        </w:rPr>
+        <w:t>R2 synced for equities at the new HEAD</w:t>
+      </w:r>
+    </w:p>
+    <w:p>
+      <w:pPr>
+        <w:pStyle w:val="ListBullet"/>
+      </w:pPr>
+      <w:r>
+        <w:rPr>
+          <w:rFonts w:ascii="Arial" w:hAnsi="Arial"/>
+          <w:sz w:val="22"/>
+        </w:rPr>
+        <w:t>Test collection bug fixed (commit c1346cd)</w:t>
+      </w:r>
+    </w:p>
+    <w:p>
+      <w:pPr>
+        <w:pStyle w:val="ListBullet"/>
+      </w:pPr>
+      <w:r>
+        <w:rPr>
+          <w:rFonts w:ascii="Arial" w:hAnsi="Arial"/>
+          <w:sz w:val="22"/>
+        </w:rPr>
+        <w:t>Venv dependencies installed (pip install -r requirements.txt)</w:t>
+      </w:r>
+    </w:p>
+    <w:p>
+      <w:pPr>
+        <w:pStyle w:val="ListBullet"/>
+      </w:pPr>
+      <w:r>
+        <w:rPr>
+          <w:rFonts w:ascii="Arial" w:hAnsi="Arial"/>
+          <w:sz w:val="22"/>
+        </w:rPr>
+        <w:t>.env.example completed with all required keys (Tradier, Polygon, FRED, Finnhub, R2, optional PAPER_TRADER_* runtime knobs)</w:t>
+      </w:r>
+    </w:p>
+    <w:p>
+      <w:pPr>
+        <w:pStyle w:val="ListBullet"/>
+      </w:pPr>
+      <w:r>
+        <w:rPr>
+          <w:rFonts w:ascii="Arial" w:hAnsi="Arial"/>
+          <w:sz w:val="22"/>
+        </w:rPr>
+        <w:t>URGENT block of action items cleared; next URGENT surfaces when Chris launches the v1 production study</w:t>
+      </w:r>
+    </w:p>
     <w:sectPr>
       <w:pgSz w:w="12240" w:h="15840"/>
       <w:pgMar w:top="1440" w:right="1440" w:bottom="1440" w:left="1440" w:header="720" w:footer="720" w:gutter="0"/>

--- a/docs/Project_State_Tracker.docx
+++ b/docs/Project_State_Tracker.docx
@@ -2826,6 +2826,12 @@
       </w:r>
     </w:p>
     <w:p>
+      <w:pPr/>
+      <w:r>
+        <w:t>OBSOLETE (2026-05-11): This analysis is superseded. Chris's Polygon subscription is options-only with a 2-year history limit and cannot be repurposed for stocks-side equity data. Mike instead purchased Finnhub Basic ($49.99/mo, 150 calls/min for candle, 60 calls/min for /stock/metric, 10y daily OHLC, survivorship-bias-mitigated). The Larger Universe v1 snapshot at models/snapshots/equities/larger_universe_v1_20260511/ is the result. See docs/diagnostics/larger_universe_v1_capabilities.md and docs/diagnostics/larger_universe_v1_snapshot_summary.md for details. The remainder of this section is preserved as historical record of the decision context.</w:t>
+      </w:r>
+    </w:p>
+    <w:p>
       <w:r>
         <w:rPr>
           <w:rFonts w:ascii="Arial" w:hAnsi="Arial"/>
@@ -4952,6 +4958,26 @@
         <w:t>Branch states</w:t>
       </w:r>
     </w:p>
+    <w:p>
+      <w:pPr>
+        <w:pStyle w:val="Heading2"/>
+      </w:pPr>
+      <w:r>
+        <w:t>Equity snapshots — Larger Universe v1 added 2026-05-11</w:t>
+      </w:r>
+    </w:p>
+    <w:p>
+      <w:pPr/>
+      <w:r>
+        <w:t>models/snapshots/equities/pre_v2_20260505/  — legacy baseline (locked). 491 ticker universe (SP500 + NDX overlap), 2018-01-02 onward, survivorship-biased. Used by the three promoted studies (#325, #842, #1852). Do not modify.</w:t>
+      </w:r>
+    </w:p>
+    <w:p>
+      <w:pPr/>
+      <w:r>
+        <w:t>models/snapshots/equities/larger_universe_v1_20260511/  — Larger Universe v1 baseline (best-effort survivorship-bias mitigation, fresh study material). 1,963 tickers with 10y daily prices, 1,919 with Finnhub fundamentals, macro_signals carried forward. SP500 + SP400 + SP600 actives plus last-decade delisted. No earnings_dates (Finnhub Basic forward-only; yfinance scale-fetch hit 23.6% coverage and the stash sanity gate fired — feature dropped from v1 per the &lt;85% rule). See the snapshot summary doc for the full coverage breakdown and residual-bias characterization.</w:t>
+      </w:r>
+    </w:p>
     <w:tbl>
       <w:tblPr>
         <w:tblW w:type="auto" w:w="0"/>

--- a/docs/Project_State_Tracker.docx
+++ b/docs/Project_State_Tracker.docx
@@ -2034,6 +2034,120 @@
           <w:sz w:val="20"/>
         </w:rPr>
         <w:t>After pasting, Claude will read this tracker and any referenced docs before answering your first question. Update this prompt's reference list if you add new authoritative docs to the repo.</w:t>
+      </w:r>
+    </w:p>
+    <w:p>
+      <w:pPr>
+        <w:pStyle w:val="Heading1"/>
+      </w:pPr>
+      <w:r>
+        <w:t>Larger Universe v1 study — paused at Phase 2→3 gate (2026-05-11)</w:t>
+      </w:r>
+    </w:p>
+    <w:p>
+      <w:pPr/>
+      <w:r>
+        <w:t>Status: paused at Phase 2→3 gate pending diagnostic re-smoke results. The cross-sectional IC bug fix surfaced near-zero stock-ranking signal on the price+macro feature subset at 5-day horizon; horizon diagnostic shows signal exists at 21-day horizon for the full feature set. Phase 3 (6-7 hour Optuna run) deferred to Mike's morning review.</w:t>
+      </w:r>
+    </w:p>
+    <w:p>
+      <w:pPr>
+        <w:pStyle w:val="Heading2"/>
+      </w:pPr>
+      <w:r>
+        <w:t>What's complete</w:t>
+      </w:r>
+    </w:p>
+    <w:p>
+      <w:pPr>
+        <w:pStyle w:val="ListBullet"/>
+      </w:pPr>
+      <w:r>
+        <w:t>Larger Universe v1 data snapshot at models/snapshots/equities/larger_universe_v1_20260511/ — 1,963 tickers, 10y daily prices, 1,919 with Finnhub fundamentals, survivorship-bias-mitigated via Wikipedia component-change scrape.</w:t>
+      </w:r>
+    </w:p>
+    <w:p>
+      <w:pPr>
+        <w:pStyle w:val="ListBullet"/>
+      </w:pPr>
+      <w:r>
+        <w:t>Feature matrix at models/features/larger_universe_v1/features.parquet — 4.35M rows × 40 cols including point-in-time fundamentals (45d reporting lag), extended macro signals (10 FRED series), sector + index membership, derived log market cap, rolling-36-month beta.</w:t>
+      </w:r>
+    </w:p>
+    <w:p>
+      <w:pPr>
+        <w:pStyle w:val="ListBullet"/>
+      </w:pPr>
+      <w:r>
+        <w:t>Training pipelines (XGBoost + ElasticNet) with 5-fold expanding-window CV and 5d embargo. CV design doc at docs/diagnostics/larger_universe_v1_cv_design.md.</w:t>
+      </w:r>
+    </w:p>
+    <w:p>
+      <w:pPr>
+        <w:pStyle w:val="ListBullet"/>
+      </w:pPr>
+      <w:r>
+        <w:t>Cross-sectional IC bug found and fixed pre-Phase-3. Panel-wise IC of 0.085 was substantially market-timing rather than stock-ranking. Corrected metric correctly attributes zero credit to stock-ranking on the price+macro subset.</w:t>
+      </w:r>
+    </w:p>
+    <w:p>
+      <w:pPr>
+        <w:pStyle w:val="Heading2"/>
+      </w:pPr>
+      <w:r>
+        <w:t>Headline diagnostic finding</w:t>
+      </w:r>
+    </w:p>
+    <w:p>
+      <w:pPr/>
+      <w:r>
+        <w:t>Horizon is the binding constraint, not feature set. At 5-day horizon, XGBoost collapses to constant-within-date predictions (learns macro features, ignores ticker-level features). At 21-day horizon, both models produce meaningful cross-sectional IC across all folds: XGBoost mean 0.019, ElasticNet mean 0.031, with positive contributions from 4 of 5 folds. Fold 3 (val 2021-05 to 2022-05) is hostile for both models — the 2022 bear-market regime reversal. See docs/diagnostics/larger_universe_v1_horizon_diagnostic.md for the full per-fold breakdown.</w:t>
+      </w:r>
+    </w:p>
+    <w:p>
+      <w:pPr>
+        <w:pStyle w:val="Heading2"/>
+      </w:pPr>
+      <w:r>
+        <w:t>Decision pending — three options</w:t>
+      </w:r>
+    </w:p>
+    <w:p>
+      <w:pPr>
+        <w:pStyle w:val="ListBullet"/>
+      </w:pPr>
+      <w:r>
+        <w:t>Option 1 (recommended): change label horizon to 21d, keep weekly rebalance. Model predicts 21-day forward return; portfolio rebalances weekly using the most recent prediction. Each prediction informs ~4 rebalances before becoming stale. Uses signal where it lives, preserves spec's weekly cadence.</w:t>
+      </w:r>
+    </w:p>
+    <w:p>
+      <w:pPr>
+        <w:pStyle w:val="ListBullet"/>
+      </w:pPr>
+      <w:r>
+        <w:t>Option 2: keep 5d label, run Phase 3 anyway, accept low IC. Phase 3 burns 6-7h to tune on a near-zero signal landscape. Expected to underperform Option 1.</w:t>
+      </w:r>
+    </w:p>
+    <w:p>
+      <w:pPr>
+        <w:pStyle w:val="ListBullet"/>
+      </w:pPr>
+      <w:r>
+        <w:t>Option 3: pivot to monthly rebalance + monthly label. Cleanest factor-research design but violates the spec's weekly cadence.</w:t>
+      </w:r>
+    </w:p>
+    <w:p>
+      <w:pPr>
+        <w:pStyle w:val="Heading2"/>
+      </w:pPr>
+      <w:r>
+        <w:t>For Mike's partners checking in while Mike is away</w:t>
+      </w:r>
+    </w:p>
+    <w:p>
+      <w:pPr/>
+      <w:r>
+        <w:t>Current state: paused, by design. The Phase 2→3 gate caught a measurement issue (cross-sectional vs panel IC) and a data-vs-spec mismatch (5d horizon doesn't match where the signal lives). This is the standing review process working as intended — gates exist precisely so that 6-7 hour compute runs don't burn on shaky foundations. Granular session-by-session detail is at docs/sessions/larger_universe_v1/session_log.md. The diagnostic doc at docs/diagnostics/larger_universe_v1_horizon_diagnostic.md is the most current technical state. Mike will decide path forward tomorrow.</w:t>
       </w:r>
     </w:p>
     <w:p>
@@ -4978,6 +5092,20 @@
         <w:t>models/snapshots/equities/larger_universe_v1_20260511/  — Larger Universe v1 baseline (best-effort survivorship-bias mitigation, fresh study material). 1,963 tickers with 10y daily prices, 1,919 with Finnhub fundamentals, macro_signals carried forward. SP500 + SP400 + SP600 actives plus last-decade delisted. No earnings_dates (Finnhub Basic forward-only; yfinance scale-fetch hit 23.6% coverage and the stash sanity gate fired — feature dropped from v1 per the &lt;85% rule). See the snapshot summary doc for the full coverage breakdown and residual-bias characterization.</w:t>
       </w:r>
     </w:p>
+    <w:p>
+      <w:pPr>
+        <w:pStyle w:val="Heading2"/>
+      </w:pPr>
+      <w:r>
+        <w:t>Session log pointer — Larger Universe v1 study</w:t>
+      </w:r>
+    </w:p>
+    <w:p>
+      <w:pPr/>
+      <w:r>
+        <w:t>Granular session-by-session activity log for the Larger Universe v1 study is at docs/sessions/larger_universe_v1/session_log.md. This is the canonical source of current detail; the tracker section above is a summary.</w:t>
+      </w:r>
+    </w:p>
     <w:tbl>
       <w:tblPr>
         <w:tblW w:type="auto" w:w="0"/>

--- a/docs/Project_State_Tracker.docx
+++ b/docs/Project_State_Tracker.docx
@@ -2041,13 +2041,13 @@
         <w:pStyle w:val="Heading1"/>
       </w:pPr>
       <w:r>
-        <w:t>Larger Universe v1 study — paused at Phase 2→3 gate (2026-05-11)</w:t>
+        <w:t>Larger Universe v1 study — Phase 3 running with revised spec (2026-05-11 evening)</w:t>
       </w:r>
     </w:p>
     <w:p>
       <w:pPr/>
       <w:r>
-        <w:t>Status: paused at Phase 2→3 gate pending diagnostic re-smoke results. The cross-sectional IC bug fix surfaced near-zero stock-ranking signal on the price+macro feature subset at 5-day horizon; horizon diagnostic shows signal exists at 21-day horizon for the full feature set. Phase 3 (6-7 hour Optuna run) deferred to Mike's morning review.</w:t>
+        <w:t>Status: Phase 3 (Optuna hyperparameter tuning) authorized 2026-05-11 evening with revised spec. Mike chose Option 3 from the horizon diagnostic — monthly rebalance + monthly label horizon — putting the modeling cadence where the data shows signal lives. Expected wall-clock ~10-12 hours; surfaced for trial-count confirmation before backgrounding.</w:t>
       </w:r>
     </w:p>
     <w:p>
@@ -2055,7 +2055,7 @@
         <w:pStyle w:val="Heading2"/>
       </w:pPr>
       <w:r>
-        <w:t>What's complete</w:t>
+        <w:t>Spec revision summary</w:t>
       </w:r>
     </w:p>
     <w:p>
@@ -2063,7 +2063,7 @@
         <w:pStyle w:val="ListBullet"/>
       </w:pPr>
       <w:r>
-        <w:t>Larger Universe v1 data snapshot at models/snapshots/equities/larger_universe_v1_20260511/ — 1,963 tickers, 10y daily prices, 1,919 with Finnhub fundamentals, survivorship-bias-mitigated via Wikipedia component-change scrape.</w:t>
+        <w:t>Label horizon: 5 trading days → 21 trading days (~monthly forward return)</w:t>
       </w:r>
     </w:p>
     <w:p>
@@ -2071,7 +2071,7 @@
         <w:pStyle w:val="ListBullet"/>
       </w:pPr>
       <w:r>
-        <w:t>Feature matrix at models/features/larger_universe_v1/features.parquet — 4.35M rows × 40 cols including point-in-time fundamentals (45d reporting lag), extended macro signals (10 FRED series), sector + index membership, derived log market cap, rolling-36-month beta.</w:t>
+        <w:t>Rebalance cadence: weekly (Friday close) → monthly (last trading day)</w:t>
       </w:r>
     </w:p>
     <w:p>
@@ -2079,7 +2079,7 @@
         <w:pStyle w:val="ListBullet"/>
       </w:pPr>
       <w:r>
-        <w:t>Training pipelines (XGBoost + ElasticNet) with 5-fold expanding-window CV and 5d embargo. CV design doc at docs/diagnostics/larger_universe_v1_cv_design.md.</w:t>
+        <w:t>Rebalance threshold: 1.5pp → REMOVED (rebalance fully each month at the lower turnover frequency; FeeModel accrues costs on actual position changes)</w:t>
       </w:r>
     </w:p>
     <w:p>
@@ -2087,7 +2087,13 @@
         <w:pStyle w:val="ListBullet"/>
       </w:pPr>
       <w:r>
-        <w:t>Cross-sectional IC bug found and fixed pre-Phase-3. Panel-wise IC of 0.085 was substantially market-timing rather than stock-ranking. Corrected metric correctly attributes zero credit to stock-ranking on the price+macro subset.</w:t>
+        <w:t>CV embargo: 5 days → 21 days (= new label horizon, per finance-ML convention)</w:t>
+      </w:r>
+    </w:p>
+    <w:p>
+      <w:pPr/>
+      <w:r>
+        <w:t>All other parameters unchanged: train 2017-05-12 to 2023-05-11, test 2023-05-12 to 2025-12-31, OOS holdout 2026-01-01 onward; 5-fold expanding-window CV; XGBoost primary + ElasticNet sanity; 7.5%/30% position/sector caps; four benchmarks; 0.05% flat FeeModel; long-only; score-weighted continuous sizing.</w:t>
       </w:r>
     </w:p>
     <w:p>
@@ -2095,13 +2101,13 @@
         <w:pStyle w:val="Heading2"/>
       </w:pPr>
       <w:r>
-        <w:t>Headline diagnostic finding</w:t>
+        <w:t>Why the revision</w:t>
       </w:r>
     </w:p>
     <w:p>
       <w:pPr/>
       <w:r>
-        <w:t>Horizon is the binding constraint, not feature set. At 5-day horizon, XGBoost collapses to constant-within-date predictions (learns macro features, ignores ticker-level features). At 21-day horizon, both models produce meaningful cross-sectional IC across all folds: XGBoost mean 0.019, ElasticNet mean 0.031, with positive contributions from 4 of 5 folds. Fold 3 (val 2021-05 to 2022-05) is hostile for both models — the 2022 bear-market regime reversal. See docs/diagnostics/larger_universe_v1_horizon_diagnostic.md for the full per-fold breakdown.</w:t>
+        <w:t>Phase 2 horizon diagnostic (variants A and B, see docs/diagnostics/larger_universe_v1_horizon_diagnostic.md) showed cross-sectional alpha lives at monthly horizons. At 5-day horizon: XGBoost collapsed to constant-within-date predictions (learned macro features, ignored ticker-level features); ElasticNet mean cross-sectional IC 0.020 with high per-date noise. At 21-day horizon: XGBoost no longer degenerates, mean IC 0.019 with all 5 folds covered; ElasticNet 0.031 with 4 of 5 folds positive. The horizon shift was a bigger lift than adding the full fundamentals/sector feature set at 5d. Consistent with the academic factor-research literature.</w:t>
       </w:r>
     </w:p>
     <w:p>
@@ -2109,45 +2115,13 @@
         <w:pStyle w:val="Heading2"/>
       </w:pPr>
       <w:r>
-        <w:t>Decision pending — three options</w:t>
-      </w:r>
-    </w:p>
-    <w:p>
-      <w:pPr>
-        <w:pStyle w:val="ListBullet"/>
-      </w:pPr>
-      <w:r>
-        <w:t>Option 1 (recommended): change label horizon to 21d, keep weekly rebalance. Model predicts 21-day forward return; portfolio rebalances weekly using the most recent prediction. Each prediction informs ~4 rebalances before becoming stale. Uses signal where it lives, preserves spec's weekly cadence.</w:t>
-      </w:r>
-    </w:p>
-    <w:p>
-      <w:pPr>
-        <w:pStyle w:val="ListBullet"/>
-      </w:pPr>
-      <w:r>
-        <w:t>Option 2: keep 5d label, run Phase 3 anyway, accept low IC. Phase 3 burns 6-7h to tune on a near-zero signal landscape. Expected to underperform Option 1.</w:t>
-      </w:r>
-    </w:p>
-    <w:p>
-      <w:pPr>
-        <w:pStyle w:val="ListBullet"/>
-      </w:pPr>
-      <w:r>
-        <w:t>Option 3: pivot to monthly rebalance + monthly label. Cleanest factor-research design but violates the spec's weekly cadence.</w:t>
-      </w:r>
-    </w:p>
-    <w:p>
-      <w:pPr>
-        <w:pStyle w:val="Heading2"/>
-      </w:pPr>
-      <w:r>
-        <w:t>For Mike's partners checking in while Mike is away</w:t>
+        <w:t>For Mike's partners checking in</w:t>
       </w:r>
     </w:p>
     <w:p>
       <w:pPr/>
       <w:r>
-        <w:t>Current state: paused, by design. The Phase 2→3 gate caught a measurement issue (cross-sectional vs panel IC) and a data-vs-spec mismatch (5d horizon doesn't match where the signal lives). This is the standing review process working as intended — gates exist precisely so that 6-7 hour compute runs don't burn on shaky foundations. Granular session-by-session detail is at docs/sessions/larger_universe_v1/session_log.md. The diagnostic doc at docs/diagnostics/larger_universe_v1_horizon_diagnostic.md is the most current technical state. Mike will decide path forward tomorrow.</w:t>
+        <w:t>Phase 3 is the multi-hour tuning run; it can be safely interrupted by reading the partial logs at models/studies/larger_universe_v1/phase3_progress.log. Best parameters and intermediate study state persist every 10 trials at models/studies/larger_universe_v1/{xgboost,elasticnet}_study.json. The granular session-by-session activity log is at docs/sessions/larger_universe_v1/session_log.md. Locked spec at docs/studies/larger_universe_v1/spec.md. After Phase 3 completes, Mike reviews before authorizing Phase 4 (portfolio construction + backtest).</w:t>
       </w:r>
     </w:p>
     <w:p>

--- a/docs/Project_State_Tracker.docx
+++ b/docs/Project_State_Tracker.docx
@@ -2047,7 +2047,7 @@
     <w:p>
       <w:pPr/>
       <w:r>
-        <w:t>Status: Phase 3 (Optuna hyperparameter tuning) authorized 2026-05-11 evening with revised spec. Mike chose Option 3 from the horizon diagnostic — monthly rebalance + monthly label horizon — putting the modeling cadence where the data shows signal lives. Expected wall-clock ~10-12 hours; surfaced for trial-count confirmation before backgrounding.</w:t>
+        <w:t>Status: Phase 3 (Optuna hyperparameter tuning) authorized 2026-05-11 evening with revised spec. Mike chose Option 3 from the horizon diagnostic — monthly rebalance + monthly label horizon — putting the modeling cadence where the data shows signal lives. Trial budget: 200 XGBoost trials + 100 ElasticNet trials (complexity-asymmetric; ENet has 2 hyperparameters and TPE typically plateaus by trial 50-80 on that search space, vs XGBoost's 9). Sequential execution (XGB first, then ENet) to avoid CPU contention. Estimated wall-clock ~7.5 hours; backgrounded 2026-05-12T02:20:39+00:00, expected completion approximately 2026-05-12T09:50:39+00:00. Fixed TPE sampler seed (42) for reproducibility. Per-trial timing and convergence checkpoints logged every 25 trials at models/studies/larger_universe_v1/phase3_progress.log.</w:t>
       </w:r>
     </w:p>
     <w:p>

--- a/docs/Project_State_Tracker.docx
+++ b/docs/Project_State_Tracker.docx
@@ -2041,13 +2041,13 @@
         <w:pStyle w:val="Heading1"/>
       </w:pPr>
       <w:r>
-        <w:t>Larger Universe v1 study — Phase 3 running with revised spec (2026-05-11 evening)</w:t>
+        <w:t>Larger Universe v1 study — COMPLETE (not promoted) — 2026-05-12</w:t>
       </w:r>
     </w:p>
     <w:p>
       <w:pPr/>
       <w:r>
-        <w:t>Status: Phase 3 (Optuna hyperparameter tuning) authorized 2026-05-11 evening with revised spec. Mike chose Option 3 from the horizon diagnostic — monthly rebalance + monthly label horizon — putting the modeling cadence where the data shows signal lives. Trial budget: 200 XGBoost trials + 100 ElasticNet trials (complexity-asymmetric; ENet has 2 hyperparameters and TPE typically plateaus by trial 50-80 on that search space, vs XGBoost's 9). Sequential execution (XGB first, then ENet) to avoid CPU contention. Estimated wall-clock ~7.5 hours; backgrounded 2026-05-12T02:20:39+00:00, expected completion approximately 2026-05-12T09:50:39+00:00. Fixed TPE sampler seed (42) for reproducibility. Per-trial timing and convergence checkpoints logged every 25 trials at models/studies/larger_universe_v1/phase3_progress.log.</w:t>
+        <w:t>Status: Phase 5 complete on branch feat/larger-universe-v1-study (pre-merge, awaiting Mike's review). Branch contains the full five-phase study build plus an architectural memo, a dashboard-contract update, a Phase 4.5 dashboard implementation, six static figures, and this tracker update — all bundled as one coherent unit. Merge decision happens after review.</w:t>
       </w:r>
     </w:p>
     <w:p>
@@ -2055,7 +2055,7 @@
         <w:pStyle w:val="Heading2"/>
       </w:pPr>
       <w:r>
-        <w:t>Spec revision summary</w:t>
+        <w:t>Headline disposition</w:t>
       </w:r>
     </w:p>
     <w:p>
@@ -2063,7 +2063,7 @@
         <w:pStyle w:val="ListBullet"/>
       </w:pPr>
       <w:r>
-        <w:t>Label horizon: 5 trading days → 21 trading days (~monthly forward return)</w:t>
+        <w:t>Universe expansion succeeded: 2,122-ticker SP1500+delisted snapshot with documented survivorship-bias mitigation. Infrastructure is reusable for future studies.</w:t>
       </w:r>
     </w:p>
     <w:p>
@@ -2071,7 +2071,7 @@
         <w:pStyle w:val="ListBullet"/>
       </w:pPr>
       <w:r>
-        <w:t>Rebalance cadence: weekly (Friday close) → monthly (last trading day)</w:t>
+        <w:t>Neither model met all hard success criteria. XGBoost (primary) earned +3.5pp excess CAGR vs SPY on the test window but failed the 1.5×-SPY-drawdown constraint (−33.5% vs −28.5% threshold) and the 25%-single-ticker constraint (MXL at 33.9%). ElasticNet (sanity) showed +21.2pp excess CAGR but 88% of its alpha came from a single ticker (DBD).</w:t>
       </w:r>
     </w:p>
     <w:p>
@@ -2079,7 +2079,7 @@
         <w:pStyle w:val="ListBullet"/>
       </w:pPr>
       <w:r>
-        <w:t>Rebalance threshold: 1.5pp → REMOVED (rebalance fully each month at the lower turnover frequency; FeeModel accrues costs on actual position changes)</w:t>
+        <w:t>Per spec: not promoted. The strategy beats SPY on average but fails risk-adjusted promotion criteria. Documented for the record; not deployed.</w:t>
       </w:r>
     </w:p>
     <w:p>
@@ -2087,13 +2087,15 @@
         <w:pStyle w:val="ListBullet"/>
       </w:pPr>
       <w:r>
-        <w:t>CV embargo: 5 days → 21 days (= new label horizon, per finance-ML convention)</w:t>
+        <w:t>Two methodology findings worth retaining: (1) full-cross-section Spearman IC was the wrong CV objective for top-N portfolio strategies — XGBoost CV winner had +0.028 in-fold IC but −0.009 held-out full-IC with +0.048 top-quintile IC; (2) feature/model/construction interaction drove the DBD concentration deterministically (trend features + linear model + light regularization + rank-top-N).</w:t>
       </w:r>
     </w:p>
     <w:p>
-      <w:pPr/>
+      <w:pPr>
+        <w:pStyle w:val="ListBullet"/>
+      </w:pPr>
       <w:r>
-        <w:t>All other parameters unchanged: train 2017-05-12 to 2023-05-11, test 2023-05-12 to 2025-12-31, OOS holdout 2026-01-01 onward; 5-fold expanding-window CV; XGBoost primary + ElasticNet sanity; 7.5%/30% position/sector caps; four benchmarks; 0.05% flat FeeModel; long-only; score-weighted continuous sizing.</w:t>
+        <w:t>First contract-conformant study under dashboard_contract_v1. Future studies inherit the dashboard infrastructure rather than each retrofitting it.</w:t>
       </w:r>
     </w:p>
     <w:p>
@@ -2101,13 +2103,151 @@
         <w:pStyle w:val="Heading2"/>
       </w:pPr>
       <w:r>
-        <w:t>Why the revision</w:t>
+        <w:t>What was built (Phase 5 close session, 2026-05-12)</w:t>
       </w:r>
     </w:p>
     <w:p>
-      <w:pPr/>
+      <w:pPr>
+        <w:pStyle w:val="ListBullet"/>
+      </w:pPr>
       <w:r>
-        <w:t>Phase 2 horizon diagnostic (variants A and B, see docs/diagnostics/larger_universe_v1_horizon_diagnostic.md) showed cross-sectional alpha lives at monthly horizons. At 5-day horizon: XGBoost collapsed to constant-within-date predictions (learned macro features, ignored ticker-level features); ElasticNet mean cross-sectional IC 0.020 with high per-date noise. At 21-day horizon: XGBoost no longer degenerates, mean IC 0.019 with all 5 folds covered; ElasticNet 0.031 with 4 of 5 folds positive. The horizon shift was a bigger lift than adding the full fundamentals/sector feature set at 5d. Consistent with the academic factor-research literature.</w:t>
+        <w:t>docs/architecture/ml_study_cv_objectives_v1.md — architectural memo distilling the CV-objective finding. APPROVED 2026-05-12. Establishes a dual-reporting requirement so future studies can validate or revise the top-quintile-IC recommendation (n=1 today).</w:t>
+      </w:r>
+    </w:p>
+    <w:p>
+      <w:pPr>
+        <w:pStyle w:val="ListBullet"/>
+      </w:pPr>
+      <w:r>
+        <w:t>docs/architecture/dashboard_contract_v1.md — updated with the objective.training_cv field requirement under meta.json.objective. Controlled vocabulary added (top_quintile_spearman_ic recommended).</w:t>
+      </w:r>
+    </w:p>
+    <w:p>
+      <w:pPr>
+        <w:pStyle w:val="ListBullet"/>
+      </w:pPr>
+      <w:r>
+        <w:t>docs/studies/larger_universe_v1/results.md — full study writeup with executive summary, methodology (Phase 1-5), six embedded figures, the DBD case study, success-criteria pass/fail table, forward-looking findings, future-work candidates (no endorsement), methodology limitations.</w:t>
+      </w:r>
+    </w:p>
+    <w:p>
+      <w:pPr>
+        <w:pStyle w:val="ListBullet"/>
+      </w:pPr>
+      <w:r>
+        <w:t>docs/studies/larger_universe_v1/figures/*.png — six static figures: equity_curves, year_by_year, decile_returns, alpha_attribution, walk_forward, ic_decomposition. Generated via scripts/research/phase5_generate_figures.py.</w:t>
+      </w:r>
+    </w:p>
+    <w:p>
+      <w:pPr>
+        <w:pStyle w:val="ListBullet"/>
+      </w:pPr>
+      <w:r>
+        <w:t>src/dashboard_app.py — Phase 4.5 dashboard. Sidebar now offers a Legacy / Contract-conformant radio (Legacy is default). The Contract-conformant branch renders 8 tabs from contract_v1/ artifacts: Overview, Performance, Holdings, Trades, Alpha Attribution, Diagnostics, Walk-forward, Tuning. Legacy tabs unchanged.</w:t>
+      </w:r>
+    </w:p>
+    <w:p>
+      <w:pPr>
+        <w:pStyle w:val="ListBullet"/>
+      </w:pPr>
+      <w:r>
+        <w:t>models/studies/larger_universe_v1/contract_v1/ — 14 artifacts (meta.json + 12 parquet/json files) following the dashboard contract. Phase 4 and Phase 5 analytics outputs.</w:t>
+      </w:r>
+    </w:p>
+    <w:p>
+      <w:pPr>
+        <w:pStyle w:val="Heading2"/>
+      </w:pPr>
+      <w:r>
+        <w:t>Pointers</w:t>
+      </w:r>
+    </w:p>
+    <w:p>
+      <w:pPr>
+        <w:pStyle w:val="ListBullet"/>
+      </w:pPr>
+      <w:r>
+        <w:t>Writeup: docs/studies/larger_universe_v1/results.md</w:t>
+      </w:r>
+    </w:p>
+    <w:p>
+      <w:pPr>
+        <w:pStyle w:val="ListBullet"/>
+      </w:pPr>
+      <w:r>
+        <w:t>Session log: docs/sessions/larger_universe_v1/session_log.md</w:t>
+      </w:r>
+    </w:p>
+    <w:p>
+      <w:pPr>
+        <w:pStyle w:val="ListBullet"/>
+      </w:pPr>
+      <w:r>
+        <w:t>Architectural memo: docs/architecture/ml_study_cv_objectives_v1.md</w:t>
+      </w:r>
+    </w:p>
+    <w:p>
+      <w:pPr>
+        <w:pStyle w:val="ListBullet"/>
+      </w:pPr>
+      <w:r>
+        <w:t>Dashboard contract: docs/architecture/dashboard_contract_v1.md</w:t>
+      </w:r>
+    </w:p>
+    <w:p>
+      <w:pPr>
+        <w:pStyle w:val="ListBullet"/>
+      </w:pPr>
+      <w:r>
+        <w:t>Spec: docs/studies/larger_universe_v1/spec.md (Phase 4 spec at phase4_spec.md)</w:t>
+      </w:r>
+    </w:p>
+    <w:p>
+      <w:pPr>
+        <w:pStyle w:val="ListBullet"/>
+      </w:pPr>
+      <w:r>
+        <w:t>Contract artifacts: models/studies/larger_universe_v1/contract_v1/</w:t>
+      </w:r>
+    </w:p>
+    <w:p>
+      <w:pPr>
+        <w:pStyle w:val="ListBullet"/>
+      </w:pPr>
+      <w:r>
+        <w:t>Dashboard route: /studies/larger_universe_v1 via the Contract-conformant sidebar branch in src/dashboard_app.py</w:t>
+      </w:r>
+    </w:p>
+    <w:p>
+      <w:pPr>
+        <w:pStyle w:val="Heading2"/>
+      </w:pPr>
+      <w:r>
+        <w:t>What's next (post-review)</w:t>
+      </w:r>
+    </w:p>
+    <w:p>
+      <w:pPr>
+        <w:pStyle w:val="ListBullet"/>
+      </w:pPr>
+      <w:r>
+        <w:t>Mike reviews the coherent unit on feat/larger-universe-v1-study. Approve → merge to main via PR (Mike handles). Request revisions → Claude addresses specific revisions before merge.</w:t>
+      </w:r>
+    </w:p>
+    <w:p>
+      <w:pPr>
+        <w:pStyle w:val="ListBullet"/>
+      </w:pPr>
+      <w:r>
+        <w:t>v2 study design conversation deferred until after merge. Not queued or specced. Future-work section in the writeup lists candidate directions without endorsement.</w:t>
+      </w:r>
+    </w:p>
+    <w:p>
+      <w:pPr>
+        <w:pStyle w:val="ListBullet"/>
+      </w:pPr>
+      <w:r>
+        <w:t>Any future contract-conformant study inherits the Phase 4.5 dashboard tabs by writing artifacts to its own contract_v1/ folder per the contract spec.</w:t>
       </w:r>
     </w:p>
     <w:p>
@@ -2121,7 +2261,7 @@
     <w:p>
       <w:pPr/>
       <w:r>
-        <w:t>Phase 3 is the multi-hour tuning run; it can be safely interrupted by reading the partial logs at models/studies/larger_universe_v1/phase3_progress.log. Best parameters and intermediate study state persist every 10 trials at models/studies/larger_universe_v1/{xgboost,elasticnet}_study.json. The granular session-by-session activity log is at docs/sessions/larger_universe_v1/session_log.md. Locked spec at docs/studies/larger_universe_v1/spec.md. After Phase 3 completes, Mike reviews before authorizing Phase 4 (portfolio construction + backtest).</w:t>
+        <w:t>Phase 5 is done. Branch sits pre-merge for Mike's review. There is no in-flight long-running compute; the work to look at is documentation (writeup, memo, session log), dashboard code, and the contract artifacts. The promotion criteria came in as a clean fail on two of three hard criteria for both models, which means the study contributes methodology learnings rather than a new promoted strategy — that outcome is documented honestly and not spun.</w:t>
       </w:r>
     </w:p>
     <w:p>

--- a/docs/Project_State_Tracker.docx
+++ b/docs/Project_State_Tracker.docx
@@ -2269,6 +2269,250 @@
         <w:pStyle w:val="Heading1"/>
       </w:pPr>
       <w:r>
+        <w:t>Post-LU-v1 dashboard refinements — 2026-05-12</w:t>
+      </w:r>
+    </w:p>
+    <w:p>
+      <w:pPr/>
+      <w:r>
+        <w:t>After Larger Universe v1 closed, four narrow follow-ups landed on main as separate feature branches: an add_vline render-bug fix, a Tuning-tab parity enhancement (with contract additions), a primary-model selector-default fix, and an Overview-merge + terminology cleanup. Each was reviewed and merged via the standard --no-ff branch-policy pattern. The end-state below captures the current stable shape of the contract-conformant dashboard.</w:t>
+      </w:r>
+    </w:p>
+    <w:p>
+      <w:pPr>
+        <w:pStyle w:val="Heading2"/>
+      </w:pPr>
+      <w:r>
+        <w:t>Tab structure (7 tabs)</w:t>
+      </w:r>
+    </w:p>
+    <w:p>
+      <w:pPr/>
+      <w:r>
+        <w:t>The contract-conformant dashboard now renders seven universal tabs. Overview was promoted to executive summary by absorbing the headline NAV-vs-benchmarks chart from the former Performance tab; that chart sits directly above the headline metrics and gives visual context for the numbers that follow. The Performance tab is gone.</w:t>
+      </w:r>
+    </w:p>
+    <w:p>
+      <w:pPr>
+        <w:pStyle w:val="ListBullet"/>
+      </w:pPr>
+      <w:r>
+        <w:t>Overview — date-range header, NAV chart vs benchmarks with the reserved-validation marker, headline metrics per slice, concentration check, repeat-holding profile, objective + construction summary, and an explanatory note defining the reserved-validation period.</w:t>
+      </w:r>
+    </w:p>
+    <w:p>
+      <w:pPr>
+        <w:pStyle w:val="ListBullet"/>
+      </w:pPr>
+      <w:r>
+        <w:t>Holdings — per-model rebalance-date selector → positions table.</w:t>
+      </w:r>
+    </w:p>
+    <w:p>
+      <w:pPr>
+        <w:pStyle w:val="ListBullet"/>
+      </w:pPr>
+      <w:r>
+        <w:t>Trades — per-model round-trip trade list.</w:t>
+      </w:r>
+    </w:p>
+    <w:p>
+      <w:pPr>
+        <w:pStyle w:val="ListBullet"/>
+      </w:pPr>
+      <w:r>
+        <w:t>Alpha Attribution — per-model top-N alpha contributors with the 25% constraint line marked.</w:t>
+      </w:r>
+    </w:p>
+    <w:p>
+      <w:pPr>
+        <w:pStyle w:val="ListBullet"/>
+      </w:pPr>
+      <w:r>
+        <w:t>Diagnostics — IC decomposition (full vs top-quintile), decile returns with error bars, rolling 12-month win rate.</w:t>
+      </w:r>
+    </w:p>
+    <w:p>
+      <w:pPr>
+        <w:pStyle w:val="ListBullet"/>
+      </w:pPr>
+      <w:r>
+        <w:t>Walk-forward — per-window excess CAGR bars (rendered when walk_forward.parquet is present).</w:t>
+      </w:r>
+    </w:p>
+    <w:p>
+      <w:pPr>
+        <w:pStyle w:val="ListBullet"/>
+      </w:pPr>
+      <w:r>
+        <w:t>Tuning — narrative summary box quoting tuning_summary.json, score-distribution histogram, running-best convergence curve, per-parameter sensitivity scatter grid, collapsed trial log, preserved feature-importance section.</w:t>
+      </w:r>
+    </w:p>
+    <w:p>
+      <w:pPr>
+        <w:pStyle w:val="Heading2"/>
+      </w:pPr>
+      <w:r>
+        <w:t>Terminology convention</w:t>
+      </w:r>
+    </w:p>
+    <w:p>
+      <w:pPr/>
+      <w:r>
+        <w:t>Human-facing artifacts now use "Reserved validation period" (or "reserved validation window" / "reserved validation slice") where they previously used "OOS". The phrase "out-of-sample" remains correct when the surrounding context distinguishes model-level out-of-sample from analyst-level analysis discretion. Schema field names and Python code variables retain the technical "oos_*" names — the schema is short, technical, developer-facing; the UI is partner-facing and prioritizes legibility.</w:t>
+      </w:r>
+    </w:p>
+    <w:p>
+      <w:pPr>
+        <w:pStyle w:val="ListBullet"/>
+      </w:pPr>
+      <w:r>
+        <w:t>meta.json.windows.oos_start / oos_end — unchanged</w:t>
+      </w:r>
+    </w:p>
+    <w:p>
+      <w:pPr>
+        <w:pStyle w:val="ListBullet"/>
+      </w:pPr>
+      <w:r>
+        <w:t>meta.json.summary_metrics.oos — unchanged</w:t>
+      </w:r>
+    </w:p>
+    <w:p>
+      <w:pPr>
+        <w:pStyle w:val="ListBullet"/>
+      </w:pPr>
+      <w:r>
+        <w:t>Python variables (oos_start, oos_ms, etc.) — unchanged</w:t>
+      </w:r>
+    </w:p>
+    <w:p>
+      <w:pPr>
+        <w:pStyle w:val="ListBullet"/>
+      </w:pPr>
+      <w:r>
+        <w:t>Dashboard UI labels — "Reserved validation period"</w:t>
+      </w:r>
+    </w:p>
+    <w:p>
+      <w:pPr>
+        <w:pStyle w:val="ListBullet"/>
+      </w:pPr>
+      <w:r>
+        <w:t>Architectural memos and writeup narrative — "reserved validation" or contextually appropriate variant</w:t>
+      </w:r>
+    </w:p>
+    <w:p>
+      <w:pPr/>
+      <w:r>
+        <w:t>The terminology convention is formalized in docs/architecture/dashboard_contract_v1.md under the "Terminology convention — schema fields vs UI labels" section.</w:t>
+      </w:r>
+    </w:p>
+    <w:p>
+      <w:pPr>
+        <w:pStyle w:val="Heading2"/>
+      </w:pPr>
+      <w:r>
+        <w:t>New architectural reference</w:t>
+      </w:r>
+    </w:p>
+    <w:p>
+      <w:pPr/>
+      <w:r>
+        <w:t>docs/architecture/dashboard_operations_v1.md is a how-to-work-on-the-dashboard reference for future sessions — part tutorial, part architecture overview. Covers the legacy-vs-contract-conformant routing, cached loaders, role-aware model defaults, and four recipes (fix a render bug, add a chart to an existing tab, add a new optional contract artifact + section, add a whole new tab). Grounded in concrete examples from this project's history (tuning_convergence additive change, add_vline ms-since-epoch fix, primary-model-default fix, Overview merge + terminology cleanup).</w:t>
+      </w:r>
+    </w:p>
+    <w:p>
+      <w:pPr>
+        <w:pStyle w:val="Heading2"/>
+      </w:pPr>
+      <w:r>
+        <w:t>Standing follow-ups (unchanged)</w:t>
+      </w:r>
+    </w:p>
+    <w:p>
+      <w:pPr/>
+      <w:r>
+        <w:t>All tracked in the LU-v1 session log; none urgent. Mike decides when/whether to action.</w:t>
+      </w:r>
+    </w:p>
+    <w:p>
+      <w:pPr>
+        <w:pStyle w:val="ListBullet"/>
+      </w:pPr>
+      <w:r>
+        <w:t>use_container_width deprecation sweep — ~40 Streamlit warnings per page load; mechanical replace with width="stretch" / width="content". Affects both legacy and contract code.</w:t>
+      </w:r>
+    </w:p>
+    <w:p>
+      <w:pPr>
+        <w:pStyle w:val="ListBullet"/>
+      </w:pPr>
+      <w:r>
+        <w:t>Dashboard pytest coverage via streamlit.testing.v1.AppTest — no existing pytest coverage; harness pattern is the right shape for formal tests.</w:t>
+      </w:r>
+    </w:p>
+    <w:p>
+      <w:pPr>
+        <w:pStyle w:val="ListBullet"/>
+      </w:pPr>
+      <w:r>
+        <w:t>attempted_trials enhancement to tuning_summary.json — current total_trials is COMPLETE-only; future studies with high failure rates would benefit from surfacing the attempted-vs-complete split.</w:t>
+      </w:r>
+    </w:p>
+    <w:p>
+      <w:pPr>
+        <w:pStyle w:val="ListBullet"/>
+      </w:pPr>
+      <w:r>
+        <w:t>Convergence-pattern methodology memo — pending a third Optuna data point. XGBoost on LU-v1 plateaued at 61% of 200 trials; legacy v1 plateaued at ~33% of 1000 trials. A third study with documented convergence promotes this observation to an architectural memo.</w:t>
+      </w:r>
+    </w:p>
+    <w:p>
+      <w:pPr>
+        <w:pStyle w:val="Heading2"/>
+      </w:pPr>
+      <w:r>
+        <w:t>Merge SHAs (for traceability)</w:t>
+      </w:r>
+    </w:p>
+    <w:p>
+      <w:pPr>
+        <w:pStyle w:val="ListBullet"/>
+      </w:pPr>
+      <w:r>
+        <w:t>727bc0d — add_vline ms-since-epoch fix</w:t>
+      </w:r>
+    </w:p>
+    <w:p>
+      <w:pPr>
+        <w:pStyle w:val="ListBullet"/>
+      </w:pPr>
+      <w:r>
+        <w:t>b486e65 — Tuning-tab parity enhancement (tuning_convergence + tuning_summary contract additions)</w:t>
+      </w:r>
+    </w:p>
+    <w:p>
+      <w:pPr>
+        <w:pStyle w:val="ListBullet"/>
+      </w:pPr>
+      <w:r>
+        <w:t>235c8a6 — primary-model selector-default fix</w:t>
+      </w:r>
+    </w:p>
+    <w:p>
+      <w:pPr>
+        <w:pStyle w:val="ListBullet"/>
+      </w:pPr>
+      <w:r>
+        <w:t>Overview merge + terminology cleanup — pre-merge at time of this tracker entry; SHA filled in on the post-merge session-log entry.</w:t>
+      </w:r>
+    </w:p>
+    <w:p>
+      <w:pPr>
+        <w:pStyle w:val="Heading1"/>
+      </w:pPr>
+      <w:r>
         <w:t>1. Top 5 Most Important Findings</w:t>
       </w:r>
     </w:p>

--- a/docs/Project_State_Tracker.docx
+++ b/docs/Project_State_Tracker.docx
@@ -1345,6 +1345,353 @@
         <w:pStyle w:val="Heading1"/>
       </w:pPr>
       <w:r>
+        <w:t>Operating Principles</w:t>
+      </w:r>
+    </w:p>
+    <w:p>
+      <w:pPr/>
+      <w:r>
+        <w:rPr>
+          <w:i/>
+        </w:rPr>
+        <w:t>Status: canonical for this project as of 2026-05-12. All partners and any Claude instance operating in this project work from these principles.</w:t>
+      </w:r>
+    </w:p>
+    <w:p>
+      <w:pPr>
+        <w:pStyle w:val="Heading2"/>
+      </w:pPr>
+      <w:r>
+        <w:t>Project goal</w:t>
+      </w:r>
+    </w:p>
+    <w:p>
+      <w:pPr/>
+      <w:r>
+        <w:t>Build a deployable equity strategy that produces excess returns versus SPY in production. The eventual output is an algorithm running with real capital, not a study that documents methodology. Every decision should be evaluated against whether it advances this goal.</w:t>
+      </w:r>
+    </w:p>
+    <w:p>
+      <w:pPr/>
+      <w:r>
+        <w:t>This is a long-horizon goal. Individual studies (v1, v2, etc.) are stepping stones; promotion of a strategy to deployment requires meeting all pre-committed success criteria including drawdown, concentration, and risk-adjusted return thresholds. Documenting failures honestly is part of the path forward, but documentation is not the destination — the destination is a strategy in production.</w:t>
+      </w:r>
+    </w:p>
+    <w:p>
+      <w:pPr>
+        <w:pStyle w:val="Heading2"/>
+      </w:pPr>
+      <w:r>
+        <w:t>Decision principles</w:t>
+      </w:r>
+    </w:p>
+    <w:p>
+      <w:pPr/>
+      <w:r>
+        <w:t>Decisions in this project are evaluated against three criteria, in this order:</w:t>
+      </w:r>
+    </w:p>
+    <w:p>
+      <w:pPr>
+        <w:pStyle w:val="ListBullet"/>
+      </w:pPr>
+      <w:r>
+        <w:rPr>
+          <w:b/>
+        </w:rPr>
+        <w:t>1. Accuracy.</w:t>
+      </w:r>
+      <w:r>
+        <w:t xml:space="preserve"> Does this produce correct, honest, defensible results? Are methodology choices grounded in evidence rather than convenience? Are success criteria meaningful rather than trivially clearable?</w:t>
+      </w:r>
+    </w:p>
+    <w:p>
+      <w:pPr>
+        <w:pStyle w:val="ListBullet"/>
+      </w:pPr>
+      <w:r>
+        <w:rPr>
+          <w:b/>
+        </w:rPr>
+        <w:t>2. Relevance.</w:t>
+      </w:r>
+      <w:r>
+        <w:t xml:space="preserve"> Does this work contribute to the eventual deployable algorithm, or is it incidental scaffolding that feels productive but doesn't move toward shipping? Methodology findings have diminishing returns; at some point we need to surface answers that work, not just better understanding of why things don't work.</w:t>
+      </w:r>
+    </w:p>
+    <w:p>
+      <w:pPr>
+        <w:pStyle w:val="ListBullet"/>
+      </w:pPr>
+      <w:r>
+        <w:rPr>
+          <w:b/>
+        </w:rPr>
+        <w:t>3. Goal-directedness.</w:t>
+      </w:r>
+      <w:r>
+        <w:t xml:space="preserve"> Does this get us closer to a strategy in production? Not in backtesting, not in walk-forward analysis, not on paper — in actual deployment where real money is at risk.</w:t>
+      </w:r>
+    </w:p>
+    <w:p>
+      <w:pPr>
+        <w:pStyle w:val="Heading2"/>
+      </w:pPr>
+      <w:r>
+        <w:t>What this rules out</w:t>
+      </w:r>
+    </w:p>
+    <w:p>
+      <w:pPr>
+        <w:pStyle w:val="ListBullet"/>
+      </w:pPr>
+      <w:r>
+        <w:t>Time-based reasoning. "This would take a while" is not a valid argument against doing accurate, relevant, goal-aligned work. If it advances the goal, do it.</w:t>
+      </w:r>
+    </w:p>
+    <w:p>
+      <w:pPr>
+        <w:pStyle w:val="ListBullet"/>
+      </w:pPr>
+      <w:r>
+        <w:t>Convenience-based methodology choices. "Let's use the simpler metric because it's easier" is invalid if the simpler metric is less accurate.</w:t>
+      </w:r>
+    </w:p>
+    <w:p>
+      <w:pPr>
+        <w:pStyle w:val="ListBullet"/>
+      </w:pPr>
+      <w:r>
+        <w:t>Goalpost-moving. Success criteria pre-committed before a study runs are binding. Post-hoc adjustment of criteria to make a result look better than it is violates accuracy.</w:t>
+      </w:r>
+    </w:p>
+    <w:p>
+      <w:pPr>
+        <w:pStyle w:val="ListBullet"/>
+      </w:pPr>
+      <w:r>
+        <w:t>Methodology findings as substitutes for working strategies. Surfacing "we learned why this doesn't work" is valuable but doesn't constitute progress toward deployment.</w:t>
+      </w:r>
+    </w:p>
+    <w:p>
+      <w:pPr>
+        <w:pStyle w:val="Heading2"/>
+      </w:pPr>
+      <w:r>
+        <w:t>What this rules in</w:t>
+      </w:r>
+    </w:p>
+    <w:p>
+      <w:pPr>
+        <w:pStyle w:val="ListBullet"/>
+      </w:pPr>
+      <w:r>
+        <w:t>Pre-committed success criteria before any study runs. Quantitative, evaluated on appropriate time windows, applied uniformly.</w:t>
+      </w:r>
+    </w:p>
+    <w:p>
+      <w:pPr>
+        <w:pStyle w:val="ListBullet"/>
+      </w:pPr>
+      <w:r>
+        <w:t>Honest framing of mixed results. "Not promoted" is the correct outcome when criteria aren't met, regardless of how much work went into the study.</w:t>
+      </w:r>
+    </w:p>
+    <w:p>
+      <w:pPr>
+        <w:pStyle w:val="ListBullet"/>
+      </w:pPr>
+      <w:r>
+        <w:t>Methodology rigor that catches errors before they propagate. Phased gates, smoke tests, intermediate diagnostics before expensive compute.</w:t>
+      </w:r>
+    </w:p>
+    <w:p>
+      <w:pPr>
+        <w:pStyle w:val="ListBullet"/>
+      </w:pPr>
+      <w:r>
+        <w:t>Architectural memos when a study surfaces a methodology choice that affects future studies. These are how findings become institutional knowledge rather than oral tradition.</w:t>
+      </w:r>
+    </w:p>
+    <w:p>
+      <w:pPr>
+        <w:pStyle w:val="Heading2"/>
+      </w:pPr>
+      <w:r>
+        <w:t>Methodology principles we operate from</w:t>
+      </w:r>
+    </w:p>
+    <w:p>
+      <w:pPr/>
+      <w:r>
+        <w:t xml:space="preserve">These are derived from v1's experience and codified in architectural memos at </w:t>
+      </w:r>
+      <w:r>
+        <w:t>docs/architecture/</w:t>
+      </w:r>
+      <w:r>
+        <w:t>. New partners should read the memos themselves; this is a summary for context.</w:t>
+      </w:r>
+    </w:p>
+    <w:p>
+      <w:pPr/>
+      <w:r>
+        <w:rPr>
+          <w:i/>
+        </w:rPr>
+        <w:t>Phased work with mandatory gates.</w:t>
+      </w:r>
+      <w:r>
+        <w:t xml:space="preserve"> Studies are broken into phases (data preparation → model design → tuning → backtest → analysis → writeup) with explicit gates between phases. Each gate produces a report; work doesn't proceed without explicit approval. Rationale: catches errors when they're cheap to fix rather than after they've propagated through the rest of the work.</w:t>
+      </w:r>
+    </w:p>
+    <w:p>
+      <w:pPr/>
+      <w:r>
+        <w:rPr>
+          <w:i/>
+        </w:rPr>
+        <w:t>Pre-committed success criteria.</w:t>
+      </w:r>
+      <w:r>
+        <w:t xml:space="preserve"> Before any study runs, the criteria for success are specified quantitatively, on appropriate evaluation windows, with thresholds chosen ex ante. A study either meets these criteria or it doesn't; the criteria are not adjusted post-hoc to fit results.</w:t>
+      </w:r>
+    </w:p>
+    <w:p>
+      <w:pPr/>
+      <w:r>
+        <w:rPr>
+          <w:i/>
+        </w:rPr>
+        <w:t>Dashboard as primary deliverable.</w:t>
+      </w:r>
+      <w:r>
+        <w:t xml:space="preserve"> Partners and external reviewers interact with results through the dashboard, not through writeups. The dashboard renders the data; the writeup is supplementary narrative. This shapes implementation priority — the dashboard contract must support each study's analytical needs, and dashboard rendering quality matters more than writeup polish.</w:t>
+      </w:r>
+    </w:p>
+    <w:p>
+      <w:pPr/>
+      <w:r>
+        <w:rPr>
+          <w:i/>
+        </w:rPr>
+        <w:t>Honest framing of mixed results.</w:t>
+      </w:r>
+      <w:r>
+        <w:t xml:space="preserve"> When a study fails promotion criteria, the result is documented as failure, not reframed as success. This is the discipline that makes the project's record trustworthy.</w:t>
+      </w:r>
+    </w:p>
+    <w:p>
+      <w:pPr/>
+      <w:r>
+        <w:rPr>
+          <w:i/>
+        </w:rPr>
+        <w:t>On-demand sanity checking.</w:t>
+      </w:r>
+      <w:r>
+        <w:t xml:space="preserve"> Sanity-check models (alternative model classes) are run on-demand when a primary-model result is strong enough to warrant scrutiny, not as default parallel runs. Triggers and discipline guardrails are in </w:t>
+      </w:r>
+      <w:r>
+        <w:t>docs/architecture/sanity_check_methodology_v1.md</w:t>
+      </w:r>
+      <w:r>
+        <w:t>.</w:t>
+      </w:r>
+    </w:p>
+    <w:p>
+      <w:pPr/>
+      <w:r>
+        <w:rPr>
+          <w:i/>
+        </w:rPr>
+        <w:t>Top-quintile CV objective for top-N strategies.</w:t>
+      </w:r>
+      <w:r>
+        <w:t xml:space="preserve"> ML studies that build top-N portfolios use top-quintile Spearman IC as the primary CV objective, with full-cross-section IC reported alongside for comparison. Rationale in </w:t>
+      </w:r>
+      <w:r>
+        <w:t>docs/architecture/ml_study_cv_objectives_v1.md</w:t>
+      </w:r>
+      <w:r>
+        <w:t>.</w:t>
+      </w:r>
+    </w:p>
+    <w:p>
+      <w:pPr/>
+      <w:r>
+        <w:rPr>
+          <w:i/>
+        </w:rPr>
+        <w:t>Reserved validation periods stay reserved.</w:t>
+      </w:r>
+      <w:r>
+        <w:t xml:space="preserve"> Studies have a final hold-out window that is deliberately not analyzed during the study itself, only examined at the writeup stage as an independent generalization check. The distinction between "test window" (analyzed) and "reserved validation window" (untouched until final) is methodological, not just nomenclature.</w:t>
+      </w:r>
+    </w:p>
+    <w:p>
+      <w:pPr>
+        <w:pStyle w:val="Heading2"/>
+      </w:pPr>
+      <w:r>
+        <w:t>Working with Claude instances on this project</w:t>
+      </w:r>
+    </w:p>
+    <w:p>
+      <w:pPr/>
+      <w:r>
+        <w:t>Any partner using Claude (either claude.ai or Claude Code) should ensure their Claude instance is operating from these principles. Specifically:</w:t>
+      </w:r>
+    </w:p>
+    <w:p>
+      <w:pPr>
+        <w:pStyle w:val="ListBullet"/>
+      </w:pPr>
+      <w:r>
+        <w:t>Reject time-based arguments. If a Claude instance suggests deferring work because it would take a while, or proposes a simpler approach because it's faster, that's grounds to push back. The principles above don't include time as a decision input.</w:t>
+      </w:r>
+    </w:p>
+    <w:p>
+      <w:pPr>
+        <w:pStyle w:val="ListBullet"/>
+      </w:pPr>
+      <w:r>
+        <w:t>Expect honest framing. Claude should call out methodological concerns, push back when proposed framings drift from what evidence supports, and not soften results to make them sound better than they are.</w:t>
+      </w:r>
+    </w:p>
+    <w:p>
+      <w:pPr>
+        <w:pStyle w:val="ListBullet"/>
+      </w:pPr>
+      <w:r>
+        <w:t xml:space="preserve">Verify against architectural memos. When designing new studies or proposing methodology changes, the architectural memos in </w:t>
+      </w:r>
+      <w:r>
+        <w:t>docs/architecture/</w:t>
+      </w:r>
+      <w:r>
+        <w:t xml:space="preserve"> are canonical. New Claude instances should read them, not re-derive their findings.</w:t>
+      </w:r>
+    </w:p>
+    <w:p>
+      <w:pPr>
+        <w:pStyle w:val="ListBullet"/>
+      </w:pPr>
+      <w:r>
+        <w:t>Maintain the gate discipline. Phased work with mandatory stop-and-report gates is the discipline that catches errors. Claude instances should propose appropriate gates for new work, not skip them for momentum.</w:t>
+      </w:r>
+    </w:p>
+    <w:p>
+      <w:pPr/>
+      <w:r>
+        <w:t>When a Claude instance shows signs of drifting from these principles (rushing through gates, softening results, time-based reasoning, treating methodology findings as substitutes for working strategies), push back. The principles are load-bearing; the project's track record depends on holding them.</w:t>
+      </w:r>
+    </w:p>
+    <w:p>
+      <w:pPr>
+        <w:pStyle w:val="Heading1"/>
+      </w:pPr>
+      <w:r>
         <w:t>Claude Session Onboarding</w:t>
       </w:r>
     </w:p>

--- a/docs/Project_State_Tracker.docx
+++ b/docs/Project_State_Tracker.docx
@@ -2860,6 +2860,313 @@
         <w:pStyle w:val="Heading1"/>
       </w:pPr>
       <w:r>
+        <w:t>Larger Universe v2 study — COMPLETE (not promoted) — 2026-05-13</w:t>
+      </w:r>
+    </w:p>
+    <w:p>
+      <w:pPr/>
+      <w:r>
+        <w:t>Status: Complete on main. v2 code merged via PR #16 (squash merge b1d177a); v2 contract artifacts force-added at 7ae3977 per v1's existing pattern; dashboard operations doc updated at cacca9c. Cloud dashboard reads contract-conformant study data from the deployed git checkout; v2 visible to partners after the force-add.</w:t>
+      </w:r>
+    </w:p>
+    <w:p>
+      <w:pPr>
+        <w:pStyle w:val="Heading2"/>
+      </w:pPr>
+      <w:r>
+        <w:t>Headline disposition</w:t>
+      </w:r>
+    </w:p>
+    <w:p>
+      <w:pPr>
+        <w:pStyle w:val="ListBullet"/>
+      </w:pPr>
+      <w:r>
+        <w:t>No variant promoted; all 7 (baseline + B1-B6) classified as METHODOLOGY FINDING. B4 (concentration penalties) leads with 4/7 pass count; baseline / B2 / B5 / B6 at 3/7; B1 at 2/7; B3 at 1/7.</w:t>
+      </w:r>
+    </w:p>
+    <w:p>
+      <w:pPr>
+        <w:pStyle w:val="ListBullet"/>
+      </w:pPr>
+      <w:r>
+        <w:t>Substantive contribution is upstream of construction. An IC scope audit during Gate 4 revealed that v1's XGBoost model — held fixed in v2 by design — has near-zero cross-sectional signal under standard full-cross-section definitions on the test window (top-quintile IC −0.004, full IC −0.009, non-monotonic decile structure). v1's observed +3.5pp excess CAGR is consistent with tail-driven returns rather than durable ranking skill.</w:t>
+      </w:r>
+    </w:p>
+    <w:p>
+      <w:pPr>
+        <w:pStyle w:val="ListBullet"/>
+      </w:pPr>
+      <w:r>
+        <w:t>C5 (alpha concentration) universal failure is model-determined: cross-variant Spearman correlation of 0.94 on top alpha contributors; 14 of 28 top contributors shared across all 7 variants. Construction-side interventions do not redistribute concentration meaningfully.</w:t>
+      </w:r>
+    </w:p>
+    <w:p>
+      <w:pPr>
+        <w:pStyle w:val="ListBullet"/>
+      </w:pPr>
+      <w:r>
+        <w:t>C4 (drawdown ratio) failures are structural to long-only fully-invested top-30 equity: only gross-exposure-reducing variants (B1 vol-target, B5 defensive sleeves) pass. Other variants land at 1.71–1.76× SPY MaxDD regardless of selection logic.</w:t>
+      </w:r>
+    </w:p>
+    <w:p>
+      <w:pPr>
+        <w:pStyle w:val="ListBullet"/>
+      </w:pPr>
+      <w:r>
+        <w:t>Binding-constraint demonstration: for top-N equity strategies on this universe at this horizon, signal extraction (Mechanism A) is the binding constraint, not portfolio construction (Mechanism B) that v2 actually tested. This is the substantive v2 contribution.</w:t>
+      </w:r>
+    </w:p>
+    <w:p>
+      <w:pPr>
+        <w:pStyle w:val="Heading2"/>
+      </w:pPr>
+      <w:r>
+        <w:t>What was built</w:t>
+      </w:r>
+    </w:p>
+    <w:p>
+      <w:pPr>
+        <w:pStyle w:val="ListBullet"/>
+      </w:pPr>
+      <w:r>
+        <w:t>7 portfolio-construction variants under src/equities/portfolio_construction/ (BaselineVariant + VolTargetVariant + ConvictionWeightedVariant + DynamicTopNVariant + ConcentrationPenaltiesVariant + DefensiveSleevesVariant + SmallerCapsVariant). Shared cap-enforcement extracted to caps.py. ConstructionVariant ABC + ConstructionState dataclass + get_variant_by_name() factory.</w:t>
+      </w:r>
+    </w:p>
+    <w:p>
+      <w:pPr>
+        <w:pStyle w:val="ListBullet"/>
+      </w:pPr>
+      <w:r>
+        <w:t>Backtest engine refactor at src/equities/study/backtest.py adding optional construction_variant, spy_history, shy_prices parameters. v1 backward compat preserved bit-exactly — v2-baseline reproduces v1's pinned headline metrics and the full 739-row NAV series to floating-point identity.</w:t>
+      </w:r>
+    </w:p>
+    <w:p>
+      <w:pPr>
+        <w:pStyle w:val="ListBullet"/>
+      </w:pPr>
+      <w:r>
+        <w:t>4 new v2 runner scripts under scripts/research/: phase4_run_v2 (test-window backtest with shared-model optimization), phase5_walk_forward_v2 (per-window retrain + per-variant stats), build_comparison_results_v2 (per-criterion evaluation), phase5_analytics_v2 (per-variant decile + attribution + IC + win rate + concentration + cross-variant overlap).</w:t>
+      </w:r>
+    </w:p>
+    <w:p>
+      <w:pPr>
+        <w:pStyle w:val="ListBullet"/>
+      </w:pPr>
+      <w:r>
+        <w:t>IC scope audit + corrections. audit_v1_ic_scope.py reproduces v1's pinned ic_decomposition and decile_returns at three different price-universe scopes, demonstrating that v1's reported +0.048 top-quintile IC was held-subset (450 tickers) rather than the standard full-cross-section (1,963 tickers) interpretation. annotate_meta_artifact_scope.py patches existing meta.json files to add the new artifact_metadata field. Memo correction section appended to ml_study_cv_objectives_v1.md (preserves original prose).</w:t>
+      </w:r>
+    </w:p>
+    <w:p>
+      <w:pPr>
+        <w:pStyle w:val="ListBullet"/>
+      </w:pPr>
+      <w:r>
+        <w:t>Dashboard extensions: 8th Variant Comparison tab + sidebar variant selector with the 🔀 + (N variants) disambiguation suffix; new artifact_metadata schema field on meta.json for scope-sensitive analytics with controlled vocabulary (held_subset / full_cross_section / other); scope-aware rendering helpers that surface scope context inline above affected artifacts.</w:t>
+      </w:r>
+    </w:p>
+    <w:p>
+      <w:pPr>
+        <w:pStyle w:val="ListBullet"/>
+      </w:pPr>
+      <w:r>
+        <w:t>Results writeup at docs/studies/larger_universe_v2/results.md with the signal-weakness finding as the headline (centered per Mike's Gate 4 framing). Per-variant analytical findings support the headline; do not drive it. Honest framing throughout: what v2 does NOT establish (skill in other windows; tail-vs-skill decomposition; v3 success; memo recommendation survival) is documented as explicitly as what it does.</w:t>
+      </w:r>
+    </w:p>
+    <w:p>
+      <w:pPr>
+        <w:pStyle w:val="Heading2"/>
+      </w:pPr>
+      <w:r>
+        <w:t>Pointers</w:t>
+      </w:r>
+    </w:p>
+    <w:p>
+      <w:pPr>
+        <w:pStyle w:val="ListBullet"/>
+      </w:pPr>
+      <w:r>
+        <w:t>Writeup: docs/studies/larger_universe_v2/results.md</w:t>
+      </w:r>
+    </w:p>
+    <w:p>
+      <w:pPr>
+        <w:pStyle w:val="ListBullet"/>
+      </w:pPr>
+      <w:r>
+        <w:t>Session log: docs/sessions/larger_universe_v2/session_log.md (per-gate entries Gate 1 → Gate 5 + audit + corrections)</w:t>
+      </w:r>
+    </w:p>
+    <w:p>
+      <w:pPr>
+        <w:pStyle w:val="ListBullet"/>
+      </w:pPr>
+      <w:r>
+        <w:t>Pre-committed spec: docs/studies/larger_universe_v2/spec.md</w:t>
+      </w:r>
+    </w:p>
+    <w:p>
+      <w:pPr>
+        <w:pStyle w:val="ListBullet"/>
+      </w:pPr>
+      <w:r>
+        <w:t>Baseline reproducibility check: docs/studies/larger_universe_v2/baseline_reproducibility_check.md (bit-exact vs v1)</w:t>
+      </w:r>
+    </w:p>
+    <w:p>
+      <w:pPr>
+        <w:pStyle w:val="ListBullet"/>
+      </w:pPr>
+      <w:r>
+        <w:t>Gate 3 (b) phase-4 report: docs/studies/larger_universe_v2/gate3_phase4_report.md (per-variant criterion values + walk-forward stats)</w:t>
+      </w:r>
+    </w:p>
+    <w:p>
+      <w:pPr>
+        <w:pStyle w:val="ListBullet"/>
+      </w:pPr>
+      <w:r>
+        <w:t>IC scope audit: docs/studies/larger_universe_v1/ic_scope_audit.md</w:t>
+      </w:r>
+    </w:p>
+    <w:p>
+      <w:pPr>
+        <w:pStyle w:val="ListBullet"/>
+      </w:pPr>
+      <w:r>
+        <w:t>Dashboard rendering check: docs/studies/larger_universe_v1/dashboard_rendering_check.md</w:t>
+      </w:r>
+    </w:p>
+    <w:p>
+      <w:pPr>
+        <w:pStyle w:val="ListBullet"/>
+      </w:pPr>
+      <w:r>
+        <w:t>Contract artifacts (force-added per v1 pattern at 7ae3977): models/studies/larger_universe_v2/&lt;variant&gt;/contract_v1/ + models/studies/larger_universe_v2/comparison/ + models/studies/larger_universe_v2/variant_meta.json</w:t>
+      </w:r>
+    </w:p>
+    <w:p>
+      <w:pPr>
+        <w:pStyle w:val="Heading2"/>
+      </w:pPr>
+      <w:r>
+        <w:t>Merge SHAs (for traceability)</w:t>
+      </w:r>
+    </w:p>
+    <w:p>
+      <w:pPr>
+        <w:pStyle w:val="ListBullet"/>
+      </w:pPr>
+      <w:r>
+        <w:t>v2 code merge to main: b1d177a (PR #16, GitHub web-UI squash merge — bundles all 13 gate commits from feat/larger-universe-v2)</w:t>
+      </w:r>
+    </w:p>
+    <w:p>
+      <w:pPr>
+        <w:pStyle w:val="ListBullet"/>
+      </w:pPr>
+      <w:r>
+        <w:t>v2 contract artifacts force-add: 7ae3977 (90 files / ~10MB force-added to git per the same pattern v1 established at 5b96fd0)</w:t>
+      </w:r>
+    </w:p>
+    <w:p>
+      <w:pPr>
+        <w:pStyle w:val="ListBullet"/>
+      </w:pPr>
+      <w:r>
+        <w:t>Dashboard operations doc update: cacca9c (documents the two deployment paths — legacy via snapshot_for_cloud.py + R2, contract-conformant via git force-add + Streamlit Cloud auto-deploy from main)</w:t>
+      </w:r>
+    </w:p>
+    <w:p>
+      <w:pPr>
+        <w:pStyle w:val="ListBullet"/>
+      </w:pPr>
+      <w:r>
+        <w:t>Feature branch preserved at 104d164 (not deleted) — feat/larger-universe-v2 carries the per-gate commit history (13 commits Gate 1 → Gate 5) for git-archaeology purposes</w:t>
+      </w:r>
+    </w:p>
+    <w:p>
+      <w:pPr>
+        <w:pStyle w:val="Heading2"/>
+      </w:pPr>
+      <w:r>
+        <w:t>Three known follow-ups (post-v2)</w:t>
+      </w:r>
+    </w:p>
+    <w:p>
+      <w:pPr/>
+      <w:r>
+        <w:rPr>
+          <w:i/>
+        </w:rPr>
+        <w:t>These are tracked workstreams that follow v2 closure. NOT pursued during v2 closure per the explicit discipline of bounded v2 scope.</w:t>
+      </w:r>
+    </w:p>
+    <w:p>
+      <w:pPr>
+        <w:pStyle w:val="ListBullet"/>
+      </w:pPr>
+      <w:r>
+        <w:rPr>
+          <w:b/>
+        </w:rPr>
+        <w:t xml:space="preserve">1. CV-objectives memo recommendation re-justification </w:t>
+      </w:r>
+      <w:r>
+        <w:rPr>
+          <w:i/>
+        </w:rPr>
+        <w:t xml:space="preserve">(status: under review). </w:t>
+      </w:r>
+      <w:r>
+        <w:t>The IC scope audit revealed that v1's reported XGBoost top-quintile IC of +0.048 was held-subset (450 tickers), not the standard full-cross-section (1,963 tickers) the memo's recommendation operationalizes. Under standard scope, top-quintile IC is −0.004 — sign reversal. The memo's recommendation's logical structure (top-quintile IC as the right CV objective for top-N portfolios) may or may not survive the corrected understanding; re-justification requires reasoning about CV objective design independent of v1's specific IC values. Future contract-conformant studies should NOT default to top_quintile_spearman_ic as CV objective on the memo alone until this resolves.</w:t>
+      </w:r>
+    </w:p>
+    <w:p>
+      <w:pPr>
+        <w:pStyle w:val="ListBullet"/>
+      </w:pPr>
+      <w:r>
+        <w:rPr>
+          <w:b/>
+        </w:rPr>
+        <w:t xml:space="preserve">2. v3 scoping with Mechanism A as primary direction </w:t>
+      </w:r>
+      <w:r>
+        <w:rPr>
+          <w:i/>
+        </w:rPr>
+        <w:t xml:space="preserve">(next conversation). </w:t>
+      </w:r>
+      <w:r>
+        <w:t>v2's findings strongly suggest Mechanism A (signal extraction) is the binding constraint for top-N equity strategies on this universe at this horizon. Specific v3 design questions (which Mechanism A levers — feature engineering, model class change, CV objective, universe filtering, sector neutralization, horizon — and whether v3 holds construction fixed or co-varies both) are deliberate conversation topics, not v2 closure items. v3 scoping is the next substantive conversation after v2 lands.</w:t>
+      </w:r>
+    </w:p>
+    <w:p>
+      <w:pPr>
+        <w:pStyle w:val="ListBullet"/>
+      </w:pPr>
+      <w:r>
+        <w:rPr>
+          <w:b/>
+        </w:rPr>
+        <w:t xml:space="preserve">3. Contract-artifact deployment via git force-add </w:t>
+      </w:r>
+      <w:r>
+        <w:rPr>
+          <w:i/>
+        </w:rPr>
+        <w:t xml:space="preserve">(architectural question worth its own conversation). </w:t>
+      </w:r>
+      <w:r>
+        <w:t>v1 and v2 both deploy contract-conformant study data to the cloud via git force-add (now documented in dashboard_operations_v1.md). snapshot_for_cloud.py covers only legacy dashboard_results/. The git-force-add pattern works but isn't ideal long-term — mixes binary data with code repo, cloud deploy doesn't cleanly support data updates without code changes. Possible directions: extend snapshot_for_cloud.py to cover contract data, move contract data to R2 with cloud dashboard fetching it, or accept the current pattern and document it as the project's standard. Worth its own conversation when convenient; not blocking.</w:t>
+      </w:r>
+    </w:p>
+    <w:p>
+      <w:pPr>
+        <w:pStyle w:val="Heading1"/>
+      </w:pPr>
+      <w:r>
         <w:t>1. Top 5 Most Important Findings</w:t>
       </w:r>
     </w:p>

--- a/docs/Project_State_Tracker.docx
+++ b/docs/Project_State_Tracker.docx
@@ -1689,6 +1689,132 @@
     </w:p>
     <w:p>
       <w:pPr>
+        <w:pStyle w:val="Heading2"/>
+      </w:pPr>
+      <w:r>
+        <w:t>Studies as research-program contributions</w:t>
+      </w:r>
+    </w:p>
+    <w:p>
+      <w:pPr/>
+      <w:r>
+        <w:t>Failed studies — studies that produce no promoted strategy — are not wasted effort. They produce findings that change subsequent design decisions, and that information accumulation has real value alongside the project's stated goal of a deployable algorithm. v1 and v2 both produced findings (CV objectives memo, IC scope audit, signal-weakness demonstration, construction-limits demonstration) that have already changed what v3 will look like. In that sense, both studies succeeded at their research-program contribution even though neither produced a deployable strategy.</w:t>
+      </w:r>
+    </w:p>
+    <w:p>
+      <w:pPr/>
+      <w:r>
+        <w:t>This reframe holds alongside, not in place of, the original Operating Principle that "documentation is not the destination." Both principles are true:</w:t>
+      </w:r>
+    </w:p>
+    <w:p>
+      <w:pPr>
+        <w:pStyle w:val="ListBullet"/>
+      </w:pPr>
+      <w:r>
+        <w:t>Failed studies produce real value through information accumulation.</w:t>
+      </w:r>
+    </w:p>
+    <w:p>
+      <w:pPr>
+        <w:pStyle w:val="ListBullet"/>
+      </w:pPr>
+      <w:r>
+        <w:t>Methodology findings are not substitutes for working strategies.</w:t>
+      </w:r>
+    </w:p>
+    <w:p>
+      <w:pPr/>
+      <w:r>
+        <w:t>The synthesis is a practical discipline check applied to each proposed study:</w:t>
+      </w:r>
+    </w:p>
+    <w:p>
+      <w:pPr/>
+      <w:r>
+        <w:rPr>
+          <w:b/>
+        </w:rPr>
+        <w:t>Discipline check.</w:t>
+      </w:r>
+      <w:r>
+        <w:t xml:space="preserve"> For each proposed study, does the specific information it would produce change a meaningful decision in the project's path forward?</w:t>
+      </w:r>
+    </w:p>
+    <w:p>
+      <w:pPr>
+        <w:pStyle w:val="ListBullet"/>
+      </w:pPr>
+      <w:r>
+        <w:t>If yes: the study is justified. Run it.</w:t>
+      </w:r>
+    </w:p>
+    <w:p>
+      <w:pPr>
+        <w:pStyle w:val="ListBullet"/>
+      </w:pPr>
+      <w:r>
+        <w:t>If no: if the study would produce findings that mostly confirm what we already know without changing any subsequent design decision, skip it.</w:t>
+      </w:r>
+    </w:p>
+    <w:p>
+      <w:pPr/>
+      <w:r>
+        <w:t>This criterion requires judgment per study; it doesn't replace the pre-committed-criteria + phased-gates methodology. It supplements them at the scoping stage. When considering whether to authorize a new study, the question "what specific decision would its findings change?" should have a clear answer.</w:t>
+      </w:r>
+    </w:p>
+    <w:p>
+      <w:pPr/>
+      <w:r>
+        <w:rPr>
+          <w:i/>
+        </w:rPr>
+        <w:t>Examples of studies that pass this check:</w:t>
+      </w:r>
+    </w:p>
+    <w:p>
+      <w:pPr>
+        <w:pStyle w:val="ListBullet"/>
+      </w:pPr>
+      <w:r>
+        <w:t>v2.1 (trading costs): we don't know whether cost reduction is material at this strategy's scale; finding out informs v3 design.</w:t>
+      </w:r>
+    </w:p>
+    <w:p>
+      <w:pPr>
+        <w:pStyle w:val="ListBullet"/>
+      </w:pPr>
+      <w:r>
+        <w:t>v2.2 (drawdown protection): v2 showed simple protection sacrifices too much return; we don't know if sophisticated approaches do better; finding out informs whether protection should be a v3 component.</w:t>
+      </w:r>
+    </w:p>
+    <w:p>
+      <w:pPr>
+        <w:pStyle w:val="ListBullet"/>
+      </w:pPr>
+      <w:r>
+        <w:t>v3 (signal extraction): the binding constraint identified by v2's audit; addresses the highest-leverage open question.</w:t>
+      </w:r>
+    </w:p>
+    <w:p>
+      <w:pPr/>
+      <w:r>
+        <w:rPr>
+          <w:i/>
+        </w:rPr>
+        <w:t>Examples of studies that would NOT pass this check:</w:t>
+      </w:r>
+    </w:p>
+    <w:p>
+      <w:pPr>
+        <w:pStyle w:val="ListBullet"/>
+      </w:pPr>
+      <w:r>
+        <w:t>A v2.3 testing another similar portfolio construction variant: v2's cross-variant overlap finding (0.94 Spearman) suggested construction variants produce highly similar concentration profiles. We'd be confirming what we already know.</w:t>
+      </w:r>
+    </w:p>
+    <w:p>
+      <w:pPr>
         <w:pStyle w:val="Heading1"/>
       </w:pPr>
       <w:r>
@@ -3167,6 +3293,442 @@
         <w:pStyle w:val="Heading1"/>
       </w:pPr>
       <w:r>
+        <w:t>Dashboard usability pass — COMPLETE — 2026-05-13</w:t>
+      </w:r>
+    </w:p>
+    <w:p>
+      <w:pPr/>
+      <w:r>
+        <w:t>Status: complete on main. Substantive product evolution rather than a study event — the dashboard is the primary deliverable per the Operating Principles, and this pass reframed it from a data-exploration-tool-for-quants to an explained-findings-document-for-finance-fluent-non-quants.</w:t>
+      </w:r>
+    </w:p>
+    <w:p>
+      <w:pPr>
+        <w:pStyle w:val="Heading2"/>
+      </w:pPr>
+      <w:r>
+        <w:t>Headline</w:t>
+      </w:r>
+    </w:p>
+    <w:p>
+      <w:pPr>
+        <w:pStyle w:val="ListBullet"/>
+      </w:pPr>
+      <w:r>
+        <w:t>Audience reframed: dashboard now targets finance-fluent partners who trade their own brokerage accounts. They understand returns, drawdown, concentration, and "beat the market" framing; they do NOT speak Spearman correlation, Information Coefficient, hyperparameter tuning, decile bucketing, or in-sample/out-of-sample as language.</w:t>
+      </w:r>
+    </w:p>
+    <w:p>
+      <w:pPr>
+        <w:pStyle w:val="ListBullet"/>
+      </w:pPr>
+      <w:r>
+        <w:t>All 8 contract-conformant tabs treated with the same shape: "What this tab shows" header in plain English at the top; single-number callouts in plain-English framing (color-coded outperformance, $10K dollar-intuition growth, concentration check vs 25% guideline); headline visualization with plain caption; technical detail moved to descriptively-labeled expanders (collapsed by default); "Key takeaways" footer with 3-5 interpretive bullets derived from the data.</w:t>
+      </w:r>
+    </w:p>
+    <w:p>
+      <w:pPr>
+        <w:pStyle w:val="ListBullet"/>
+      </w:pPr>
+      <w:r>
+        <w:t>Style guide codified in docs/architecture/dashboard_operations_v1.md → "Dashboard content style guide" section. Covers audience characterization, vocabulary translation table (Spearman → ranking similarity, IC → skill score, CAGR → annual return, etc.), the standard 6-element tab shape, expander labeling rules, and the prune-over-add principle. Future tabs and future studies' dashboard content inherits this style.</w:t>
+      </w:r>
+    </w:p>
+    <w:p>
+      <w:pPr>
+        <w:pStyle w:val="Heading2"/>
+      </w:pPr>
+      <w:r>
+        <w:t>What changed</w:t>
+      </w:r>
+    </w:p>
+    <w:p>
+      <w:pPr>
+        <w:pStyle w:val="ListBullet"/>
+      </w:pPr>
+      <w:r>
+        <w:t>Overview: headline-performance callouts with color-coded outperformance, $10K growth vs SPY, drawdown comparison. Position-set details, Strategy configuration, and Full headline metrics table moved to expanders.</w:t>
+      </w:r>
+    </w:p>
+    <w:p>
+      <w:pPr>
+        <w:pStyle w:val="ListBullet"/>
+      </w:pPr>
+      <w:r>
+        <w:t>Holdings: concentration summary callouts (positions held, largest stock weight, top sector). Universe tier column dropped from the primary table per partner feedback (methodology detail, not partner-relevant).</w:t>
+      </w:r>
+    </w:p>
+    <w:p>
+      <w:pPr>
+        <w:pStyle w:val="ListBullet"/>
+      </w:pPr>
+      <w:r>
+        <w:t>Trades: trade-activity summary (total trades, rebalance trades, forced exits from delistings, total transaction costs). Most-active-month surfaced in plain language.</w:t>
+      </w:r>
+    </w:p>
+    <w:p>
+      <w:pPr>
+        <w:pStyle w:val="ListBullet"/>
+      </w:pPr>
+      <w:r>
+        <w:t>Alpha Attribution: reframed as "which stocks drove performance." Concentration assessment callout against 25% guideline. Top 5 contributors callout. Full per-stock table moved to expander.</w:t>
+      </w:r>
+    </w:p>
+    <w:p>
+      <w:pPr>
+        <w:pStyle w:val="ListBullet"/>
+      </w:pPr>
+      <w:r>
+        <w:t>Diagnostics (biggest reframe): "skill score" replaces "top-quintile IC" as the headline; 12-month rolling win rate as a callout. Per-decile breakdown, IC decomposition table, and rolling-win-rate detail all moved to expanders. Explainer expander describes what the skill score measures without external industry calibration claims.</w:t>
+      </w:r>
+    </w:p>
+    <w:p>
+      <w:pPr>
+        <w:pStyle w:val="ListBullet"/>
+      </w:pPr>
+      <w:r>
+        <w:t>Walk-forward: 3 top callouts (years beating S&amp;P 500, average yearly outperformance, year-to-year variability). Per-window outperformance bar chart promoted to visible headline (color-coded green/red, regime annotations). Cumulative growth chart promoted out of expander, visible below the bar chart. Per-window summary stat list removed. Key takeaways dynamically identify the most-influential window for variability.</w:t>
+      </w:r>
+    </w:p>
+    <w:p>
+      <w:pPr>
+        <w:pStyle w:val="ListBullet"/>
+      </w:pPr>
+      <w:r>
+        <w:t>Tuning: plain-English narrative summary describing what the configuration search did. Score histogram, convergence curve, per-parameter sensitivity, and full trial log all moved to technical expanders. Feature importance kept visible ("Which inputs the model weighted most") because it's concretely interpretable by the audience.</w:t>
+      </w:r>
+    </w:p>
+    <w:p>
+      <w:pPr>
+        <w:pStyle w:val="ListBullet"/>
+      </w:pPr>
+      <w:r>
+        <w:t>Variant Comparison (v2 only): voice polish on the verdict callout, cross-variant overlap caption, and honest framing footer. Mechanism A/B labels replaced with plain-English ("better stock-ranking" vs "portfolio construction approaches").</w:t>
+      </w:r>
+    </w:p>
+    <w:p>
+      <w:pPr>
+        <w:pStyle w:val="Heading2"/>
+      </w:pPr>
+      <w:r>
+        <w:t>Merge SHAs (for traceability)</w:t>
+      </w:r>
+    </w:p>
+    <w:p>
+      <w:pPr>
+        <w:pStyle w:val="ListBullet"/>
+      </w:pPr>
+      <w:r>
+        <w:t>Initial pass: bfc0f1f — plain-language treatment + interpretive takeaways across all 8 tabs. Includes new helper functions (_tab_header, _key_takeaways, _test_window_years, _dollar_growth, _format_pp, _format_pct, _primary_summary_metrics).</w:t>
+      </w:r>
+    </w:p>
+    <w:p>
+      <w:pPr>
+        <w:pStyle w:val="ListBullet"/>
+      </w:pPr>
+      <w:r>
+        <w:t>Refinement commits: d3c51c1 (skill-score range removal, Universe tier drop, Variant Comparison footer simplification) and c0bcf1e (Walk-forward tab restructure — bar chart and cumulative growth chart promoted, per-window summary stat list removed, Key takeaways dynamically identify variability-source window).</w:t>
+      </w:r>
+    </w:p>
+    <w:p>
+      <w:pPr>
+        <w:pStyle w:val="ListBullet"/>
+      </w:pPr>
+      <w:r>
+        <w:t>Merges to main: f258011 (initial pass + first refinements) and a9c63b1 (Walk-forward refinement). Both via --no-ff terminal merges, feature branch preserved at c0bcf1e.</w:t>
+      </w:r>
+    </w:p>
+    <w:p>
+      <w:pPr>
+        <w:pStyle w:val="ListBullet"/>
+      </w:pPr>
+      <w:r>
+        <w:t>AppTest smoke tests: all 8 cases (v1 single-variant + v2 baseline + 6 treatment variants) render with 0 exceptions across each refinement commit. No regression.</w:t>
+      </w:r>
+    </w:p>
+    <w:p>
+      <w:pPr>
+        <w:pStyle w:val="Heading1"/>
+      </w:pPr>
+      <w:r>
+        <w:t>Sequenced follow-up studies</w:t>
+      </w:r>
+    </w:p>
+    <w:p>
+      <w:pPr/>
+      <w:r>
+        <w:t>Three workstreams committed to in sequence, scoped in their own conversations when each becomes active.</w:t>
+      </w:r>
+    </w:p>
+    <w:p>
+      <w:pPr>
+        <w:pStyle w:val="Heading2"/>
+      </w:pPr>
+      <w:r>
+        <w:t>v2.1 — trading costs study (next active workstream)</w:t>
+      </w:r>
+    </w:p>
+    <w:p>
+      <w:pPr/>
+      <w:r>
+        <w:t>Mike's observation: real cost of jumping in and out of stocks; can the same long-term profit be achieved with less churn? Mechanism family: portfolio construction (Mechanism B). Test approaches under consideration: quarterly rebalancing, rebalance-threshold gating, minimum hold period, cost-aware optimization. Multi-variant follow-up study; scoping is its own conversation when active.</w:t>
+      </w:r>
+    </w:p>
+    <w:p>
+      <w:pPr>
+        <w:pStyle w:val="Heading2"/>
+      </w:pPr>
+      <w:r>
+        <w:t>v2.2 — drawdown protection study (after v2.1)</w:t>
+      </w:r>
+    </w:p>
+    <w:p>
+      <w:pPr/>
+      <w:r>
+        <w:t>Mike's observation from v2's NAV chart and walk-forward analysis: 2024–2025 outperformance was largely given back during the mid-2025 drawdown. v2-B1 (vol target) and v2-B5 (defensive sleeves) demonstrated protection works mechanically but sacrifices too much return at the simple-overlay level. v2.2 to test more sophisticated regime detection with finer-grained protection. Mechanism family: portfolio construction (Mechanism B).</w:t>
+      </w:r>
+    </w:p>
+    <w:p>
+      <w:pPr>
+        <w:pStyle w:val="Heading2"/>
+      </w:pPr>
+      <w:r>
+        <w:t>v3 — Mechanism A signal extraction (after v2.2)</w:t>
+      </w:r>
+    </w:p>
+    <w:p>
+      <w:pPr/>
+      <w:r>
+        <w:t>The binding constraint per v2's IC scope audit findings. Substantively different from v1/v2 design space: changes to feature engineering, model class, horizon, universe filtering, or alternative target definitions. Study scoping is its own conversation. v3 addresses the highest-leverage open question identified by v2.</w:t>
+      </w:r>
+    </w:p>
+    <w:p>
+      <w:pPr>
+        <w:pStyle w:val="Heading1"/>
+      </w:pPr>
+      <w:r>
+        <w:t>Follow-ups status update — 2026-05-13</w:t>
+      </w:r>
+    </w:p>
+    <w:p>
+      <w:pPr/>
+      <w:r>
+        <w:rPr>
+          <w:i/>
+        </w:rPr>
+        <w:t>Refresh of the standing follow-ups list. Items below supersede prior listings; items not mentioned here are unchanged from their prior tracker entries.</w:t>
+      </w:r>
+    </w:p>
+    <w:p>
+      <w:pPr>
+        <w:pStyle w:val="ListBullet"/>
+      </w:pPr>
+      <w:r>
+        <w:rPr>
+          <w:b/>
+        </w:rPr>
+        <w:t xml:space="preserve">CV-objectives memo recommendation re-justification: </w:t>
+      </w:r>
+      <w:r>
+        <w:rPr>
+          <w:i/>
+        </w:rPr>
+        <w:t xml:space="preserve">pending. </w:t>
+      </w:r>
+      <w:r>
+        <w:t>The memo's empirical evidence was corrected via the v2 IC scope audit; the recommendation's logical structure may or may not survive the correction. Substantive workstream when convenient; not urgent. Future contract-conformant studies should not default to top_quintile_spearman_ic as CV objective on the memo alone until this resolves.</w:t>
+      </w:r>
+    </w:p>
+    <w:p>
+      <w:pPr>
+        <w:pStyle w:val="ListBullet"/>
+      </w:pPr>
+      <w:r>
+        <w:rPr>
+          <w:b/>
+        </w:rPr>
+        <w:t xml:space="preserve">Contract-artifact deployment architecture (git force-add vs R2 object storage): </w:t>
+      </w:r>
+      <w:r>
+        <w:rPr>
+          <w:i/>
+        </w:rPr>
+        <w:t xml:space="preserve">pending. </w:t>
+      </w:r>
+      <w:r>
+        <w:t>Current pattern works (v1 + v2 both use git force-add per dashboard_operations_v1.md); question is whether to migrate to R2. Worth its own conversation when convenient.</w:t>
+      </w:r>
+    </w:p>
+    <w:p>
+      <w:pPr>
+        <w:pStyle w:val="ListBullet"/>
+      </w:pPr>
+      <w:r>
+        <w:rPr>
+          <w:b/>
+        </w:rPr>
+        <w:t xml:space="preserve">Synthetic compounded growth curve prune review (Walk-forward tab): </w:t>
+      </w:r>
+      <w:r>
+        <w:rPr>
+          <w:i/>
+        </w:rPr>
+        <w:t xml:space="preserve">RESOLVED. </w:t>
+      </w:r>
+      <w:r>
+        <w:t>Refinement 4 of the dashboard usability pass promoted the chart out of its expander to visible primary content. The "should we prune it" question is moot since partners now see it directly.</w:t>
+      </w:r>
+    </w:p>
+    <w:p>
+      <w:pPr>
+        <w:pStyle w:val="ListBullet"/>
+      </w:pPr>
+      <w:r>
+        <w:rPr>
+          <w:b/>
+        </w:rPr>
+        <w:t xml:space="preserve">use_container_width deprecation sweep: </w:t>
+      </w:r>
+      <w:r>
+        <w:rPr>
+          <w:i/>
+        </w:rPr>
+        <w:t xml:space="preserve">pending. </w:t>
+      </w:r>
+      <w:r>
+        <w:t>Streamlit logs ~40 warnings per page load. Mechanical sweep; not blocking.</w:t>
+      </w:r>
+    </w:p>
+    <w:p>
+      <w:pPr>
+        <w:pStyle w:val="ListBullet"/>
+      </w:pPr>
+      <w:r>
+        <w:rPr>
+          <w:b/>
+        </w:rPr>
+        <w:t xml:space="preserve">Dashboard pytest coverage via AppTest harness: </w:t>
+      </w:r>
+      <w:r>
+        <w:rPr>
+          <w:i/>
+        </w:rPr>
+        <w:t xml:space="preserve">pending. </w:t>
+      </w:r>
+      <w:r>
+        <w:t>The AppTest smoke tests run throughout the v2 and usability-pass work could be formalized into a regression test suite. Worth doing before any major dashboard restructure.</w:t>
+      </w:r>
+    </w:p>
+    <w:p>
+      <w:pPr>
+        <w:pStyle w:val="ListBullet"/>
+      </w:pPr>
+      <w:r>
+        <w:rPr>
+          <w:b/>
+        </w:rPr>
+        <w:t xml:space="preserve">attempted_trials enhancement to tuning_summary.json: </w:t>
+      </w:r>
+      <w:r>
+        <w:rPr>
+          <w:i/>
+        </w:rPr>
+        <w:t xml:space="preserve">pending. </w:t>
+      </w:r>
+      <w:r>
+        <w:t>Currently total_trials is COMPLETE-only; the narrative hides high failure-rate cases. Revisit when another study produces similarly-high failure rates.</w:t>
+      </w:r>
+    </w:p>
+    <w:p>
+      <w:pPr>
+        <w:pStyle w:val="ListBullet"/>
+      </w:pPr>
+      <w:r>
+        <w:rPr>
+          <w:b/>
+        </w:rPr>
+        <w:t xml:space="preserve">Convergence-pattern methodology memo: </w:t>
+      </w:r>
+      <w:r>
+        <w:rPr>
+          <w:i/>
+        </w:rPr>
+        <w:t xml:space="preserve">two of three data points collected. </w:t>
+      </w:r>
+      <w:r>
+        <w:t>v1 XGBoost (61% of 200 trials) and v1 legacy (~33% of 1000 trials) are the two; waiting for v3 to provide the third data point before drafting a memo.</w:t>
+      </w:r>
+    </w:p>
+    <w:p>
+      <w:pPr>
+        <w:pStyle w:val="Heading1"/>
+      </w:pPr>
+      <w:r>
+        <w:t>Project state at end of session — 2026-05-13</w:t>
+      </w:r>
+    </w:p>
+    <w:p>
+      <w:pPr/>
+      <w:r>
+        <w:rPr>
+          <w:i/>
+        </w:rPr>
+        <w:t>Captured for the next session to start from.</w:t>
+      </w:r>
+    </w:p>
+    <w:p>
+      <w:pPr>
+        <w:pStyle w:val="ListBullet"/>
+      </w:pPr>
+      <w:r>
+        <w:t>Two completed studies (v1 Larger Universe, v2 Larger Universe multi-variant). Neither promoted. Both produced substantive research-program findings (CV-objectives memo + IC scope audit + signal-weakness demonstration + portfolio-construction-limits demonstration).</w:t>
+      </w:r>
+    </w:p>
+    <w:p>
+      <w:pPr>
+        <w:pStyle w:val="ListBullet"/>
+      </w:pPr>
+      <w:r>
+        <w:t>Dashboard usability pass complete on main; partners can now read project state accessibly without quant vocabulary.</w:t>
+      </w:r>
+    </w:p>
+    <w:p>
+      <w:pPr>
+        <w:pStyle w:val="ListBullet"/>
+      </w:pPr>
+      <w:r>
+        <w:t>Three workstreams sequenced: v2.1 (trading costs) → v2.2 (drawdown protection) → v3 (Mechanism A signal extraction).</w:t>
+      </w:r>
+    </w:p>
+    <w:p>
+      <w:pPr>
+        <w:pStyle w:val="ListBullet"/>
+      </w:pPr>
+      <w:r>
+        <w:t>Six standing follow-ups, none urgent (see Follow-ups status update section above).</w:t>
+      </w:r>
+    </w:p>
+    <w:p>
+      <w:pPr>
+        <w:pStyle w:val="ListBullet"/>
+      </w:pPr>
+      <w:r>
+        <w:t>Operating Principles enhanced with the studies-as-research-program subsection and its discipline check.</w:t>
+      </w:r>
+    </w:p>
+    <w:p>
+      <w:pPr>
+        <w:pStyle w:val="ListBullet"/>
+      </w:pPr>
+      <w:r>
+        <w:t>Next active conversation: v2.1 scoping.</w:t>
+      </w:r>
+    </w:p>
+    <w:p>
+      <w:pPr>
+        <w:pStyle w:val="Heading1"/>
+      </w:pPr>
+      <w:r>
         <w:t>1. Top 5 Most Important Findings</w:t>
       </w:r>
     </w:p>

--- a/docs/Project_State_Tracker.docx
+++ b/docs/Project_State_Tracker.docx
@@ -21,7 +21,7 @@
           <w:i/>
           <w:sz w:val="20"/>
         </w:rPr>
-        <w:t>Canonical project-state doc. Built from the Claude Code audit (2026-05-11) plus strategic context — Polygon piggyback analysis, prioritization framing, cleanup commit summary, and the post-PR-#15-merge refresh. Lives at docs/Project_State_Tracker.docx; update via Claude Code when state changes meaningfully.</w:t>
+        <w:t>Canonical project-state doc. Built from the Claude Code audit (2026-05-11) plus the post-merge refresh, the Larger Universe v1/v2 study closes (2026-05-12 / 2026-05-13), the dashboard usability pass (2026-05-13), and the 2026-05-27 status refresh. Lives at docs/Project_State_Tracker.docx; edited directly via python-docx (the original regenerator at scripts/build_project_state_tracker.py was archived 2026-05-27 to scripts/archived/).</w:t>
       </w:r>
     </w:p>
     <w:p>
@@ -40,7 +40,7 @@
           <w:i w:val="0"/>
           <w:sz w:val="22"/>
         </w:rPr>
-        <w:t>Where the project actually stands as of May 11, 2026 (post-PR-#15-merge):</w:t>
+        <w:t>Where the project stands as of 2026-05-27 (repo quiet since 2026-05-13; no commits in 14 days):</w:t>
       </w:r>
     </w:p>
     <w:p>
@@ -54,7 +54,7 @@
           <w:i w:val="0"/>
           <w:sz w:val="22"/>
         </w:rPr>
-        <w:t>Equity research framework (Mike) is production-stable.</w:t>
+        <w:t>Equity research direction has matured into the contract-conformant study cadence.</w:t>
       </w:r>
       <w:r>
         <w:rPr>
@@ -63,7 +63,7 @@
           <w:i w:val="0"/>
           <w:sz w:val="22"/>
         </w:rPr>
-        <w:t xml:space="preserve"> Three promoted studies live on the cloud. NVDA/META concentration finding documented but not yet surfaced in dashboard exec summaries.</w:t>
+        <w:t xml:space="preserve"> Three legacy promoted strategies still live (#325, #842, #1852). Two contract-conformant studies — Larger Universe v1 (2026-05-12) and v2 (2026-05-13) — completed and were not promoted, but produced substantive methodology findings retained in architectural memos.</w:t>
       </w:r>
     </w:p>
     <w:p>
@@ -86,7 +86,7 @@
           <w:i w:val="0"/>
           <w:sz w:val="22"/>
         </w:rPr>
-        <w:t xml:space="preserve"> 4-file stub committed, Chris pivoted to options. Crypto Phase 2 strategy code never started.</w:t>
+        <w:t xml:space="preserve"> 4-file stub on main (no change since 2026-05-11). Chris stayed on options. Crypto Phase 2 strategy code never started.</w:t>
       </w:r>
     </w:p>
     <w:p>
@@ -100,7 +100,7 @@
           <w:i w:val="0"/>
           <w:sz w:val="22"/>
         </w:rPr>
-        <w:t>Options extension is the active build-out.</w:t>
+        <w:t>Options extension is idle pending Chris's v1 production study.</w:t>
       </w:r>
       <w:r>
         <w:rPr>
@@ -109,7 +109,7 @@
           <w:i w:val="0"/>
           <w:sz w:val="22"/>
         </w:rPr>
-        <w:t xml:space="preserve"> Chris shipped Sections 1-8 + 2.5 to main over 2 days. PR #15 (hang fix + concurrency refactor) merged 2026-05-11 (commit 993527f); v1 production study is now ready to run and is pending Chris's launch.</w:t>
+        <w:t xml:space="preserve"> Sections 1-8 + 2.5 merged 2026-05-11; PR #15 (hang fix + concurrency refactor) merged 2026-05-11 (993527f); no commits to src/options/ or tests/options/ in the 16 days since. The v1 production study is ready to run; models/snapshots/options/ still absent as of 2026-05-27.</w:t>
       </w:r>
     </w:p>
     <w:p>
@@ -123,7 +123,7 @@
           <w:i w:val="0"/>
           <w:sz w:val="22"/>
         </w:rPr>
-        <w:t>Cloud dashboard equity content is current; options content is pending Chris's v1 study output.</w:t>
+        <w:t>Cloud dashboard carries LU v1 + v2 contract-conformant content via git force-add; legacy R2 last synced 2026-05-11.</w:t>
       </w:r>
       <w:r>
         <w:rPr>
@@ -132,7 +132,7 @@
           <w:i w:val="0"/>
           <w:sz w:val="22"/>
         </w:rPr>
-        <w:t xml:space="preserve"> R2 synced 2026-05-11 at git_sha 993527f. The options/ prefix stays empty in R2 until the v1 study produces artifacts under models/cache/options/.</w:t>
+        <w:t xml:space="preserve"> Legacy R2 manifest at git_sha 993527f. Contract-conformant LU v1/v2 study data on cloud via the git-force-add deploy pattern documented in dashboard_operations_v1.md. Options content still absent from R2 — no v1 study output yet.</w:t>
       </w:r>
     </w:p>
     <w:p>
@@ -155,7 +155,7 @@
           <w:i w:val="0"/>
           <w:sz w:val="22"/>
         </w:rPr>
-        <w:t xml:space="preserve"> Test collection bug fixed (commit c1346cd); truststore + pytest installed; full test suite runs.</w:t>
+        <w:t xml:space="preserve"> Test collection bug fixed 2026-05-11 (c1346cd); truststore + pytest installed; full test suite runs.</w:t>
       </w:r>
     </w:p>
     <w:p>
@@ -169,7 +169,7 @@
           <w:i w:val="0"/>
           <w:sz w:val="22"/>
         </w:rPr>
-        <w:t>.env.example now documents the full key set.</w:t>
+        <w:t>.env.example documents the full key set.</w:t>
       </w:r>
       <w:r>
         <w:rPr>
@@ -192,7 +192,7 @@
           <w:i w:val="0"/>
           <w:sz w:val="22"/>
         </w:rPr>
-        <w:t>SP1500 universe expansion remains stashed, awaiting Finnhub TOS clarity.</w:t>
+        <w:t>SP1500 expansion was delivered via Finnhub Basic + Larger Universe v1 (2026-05-11).</w:t>
       </w:r>
       <w:r>
         <w:rPr>
@@ -201,7 +201,7 @@
           <w:i w:val="0"/>
           <w:sz w:val="22"/>
         </w:rPr>
-        <w:t xml:space="preserve"> Polygon/Massive (Chris's data source) may make this question obsolete — see Section 3 for the piggyback math.</w:t>
+        <w:t xml:space="preserve"> Section 3 (Polygon piggyback) is now obsolete; Mike purchased Finnhub Basic ($49.99/mo) and the LU v1 snapshot is the result (2,122 tickers; SP500 + SP400 + SP600 + last-decade delisted). stash@{0} retained for the retry/sanity-gate code but no longer load-bearing.</w:t>
       </w:r>
     </w:p>
     <w:p>
@@ -221,7 +221,7 @@
           <w:i w:val="0"/>
           <w:sz w:val="22"/>
         </w:rPr>
-        <w:t>URGENT items are now cleared. PR #15 is merged, equity R2 is current, venv dependencies are installed, .env.example is complete. The next forcing function is Chris launching the v1 production study — once that completes, options content gets uploaded to R2 and we get the first end-to-end options-side dashboard. Three different research domains (equity, crypto, options) coexist without conflict thanks to Phase 1's asset-class refactor.</w:t>
+        <w:t>The project is in a quiet phase. URGENT items have remained cleared since 2026-05-11. The two completed studies (v1 + v2) produced findings that change v3's design but did not produce a promotable strategy. The next forcing function is Mike opening the v2.1 (trading costs) scoping conversation — sequenced but not yet started. Three different research domains (equity, crypto, options) coexist without conflict thanks to Phase 1's asset-class refactor.</w:t>
       </w:r>
     </w:p>
     <w:p>
@@ -240,7 +240,7 @@
           <w:i/>
           <w:sz w:val="20"/>
         </w:rPr>
-        <w:t>Red rows are URGENT (blocking work); yellow rows are warnings (needs attention but not blocking); green rows are working as designed. As of 2026-05-11 post-merge, no rows are red.</w:t>
+        <w:t>Red rows are URGENT (blocking work); yellow rows are warnings (needs attention but not blocking); green rows are working as designed. As of 2026-05-27, no rows are red. Most rows are unchanged from 2026-05-13 — the repo has had no commits in 14 days.</w:t>
       </w:r>
     </w:p>
     <w:tbl>
@@ -478,13 +478,13 @@
             </w:tcBorders>
           </w:tcPr>
           <w:p>
-            <w:r/>
             <w:r>
               <w:rPr>
                 <w:rFonts w:ascii="Arial" w:hAnsi="Arial"/>
+                <w:b w:val="0"/>
                 <w:sz w:val="18"/>
               </w:rPr>
-              <w:t>WORKING — R2 current</w:t>
+              <w:t>WORKING — R2 + git-deploy current</w:t>
             </w:r>
           </w:p>
         </w:tc>
@@ -522,13 +522,13 @@
             </w:tcBorders>
           </w:tcPr>
           <w:p>
-            <w:r/>
             <w:r>
               <w:rPr>
                 <w:rFonts w:ascii="Arial" w:hAnsi="Arial"/>
+                <w:b w:val="0"/>
                 <w:sz w:val="18"/>
               </w:rPr>
-              <w:t>Synced 2026-05-11 at git_sha 993527f</w:t>
+              <w:t>Legacy R2 synced 2026-05-11 (993527f). LU v1/v2 contract data deployed via git force-add (see dashboard_operations_v1.md). No change since 2026-05-13.</w:t>
             </w:r>
           </w:p>
         </w:tc>
@@ -748,13 +748,13 @@
             </w:tcBorders>
           </w:tcPr>
           <w:p>
-            <w:r/>
             <w:r>
               <w:rPr>
                 <w:rFonts w:ascii="Arial" w:hAnsi="Arial"/>
+                <w:b w:val="0"/>
                 <w:sz w:val="18"/>
               </w:rPr>
-              <w:t>READY — pending Chris launch</w:t>
+              <w:t>READY — pending Chris launch (no change in 14d)</w:t>
             </w:r>
           </w:p>
         </w:tc>
@@ -792,13 +792,13 @@
             </w:tcBorders>
           </w:tcPr>
           <w:p>
-            <w:r/>
             <w:r>
               <w:rPr>
                 <w:rFonts w:ascii="Arial" w:hAnsi="Arial"/>
+                <w:b w:val="0"/>
                 <w:sz w:val="18"/>
               </w:rPr>
-              <w:t>Chris launches v1 production study</w:t>
+              <w:t>Chris launches v1 production study. models/snapshots/options/ still absent as of 2026-05-27.</w:t>
             </w:r>
           </w:p>
         </w:tc>
@@ -882,13 +882,13 @@
             </w:tcBorders>
           </w:tcPr>
           <w:p>
-            <w:r/>
             <w:r>
               <w:rPr>
                 <w:rFonts w:ascii="Arial" w:hAnsi="Arial"/>
+                <w:b w:val="0"/>
                 <w:sz w:val="18"/>
               </w:rPr>
-              <w:t>Indefinitely; Chris on options</w:t>
+              <w:t>Indefinitely; Chris on options. No code change since 2026-05-11.</w:t>
             </w:r>
           </w:p>
         </w:tc>
@@ -928,13 +928,13 @@
             </w:tcBorders>
           </w:tcPr>
           <w:p>
-            <w:r/>
             <w:r>
               <w:rPr>
                 <w:rFonts w:ascii="Arial" w:hAnsi="Arial"/>
+                <w:b w:val="0"/>
                 <w:sz w:val="18"/>
               </w:rPr>
-              <w:t>PAUSED — STASHED</w:t>
+              <w:t>SUPERSEDED by LU v1 (2026-05-11)</w:t>
             </w:r>
           </w:p>
         </w:tc>
@@ -972,13 +972,13 @@
             </w:tcBorders>
           </w:tcPr>
           <w:p>
-            <w:r/>
             <w:r>
               <w:rPr>
                 <w:rFonts w:ascii="Arial" w:hAnsi="Arial"/>
+                <w:b w:val="0"/>
                 <w:sz w:val="18"/>
               </w:rPr>
-              <w:t>Finnhub TOS OR pivot to Polygon (see §3)</w:t>
+              <w:t>Universe expansion delivered via Finnhub-Basic-backed Larger Universe v1 snapshot (2,122 tickers; SP500+SP400+SP600+delisted). Original stash@{0} retained for retry/sanity-gate code.</w:t>
             </w:r>
           </w:p>
         </w:tc>
@@ -1016,13 +1016,13 @@
             </w:tcBorders>
           </w:tcPr>
           <w:p>
-            <w:r/>
             <w:r>
               <w:rPr>
                 <w:rFonts w:ascii="Arial" w:hAnsi="Arial"/>
+                <w:b w:val="0"/>
                 <w:sz w:val="18"/>
               </w:rPr>
-              <w:t>QUEUED</w:t>
+              <w:t>QUEUED — partially overtaken by LU v2 IC scope finding</w:t>
             </w:r>
           </w:p>
         </w:tc>
@@ -1058,13 +1058,13 @@
             </w:tcBorders>
           </w:tcPr>
           <w:p>
-            <w:r/>
             <w:r>
               <w:rPr>
                 <w:rFonts w:ascii="Arial" w:hAnsi="Arial"/>
+                <w:b w:val="0"/>
                 <w:sz w:val="18"/>
               </w:rPr>
-              <w:t>Small Claude Code session; commits ready (f46bd05)</w:t>
+              <w:t>Legacy-study exec summaries still don't carry the NVDA/META framing. v2's IC scope audit (top-quintile IC −0.004 under full-cross-section scope) is consistent with the original concentration finding. Still actionable but lower priority vs. v2.1 scoping.</w:t>
             </w:r>
           </w:p>
         </w:tc>
@@ -1335,6 +1335,204 @@
                 <w:sz w:val="18"/>
               </w:rPr>
               <w:t>Run v1 production study; that produces the artifacts snapshot_for_cloud.py expects under models/cache/options/</w:t>
+            </w:r>
+          </w:p>
+        </w:tc>
+      </w:tr>
+      <w:tr>
+        <w:tc>
+          <w:tcPr>
+            <w:tcW w:type="dxa" w:w="2736"/>
+            <w:shd w:val="clear" w:color="auto" w:fill="FFF2CC"/>
+          </w:tcPr>
+          <w:p>
+            <w:r>
+              <w:rPr>
+                <w:rFonts w:ascii="Arial" w:hAnsi="Arial"/>
+                <w:b w:val="0"/>
+                <w:sz w:val="18"/>
+              </w:rPr>
+              <w:t>v2.1 trading-costs study</w:t>
+            </w:r>
+          </w:p>
+        </w:tc>
+        <w:tc>
+          <w:tcPr>
+            <w:tcW w:type="dxa" w:w="2448"/>
+            <w:shd w:val="clear" w:color="auto" w:fill="FFF2CC"/>
+          </w:tcPr>
+          <w:p>
+            <w:r>
+              <w:rPr>
+                <w:rFonts w:ascii="Arial" w:hAnsi="Arial"/>
+                <w:b w:val="0"/>
+                <w:sz w:val="18"/>
+              </w:rPr>
+              <w:t>NOT STARTED — scoping is next conversation</w:t>
+            </w:r>
+          </w:p>
+        </w:tc>
+        <w:tc>
+          <w:tcPr>
+            <w:tcW w:type="dxa" w:w="1008"/>
+            <w:shd w:val="clear" w:color="auto" w:fill="FFF2CC"/>
+          </w:tcPr>
+          <w:p>
+            <w:r>
+              <w:rPr>
+                <w:rFonts w:ascii="Arial" w:hAnsi="Arial"/>
+                <w:b w:val="0"/>
+                <w:sz w:val="18"/>
+              </w:rPr>
+              <w:t>Mike</w:t>
+            </w:r>
+          </w:p>
+        </w:tc>
+        <w:tc>
+          <w:tcPr>
+            <w:tcW w:type="dxa" w:w="3168"/>
+            <w:shd w:val="clear" w:color="auto" w:fill="FFF2CC"/>
+          </w:tcPr>
+          <w:p>
+            <w:r>
+              <w:rPr>
+                <w:rFonts w:ascii="Arial" w:hAnsi="Arial"/>
+                <w:b w:val="0"/>
+                <w:sz w:val="18"/>
+              </w:rPr>
+              <w:t>Sequenced after LU v2 close. No scoping or code work in 14 days; may be the longest open queue item.</w:t>
+            </w:r>
+          </w:p>
+        </w:tc>
+      </w:tr>
+      <w:tr>
+        <w:tc>
+          <w:tcPr>
+            <w:tcW w:type="dxa" w:w="2736"/>
+            <w:shd w:val="clear" w:color="auto" w:fill="D5E8D4"/>
+          </w:tcPr>
+          <w:p>
+            <w:r>
+              <w:rPr>
+                <w:rFonts w:ascii="Arial" w:hAnsi="Arial"/>
+                <w:b w:val="0"/>
+                <w:sz w:val="18"/>
+              </w:rPr>
+              <w:t>Larger Universe v1 &amp; v2 studies</w:t>
+            </w:r>
+          </w:p>
+        </w:tc>
+        <w:tc>
+          <w:tcPr>
+            <w:tcW w:type="dxa" w:w="2448"/>
+            <w:shd w:val="clear" w:color="auto" w:fill="D5E8D4"/>
+          </w:tcPr>
+          <w:p>
+            <w:r>
+              <w:rPr>
+                <w:rFonts w:ascii="Arial" w:hAnsi="Arial"/>
+                <w:b w:val="0"/>
+                <w:sz w:val="18"/>
+              </w:rPr>
+              <w:t>COMPLETE — not promoted</w:t>
+            </w:r>
+          </w:p>
+        </w:tc>
+        <w:tc>
+          <w:tcPr>
+            <w:tcW w:type="dxa" w:w="1008"/>
+            <w:shd w:val="clear" w:color="auto" w:fill="D5E8D4"/>
+          </w:tcPr>
+          <w:p>
+            <w:r>
+              <w:rPr>
+                <w:rFonts w:ascii="Arial" w:hAnsi="Arial"/>
+                <w:b w:val="0"/>
+                <w:sz w:val="18"/>
+              </w:rPr>
+              <w:t>Mike</w:t>
+            </w:r>
+          </w:p>
+        </w:tc>
+        <w:tc>
+          <w:tcPr>
+            <w:tcW w:type="dxa" w:w="3168"/>
+            <w:shd w:val="clear" w:color="auto" w:fill="D5E8D4"/>
+          </w:tcPr>
+          <w:p>
+            <w:r>
+              <w:rPr>
+                <w:rFonts w:ascii="Arial" w:hAnsi="Arial"/>
+                <w:b w:val="0"/>
+                <w:sz w:val="18"/>
+              </w:rPr>
+              <w:t>v1: 2026-05-12 (4edcef5). v2: 2026-05-13 (b1d177a + 7ae3977). Both produced methodology findings; neither met promotion criteria.</w:t>
+            </w:r>
+          </w:p>
+        </w:tc>
+      </w:tr>
+      <w:tr>
+        <w:tc>
+          <w:tcPr>
+            <w:tcW w:type="dxa" w:w="2736"/>
+            <w:shd w:val="clear" w:color="auto" w:fill="D5E8D4"/>
+          </w:tcPr>
+          <w:p>
+            <w:r>
+              <w:rPr>
+                <w:rFonts w:ascii="Arial" w:hAnsi="Arial"/>
+                <w:b w:val="0"/>
+                <w:sz w:val="18"/>
+              </w:rPr>
+              <w:t>Dashboard usability pass</w:t>
+            </w:r>
+          </w:p>
+        </w:tc>
+        <w:tc>
+          <w:tcPr>
+            <w:tcW w:type="dxa" w:w="2448"/>
+            <w:shd w:val="clear" w:color="auto" w:fill="D5E8D4"/>
+          </w:tcPr>
+          <w:p>
+            <w:r>
+              <w:rPr>
+                <w:rFonts w:ascii="Arial" w:hAnsi="Arial"/>
+                <w:b w:val="0"/>
+                <w:sz w:val="18"/>
+              </w:rPr>
+              <w:t>COMPLETE 2026-05-13</w:t>
+            </w:r>
+          </w:p>
+        </w:tc>
+        <w:tc>
+          <w:tcPr>
+            <w:tcW w:type="dxa" w:w="1008"/>
+            <w:shd w:val="clear" w:color="auto" w:fill="D5E8D4"/>
+          </w:tcPr>
+          <w:p>
+            <w:r>
+              <w:rPr>
+                <w:rFonts w:ascii="Arial" w:hAnsi="Arial"/>
+                <w:b w:val="0"/>
+                <w:sz w:val="18"/>
+              </w:rPr>
+              <w:t>Mike</w:t>
+            </w:r>
+          </w:p>
+        </w:tc>
+        <w:tc>
+          <w:tcPr>
+            <w:tcW w:type="dxa" w:w="3168"/>
+            <w:shd w:val="clear" w:color="auto" w:fill="D5E8D4"/>
+          </w:tcPr>
+          <w:p>
+            <w:r>
+              <w:rPr>
+                <w:rFonts w:ascii="Arial" w:hAnsi="Arial"/>
+                <w:b w:val="0"/>
+                <w:sz w:val="18"/>
+              </w:rPr>
+              <w:t>Audience reframed to finance-fluent partners. Merge SHAs a9c63b1 + f258011. Style guide in dashboard_operations_v1.md.</w:t>
             </w:r>
           </w:p>
         </w:tc>
@@ -3507,16 +3705,24 @@
         <w:pStyle w:val="Heading1"/>
       </w:pPr>
       <w:r>
-        <w:t>Follow-ups status update — 2026-05-13</w:t>
-      </w:r>
-    </w:p>
-    <w:p>
-      <w:pPr/>
-      <w:r>
         <w:rPr>
-          <w:i/>
+          <w:rFonts w:ascii="Arial" w:hAnsi="Arial"/>
+          <w:b/>
+          <w:i w:val="0"/>
+          <w:sz w:val="34"/>
         </w:rPr>
-        <w:t>Refresh of the standing follow-ups list. Items below supersede prior listings; items not mentioned here are unchanged from their prior tracker entries.</w:t>
+        <w:t>Follow-ups status update — 2026-05-27</w:t>
+      </w:r>
+    </w:p>
+    <w:p>
+      <w:r>
+        <w:rPr>
+          <w:rFonts w:ascii="Arial" w:hAnsi="Arial"/>
+          <w:b w:val="0"/>
+          <w:i w:val="0"/>
+          <w:sz w:val="22"/>
+        </w:rPr>
+        <w:t>Refresh of the standing follow-ups list as of 2026-05-27. Repo has been quiet since 2026-05-13 (no commits in 14 days), so most items carry the same status with a date refresh. Items below supersede prior listings.</w:t>
       </w:r>
     </w:p>
     <w:p>
@@ -3525,18 +3731,21 @@
       </w:pPr>
       <w:r>
         <w:rPr>
+          <w:rFonts w:ascii="Arial" w:hAnsi="Arial"/>
           <w:b/>
+          <w:i w:val="0"/>
+          <w:sz w:val="22"/>
         </w:rPr>
         <w:t xml:space="preserve">CV-objectives memo recommendation re-justification: </w:t>
       </w:r>
       <w:r>
         <w:rPr>
-          <w:i/>
+          <w:rFonts w:ascii="Arial" w:hAnsi="Arial"/>
+          <w:b w:val="0"/>
+          <w:i w:val="0"/>
+          <w:sz w:val="22"/>
         </w:rPr>
-        <w:t xml:space="preserve">pending. </w:t>
-      </w:r>
-      <w:r>
-        <w:t>The memo's empirical evidence was corrected via the v2 IC scope audit; the recommendation's logical structure may or may not survive the correction. Substantive workstream when convenient; not urgent. Future contract-conformant studies should not default to top_quintile_spearman_ic as CV objective on the memo alone until this resolves.</w:t>
+        <w:t>still pending. The IC scope audit's correction stands; no work has happened since 2026-05-13. Future contract-conformant studies should not default to top_quintile_spearman_ic as CV objective on the memo alone until this resolves.</w:t>
       </w:r>
     </w:p>
     <w:p>
@@ -3545,18 +3754,21 @@
       </w:pPr>
       <w:r>
         <w:rPr>
+          <w:rFonts w:ascii="Arial" w:hAnsi="Arial"/>
           <w:b/>
+          <w:i w:val="0"/>
+          <w:sz w:val="22"/>
         </w:rPr>
-        <w:t xml:space="preserve">Contract-artifact deployment architecture (git force-add vs R2 object storage): </w:t>
+        <w:t xml:space="preserve">Contract-artifact deployment architecture (git force-add vs R2): </w:t>
       </w:r>
       <w:r>
         <w:rPr>
-          <w:i/>
+          <w:rFonts w:ascii="Arial" w:hAnsi="Arial"/>
+          <w:b w:val="0"/>
+          <w:i w:val="0"/>
+          <w:sz w:val="22"/>
         </w:rPr>
-        <w:t xml:space="preserve">pending. </w:t>
-      </w:r>
-      <w:r>
-        <w:t>Current pattern works (v1 + v2 both use git force-add per dashboard_operations_v1.md); question is whether to migrate to R2. Worth its own conversation when convenient.</w:t>
+        <w:t>still pending. v1 and v2 contract data continues to ship via the git-force-add pattern documented in dashboard_operations_v1.md. Question is unchanged.</w:t>
       </w:r>
     </w:p>
     <w:p>
@@ -3565,38 +3777,21 @@
       </w:pPr>
       <w:r>
         <w:rPr>
+          <w:rFonts w:ascii="Arial" w:hAnsi="Arial"/>
           <w:b/>
-        </w:rPr>
-        <w:t xml:space="preserve">Synthetic compounded growth curve prune review (Walk-forward tab): </w:t>
-      </w:r>
-      <w:r>
-        <w:rPr>
-          <w:i/>
-        </w:rPr>
-        <w:t xml:space="preserve">RESOLVED. </w:t>
-      </w:r>
-      <w:r>
-        <w:t>Refinement 4 of the dashboard usability pass promoted the chart out of its expander to visible primary content. The "should we prune it" question is moot since partners now see it directly.</w:t>
-      </w:r>
-    </w:p>
-    <w:p>
-      <w:pPr>
-        <w:pStyle w:val="ListBullet"/>
-      </w:pPr>
-      <w:r>
-        <w:rPr>
-          <w:b/>
+          <w:i w:val="0"/>
+          <w:sz w:val="22"/>
         </w:rPr>
         <w:t xml:space="preserve">use_container_width deprecation sweep: </w:t>
       </w:r>
       <w:r>
         <w:rPr>
-          <w:i/>
+          <w:rFonts w:ascii="Arial" w:hAnsi="Arial"/>
+          <w:b w:val="0"/>
+          <w:i w:val="0"/>
+          <w:sz w:val="22"/>
         </w:rPr>
-        <w:t xml:space="preserve">pending. </w:t>
-      </w:r>
-      <w:r>
-        <w:t>Streamlit logs ~40 warnings per page load. Mechanical sweep; not blocking.</w:t>
+        <w:t>still pending. ~40 warnings/page load. Mechanical sweep; no progress.</w:t>
       </w:r>
     </w:p>
     <w:p>
@@ -3605,18 +3800,21 @@
       </w:pPr>
       <w:r>
         <w:rPr>
+          <w:rFonts w:ascii="Arial" w:hAnsi="Arial"/>
           <w:b/>
+          <w:i w:val="0"/>
+          <w:sz w:val="22"/>
         </w:rPr>
         <w:t xml:space="preserve">Dashboard pytest coverage via AppTest harness: </w:t>
       </w:r>
       <w:r>
         <w:rPr>
-          <w:i/>
+          <w:rFonts w:ascii="Arial" w:hAnsi="Arial"/>
+          <w:b w:val="0"/>
+          <w:i w:val="0"/>
+          <w:sz w:val="22"/>
         </w:rPr>
-        <w:t xml:space="preserve">pending. </w:t>
-      </w:r>
-      <w:r>
-        <w:t>The AppTest smoke tests run throughout the v2 and usability-pass work could be formalized into a regression test suite. Worth doing before any major dashboard restructure.</w:t>
+        <w:t>still pending. No regression test suite formalized.</w:t>
       </w:r>
     </w:p>
     <w:p>
@@ -3625,18 +3823,21 @@
       </w:pPr>
       <w:r>
         <w:rPr>
+          <w:rFonts w:ascii="Arial" w:hAnsi="Arial"/>
           <w:b/>
+          <w:i w:val="0"/>
+          <w:sz w:val="22"/>
         </w:rPr>
         <w:t xml:space="preserve">attempted_trials enhancement to tuning_summary.json: </w:t>
       </w:r>
       <w:r>
         <w:rPr>
-          <w:i/>
+          <w:rFonts w:ascii="Arial" w:hAnsi="Arial"/>
+          <w:b w:val="0"/>
+          <w:i w:val="0"/>
+          <w:sz w:val="22"/>
         </w:rPr>
-        <w:t xml:space="preserve">pending. </w:t>
-      </w:r>
-      <w:r>
-        <w:t>Currently total_trials is COMPLETE-only; the narrative hides high failure-rate cases. Revisit when another study produces similarly-high failure rates.</w:t>
+        <w:t>still pending. Revisit when another study produces similarly-high failure rates.</w:t>
       </w:r>
     </w:p>
     <w:p>
@@ -3645,18 +3846,90 @@
       </w:pPr>
       <w:r>
         <w:rPr>
+          <w:rFonts w:ascii="Arial" w:hAnsi="Arial"/>
           <w:b/>
+          <w:i w:val="0"/>
+          <w:sz w:val="22"/>
         </w:rPr>
         <w:t xml:space="preserve">Convergence-pattern methodology memo: </w:t>
       </w:r>
       <w:r>
         <w:rPr>
-          <w:i/>
+          <w:rFonts w:ascii="Arial" w:hAnsi="Arial"/>
+          <w:b w:val="0"/>
+          <w:i w:val="0"/>
+          <w:sz w:val="22"/>
         </w:rPr>
-        <w:t xml:space="preserve">two of three data points collected. </w:t>
-      </w:r>
-      <w:r>
-        <w:t>v1 XGBoost (61% of 200 trials) and v1 legacy (~33% of 1000 trials) are the two; waiting for v3 to provide the third data point before drafting a memo.</w:t>
+        <w:t>still pending; two of three data points. Third comes when v3 runs.</w:t>
+      </w:r>
+    </w:p>
+    <w:p>
+      <w:pPr>
+        <w:pStyle w:val="ListBullet"/>
+      </w:pPr>
+      <w:r>
+        <w:rPr>
+          <w:rFonts w:ascii="Arial" w:hAnsi="Arial"/>
+          <w:b/>
+          <w:i w:val="0"/>
+          <w:sz w:val="22"/>
+        </w:rPr>
+        <w:t xml:space="preserve">Sync .env between Mike and Chris's machines: </w:t>
+      </w:r>
+      <w:r>
+        <w:rPr>
+          <w:rFonts w:ascii="Arial" w:hAnsi="Arial"/>
+          <w:b w:val="0"/>
+          <w:i w:val="0"/>
+          <w:sz w:val="22"/>
+        </w:rPr>
+        <w:t>presumed done (offline coordination). No way to verify from repo state. Drop unless someone confirms it's still open.</w:t>
+      </w:r>
+    </w:p>
+    <w:p>
+      <w:pPr>
+        <w:pStyle w:val="ListBullet"/>
+      </w:pPr>
+      <w:r>
+        <w:rPr>
+          <w:rFonts w:ascii="Arial" w:hAnsi="Arial"/>
+          <w:b/>
+          <w:i w:val="0"/>
+          <w:sz w:val="22"/>
+        </w:rPr>
+        <w:t xml:space="preserve">NVDA/META dashboard surfacing on legacy promoted studies: </w:t>
+      </w:r>
+      <w:r>
+        <w:rPr>
+          <w:rFonts w:ascii="Arial" w:hAnsi="Arial"/>
+          <w:b w:val="0"/>
+          <w:i w:val="0"/>
+          <w:sz w:val="22"/>
+        </w:rPr>
+        <w:t>still queued. Lower priority now that LU v1/v2 is the primary research direction and v2's IC scope audit reframes the finding.</w:t>
+      </w:r>
+    </w:p>
+    <w:p>
+      <w:pPr>
+        <w:pStyle w:val="ListBullet"/>
+      </w:pPr>
+      <w:r>
+        <w:rPr>
+          <w:rFonts w:ascii="Arial" w:hAnsi="Arial"/>
+          <w:b/>
+          <w:i w:val="0"/>
+          <w:sz w:val="22"/>
+        </w:rPr>
+        <w:t xml:space="preserve">Update Options_Extension_Decisions.md Status row: </w:t>
+      </w:r>
+      <w:r>
+        <w:rPr>
+          <w:rFonts w:ascii="Arial" w:hAnsi="Arial"/>
+          <w:b w:val="0"/>
+          <w:i w:val="0"/>
+          <w:sz w:val="22"/>
+        </w:rPr>
+        <w:t>Chris-owned memo. Tracker still references stale 'Sections 1, 2, 3 merged' text vs. actual 1-8 + 2.5. Flagged for Chris, not Mike.</w:t>
       </w:r>
     </w:p>
     <w:p>
@@ -3664,16 +3937,24 @@
         <w:pStyle w:val="Heading1"/>
       </w:pPr>
       <w:r>
-        <w:t>Project state at end of session — 2026-05-13</w:t>
-      </w:r>
-    </w:p>
-    <w:p>
-      <w:pPr/>
-      <w:r>
         <w:rPr>
-          <w:i/>
+          <w:rFonts w:ascii="Arial" w:hAnsi="Arial"/>
+          <w:b/>
+          <w:i w:val="0"/>
+          <w:sz w:val="34"/>
         </w:rPr>
-        <w:t>Captured for the next session to start from.</w:t>
+        <w:t>Project state at end of session — 2026-05-27</w:t>
+      </w:r>
+    </w:p>
+    <w:p>
+      <w:r>
+        <w:rPr>
+          <w:rFonts w:ascii="Arial" w:hAnsi="Arial"/>
+          <w:b w:val="0"/>
+          <w:i w:val="0"/>
+          <w:sz w:val="22"/>
+        </w:rPr>
+        <w:t>Snapshot for the next session to start from. Today is 2026-05-27; the last commit to main was 2026-05-13 (4f66ba8). 14 days of intentional pause — no code, no studies, no scoping. State below is therefore mostly unchanged from the 2026-05-13 snapshot, with date-refresh annotations.</w:t>
       </w:r>
     </w:p>
     <w:p>
@@ -3681,7 +3962,13 @@
         <w:pStyle w:val="ListBullet"/>
       </w:pPr>
       <w:r>
-        <w:t>Two completed studies (v1 Larger Universe, v2 Larger Universe multi-variant). Neither promoted. Both produced substantive research-program findings (CV-objectives memo + IC scope audit + signal-weakness demonstration + portfolio-construction-limits demonstration).</w:t>
+        <w:rPr>
+          <w:rFonts w:ascii="Arial" w:hAnsi="Arial"/>
+          <w:b w:val="0"/>
+          <w:i w:val="0"/>
+          <w:sz w:val="22"/>
+        </w:rPr>
+        <w:t>Two completed studies (Larger Universe v1 and v2) on main. Neither promoted. Substantive methodology findings retained (CV-objectives memo + IC scope audit + signal-weakness demonstration + portfolio-construction-limits demonstration). No change since 2026-05-13.</w:t>
       </w:r>
     </w:p>
     <w:p>
@@ -3689,7 +3976,13 @@
         <w:pStyle w:val="ListBullet"/>
       </w:pPr>
       <w:r>
-        <w:t>Dashboard usability pass complete on main; partners can now read project state accessibly without quant vocabulary.</w:t>
+        <w:rPr>
+          <w:rFonts w:ascii="Arial" w:hAnsi="Arial"/>
+          <w:b w:val="0"/>
+          <w:i w:val="0"/>
+          <w:sz w:val="22"/>
+        </w:rPr>
+        <w:t>Dashboard usability pass complete (2026-05-13). Partners can read project state without quant vocabulary. No regression observed; no further refinements in 14 days.</w:t>
       </w:r>
     </w:p>
     <w:p>
@@ -3697,7 +3990,13 @@
         <w:pStyle w:val="ListBullet"/>
       </w:pPr>
       <w:r>
-        <w:t>Three workstreams sequenced: v2.1 (trading costs) → v2.2 (drawdown protection) → v3 (Mechanism A signal extraction).</w:t>
+        <w:rPr>
+          <w:rFonts w:ascii="Arial" w:hAnsi="Arial"/>
+          <w:b w:val="0"/>
+          <w:i w:val="0"/>
+          <w:sz w:val="22"/>
+        </w:rPr>
+        <w:t>Three workstreams sequenced: v2.1 (trading costs) → v2.2 (drawdown protection) → v3 (Mechanism A signal extraction). v2.1 scoping is the next conversation but has not started. The 14-day gap is the longest the active queue has been idle since v1 began.</w:t>
       </w:r>
     </w:p>
     <w:p>
@@ -3705,7 +4004,13 @@
         <w:pStyle w:val="ListBullet"/>
       </w:pPr>
       <w:r>
-        <w:t>Six standing follow-ups, none urgent (see Follow-ups status update section above).</w:t>
+        <w:rPr>
+          <w:rFonts w:ascii="Arial" w:hAnsi="Arial"/>
+          <w:b w:val="0"/>
+          <w:i w:val="0"/>
+          <w:sz w:val="22"/>
+        </w:rPr>
+        <w:t>Partner workstreams unchanged. Options module identical to 2026-05-11 state (Sections 1-8 + 2.5 merged; PR #15 hang fix in place; v1 production study not yet launched; models/snapshots/options/ still absent). Crypto module identical to 2026-05-11 state (4-file stub: __init__.py, static_universe.py, types.py, universe.py).</w:t>
       </w:r>
     </w:p>
     <w:p>
@@ -3713,7 +4018,13 @@
         <w:pStyle w:val="ListBullet"/>
       </w:pPr>
       <w:r>
-        <w:t>Operating Principles enhanced with the studies-as-research-program subsection and its discipline check.</w:t>
+        <w:rPr>
+          <w:rFonts w:ascii="Arial" w:hAnsi="Arial"/>
+          <w:b w:val="0"/>
+          <w:i w:val="0"/>
+          <w:sz w:val="22"/>
+        </w:rPr>
+        <w:t>Working tree clean; stash@{0} (SP1500 retry/sanity-gate) still stashed, no longer load-bearing now that LU v1 delivered the universe via Finnhub Basic.</w:t>
       </w:r>
     </w:p>
     <w:p>
@@ -3721,7 +4032,27 @@
         <w:pStyle w:val="ListBullet"/>
       </w:pPr>
       <w:r>
-        <w:t>Next active conversation: v2.1 scoping.</w:t>
+        <w:rPr>
+          <w:rFonts w:ascii="Arial" w:hAnsi="Arial"/>
+          <w:b w:val="0"/>
+          <w:i w:val="0"/>
+          <w:sz w:val="22"/>
+        </w:rPr>
+        <w:t>Operating Principles unchanged. No methodology memos added or amended since 2026-05-13.</w:t>
+      </w:r>
+    </w:p>
+    <w:p>
+      <w:pPr>
+        <w:pStyle w:val="ListBullet"/>
+      </w:pPr>
+      <w:r>
+        <w:rPr>
+          <w:rFonts w:ascii="Arial" w:hAnsi="Arial"/>
+          <w:b w:val="0"/>
+          <w:i w:val="0"/>
+          <w:sz w:val="22"/>
+        </w:rPr>
+        <w:t>Next active conversation: v2.1 scoping (unchanged from 2026-05-13). No external blocker; idle by choice.</w:t>
       </w:r>
     </w:p>
     <w:p>
@@ -4230,7 +4561,7 @@
           <w:i w:val="0"/>
           <w:sz w:val="22"/>
         </w:rPr>
-        <w:t>URGENT items resolved 2026-05-11. Next URGENT item will surface when Chris runs the v1 study and we need to verify the options dashboard renders correctly.</w:t>
+        <w:t>URGENT items resolved 2026-05-11 and remain resolved as of 2026-05-27. Next URGENT item will surface when either (a) Chris launches the options v1 study, or (b) Mike opens the v2.1 scoping conversation. Neither has happened in the 14 days since 2026-05-13.</w:t>
       </w:r>
     </w:p>
     <w:p>
@@ -4239,6 +4570,26 @@
       </w:pPr>
       <w:r>
         <w:t>HIGH (this week)</w:t>
+      </w:r>
+    </w:p>
+    <w:p>
+      <w:r>
+        <w:rPr>
+          <w:rFonts w:ascii="Arial" w:hAnsi="Arial"/>
+          <w:b/>
+          <w:i w:val="0"/>
+          <w:sz w:val="22"/>
+        </w:rPr>
+        <w:t xml:space="preserve">Status as of 2026-05-27: </w:t>
+      </w:r>
+      <w:r>
+        <w:rPr>
+          <w:rFonts w:ascii="Arial" w:hAnsi="Arial"/>
+          <w:b w:val="0"/>
+          <w:i/>
+          <w:sz w:val="22"/>
+        </w:rPr>
+        <w:t>None of the items below have changed in 14 days. Polygon piggyback (item 6) is obsolete — Finnhub Basic was purchased and LU v1 used it. NVDA/META surfacing is partially obsoleted by the LU v2 IC scope audit. Remaining items are coordination/cleanup, all paused by deliberate idle.</w:t>
       </w:r>
     </w:p>
     <w:p>
@@ -6806,7 +7157,6 @@
         <w:rPr>
           <w:rFonts w:ascii="Arial" w:hAnsi="Arial"/>
           <w:b/>
-          <w:i w:val="0"/>
           <w:sz w:val="22"/>
         </w:rPr>
         <w:t xml:space="preserve">Last updated: </w:t>
@@ -6814,11 +7164,9 @@
       <w:r>
         <w:rPr>
           <w:rFonts w:ascii="Arial" w:hAnsi="Arial"/>
-          <w:b w:val="0"/>
-          <w:i w:val="0"/>
           <w:sz w:val="22"/>
         </w:rPr>
-        <w:t>2026-05-11 (post-PR-#15-merge refresh — URGENT items cleared, .env.example completed, workstation-parity goal added).</w:t>
+        <w:t>2026-05-27 (post-quiet-period refresh — regenerator script retired to scripts/archived/, status table refreshed for 14-day idle, LU v1/v2 + dashboard usability pass already captured in 2026-05-13 update kept verbatim, follow-ups + end-of-session entries replaced).</w:t>
       </w:r>
     </w:p>
     <w:tbl>
@@ -7292,6 +7640,335 @@
                 <w:sz w:val="18"/>
               </w:rPr>
               <w:t>Audit + strategic context + cleanup summary</w:t>
+            </w:r>
+          </w:p>
+        </w:tc>
+      </w:tr>
+      <w:tr>
+        <w:tc>
+          <w:tcPr>
+            <w:tcW w:type="dxa" w:w="3744"/>
+          </w:tcPr>
+          <w:p>
+            <w:r>
+              <w:rPr>
+                <w:rFonts w:ascii="Arial" w:hAnsi="Arial"/>
+                <w:b w:val="0"/>
+                <w:sz w:val="18"/>
+              </w:rPr>
+              <w:t>Project_State_Tracker.docx (LU v1 close)</w:t>
+            </w:r>
+          </w:p>
+        </w:tc>
+        <w:tc>
+          <w:tcPr>
+            <w:tcW w:type="dxa" w:w="1440"/>
+          </w:tcPr>
+          <w:p>
+            <w:r>
+              <w:rPr>
+                <w:rFonts w:ascii="Arial" w:hAnsi="Arial"/>
+                <w:b w:val="0"/>
+                <w:sz w:val="18"/>
+              </w:rPr>
+              <w:t>2026-05-12</w:t>
+            </w:r>
+          </w:p>
+        </w:tc>
+        <w:tc>
+          <w:tcPr>
+            <w:tcW w:type="dxa" w:w="4176"/>
+          </w:tcPr>
+          <w:p>
+            <w:r>
+              <w:rPr>
+                <w:rFonts w:ascii="Arial" w:hAnsi="Arial"/>
+                <w:b w:val="0"/>
+                <w:sz w:val="18"/>
+              </w:rPr>
+              <w:t>Larger Universe v1 study close + dashboard contract v1</w:t>
+            </w:r>
+          </w:p>
+        </w:tc>
+      </w:tr>
+      <w:tr>
+        <w:tc>
+          <w:tcPr>
+            <w:tcW w:type="dxa" w:w="3744"/>
+          </w:tcPr>
+          <w:p>
+            <w:r>
+              <w:rPr>
+                <w:rFonts w:ascii="Arial" w:hAnsi="Arial"/>
+                <w:b w:val="0"/>
+                <w:sz w:val="18"/>
+              </w:rPr>
+              <w:t>Project_State_Tracker.docx (LU v2 close + usability pass)</w:t>
+            </w:r>
+          </w:p>
+        </w:tc>
+        <w:tc>
+          <w:tcPr>
+            <w:tcW w:type="dxa" w:w="1440"/>
+          </w:tcPr>
+          <w:p>
+            <w:r>
+              <w:rPr>
+                <w:rFonts w:ascii="Arial" w:hAnsi="Arial"/>
+                <w:b w:val="0"/>
+                <w:sz w:val="18"/>
+              </w:rPr>
+              <w:t>2026-05-13</w:t>
+            </w:r>
+          </w:p>
+        </w:tc>
+        <w:tc>
+          <w:tcPr>
+            <w:tcW w:type="dxa" w:w="4176"/>
+          </w:tcPr>
+          <w:p>
+            <w:r>
+              <w:rPr>
+                <w:rFonts w:ascii="Arial" w:hAnsi="Arial"/>
+                <w:b w:val="0"/>
+                <w:sz w:val="18"/>
+              </w:rPr>
+              <w:t>LU v2 close + dashboard usability pass + v2.1/v2.2/v3 sequencing</w:t>
+            </w:r>
+          </w:p>
+        </w:tc>
+      </w:tr>
+      <w:tr>
+        <w:tc>
+          <w:tcPr>
+            <w:tcW w:type="dxa" w:w="3744"/>
+          </w:tcPr>
+          <w:p>
+            <w:r>
+              <w:rPr>
+                <w:rFonts w:ascii="Arial" w:hAnsi="Arial"/>
+                <w:b w:val="0"/>
+                <w:sz w:val="18"/>
+              </w:rPr>
+              <w:t>Project_State_Tracker.docx (post-quiet-period refresh)</w:t>
+            </w:r>
+          </w:p>
+        </w:tc>
+        <w:tc>
+          <w:tcPr>
+            <w:tcW w:type="dxa" w:w="1440"/>
+          </w:tcPr>
+          <w:p>
+            <w:r>
+              <w:rPr>
+                <w:rFonts w:ascii="Arial" w:hAnsi="Arial"/>
+                <w:b w:val="0"/>
+                <w:sz w:val="18"/>
+              </w:rPr>
+              <w:t>2026-05-27</w:t>
+            </w:r>
+          </w:p>
+        </w:tc>
+        <w:tc>
+          <w:tcPr>
+            <w:tcW w:type="dxa" w:w="4176"/>
+          </w:tcPr>
+          <w:p>
+            <w:r>
+              <w:rPr>
+                <w:rFonts w:ascii="Arial" w:hAnsi="Arial"/>
+                <w:b w:val="0"/>
+                <w:sz w:val="18"/>
+              </w:rPr>
+              <w:t>Date refresh, regenerator retired, status table updated for 14d idle</w:t>
+            </w:r>
+          </w:p>
+        </w:tc>
+      </w:tr>
+      <w:tr>
+        <w:tc>
+          <w:tcPr>
+            <w:tcW w:type="dxa" w:w="3744"/>
+          </w:tcPr>
+          <w:p>
+            <w:r>
+              <w:rPr>
+                <w:rFonts w:ascii="Arial" w:hAnsi="Arial"/>
+                <w:b w:val="0"/>
+                <w:sz w:val="18"/>
+              </w:rPr>
+              <w:t>dashboard_contract_v1.md</w:t>
+            </w:r>
+          </w:p>
+        </w:tc>
+        <w:tc>
+          <w:tcPr>
+            <w:tcW w:type="dxa" w:w="1440"/>
+          </w:tcPr>
+          <w:p>
+            <w:r>
+              <w:rPr>
+                <w:rFonts w:ascii="Arial" w:hAnsi="Arial"/>
+                <w:b w:val="0"/>
+                <w:sz w:val="18"/>
+              </w:rPr>
+              <w:t>2026-05-12</w:t>
+            </w:r>
+          </w:p>
+        </w:tc>
+        <w:tc>
+          <w:tcPr>
+            <w:tcW w:type="dxa" w:w="4176"/>
+          </w:tcPr>
+          <w:p>
+            <w:r>
+              <w:rPr>
+                <w:rFonts w:ascii="Arial" w:hAnsi="Arial"/>
+                <w:b w:val="0"/>
+                <w:sz w:val="18"/>
+              </w:rPr>
+              <w:t>Dashboard rendering contract for contract-conformant studies</w:t>
+            </w:r>
+          </w:p>
+        </w:tc>
+      </w:tr>
+      <w:tr>
+        <w:tc>
+          <w:tcPr>
+            <w:tcW w:type="dxa" w:w="3744"/>
+          </w:tcPr>
+          <w:p>
+            <w:r>
+              <w:rPr>
+                <w:rFonts w:ascii="Arial" w:hAnsi="Arial"/>
+                <w:b w:val="0"/>
+                <w:sz w:val="18"/>
+              </w:rPr>
+              <w:t>ml_study_cv_objectives_v1.md</w:t>
+            </w:r>
+          </w:p>
+        </w:tc>
+        <w:tc>
+          <w:tcPr>
+            <w:tcW w:type="dxa" w:w="1440"/>
+          </w:tcPr>
+          <w:p>
+            <w:r>
+              <w:rPr>
+                <w:rFonts w:ascii="Arial" w:hAnsi="Arial"/>
+                <w:b w:val="0"/>
+                <w:sz w:val="18"/>
+              </w:rPr>
+              <w:t>2026-05-12</w:t>
+            </w:r>
+          </w:p>
+        </w:tc>
+        <w:tc>
+          <w:tcPr>
+            <w:tcW w:type="dxa" w:w="4176"/>
+          </w:tcPr>
+          <w:p>
+            <w:r>
+              <w:rPr>
+                <w:rFonts w:ascii="Arial" w:hAnsi="Arial"/>
+                <w:b w:val="0"/>
+                <w:sz w:val="18"/>
+              </w:rPr>
+              <w:t>CV objective choice for top-N portfolio strategies (corrected via v2 IC scope audit)</w:t>
+            </w:r>
+          </w:p>
+        </w:tc>
+      </w:tr>
+      <w:tr>
+        <w:tc>
+          <w:tcPr>
+            <w:tcW w:type="dxa" w:w="3744"/>
+          </w:tcPr>
+          <w:p>
+            <w:r>
+              <w:rPr>
+                <w:rFonts w:ascii="Arial" w:hAnsi="Arial"/>
+                <w:b w:val="0"/>
+                <w:sz w:val="18"/>
+              </w:rPr>
+              <w:t>sanity_check_methodology_v1.md</w:t>
+            </w:r>
+          </w:p>
+        </w:tc>
+        <w:tc>
+          <w:tcPr>
+            <w:tcW w:type="dxa" w:w="1440"/>
+          </w:tcPr>
+          <w:p>
+            <w:r>
+              <w:rPr>
+                <w:rFonts w:ascii="Arial" w:hAnsi="Arial"/>
+                <w:b w:val="0"/>
+                <w:sz w:val="18"/>
+              </w:rPr>
+              <w:t>2026-05-12</w:t>
+            </w:r>
+          </w:p>
+        </w:tc>
+        <w:tc>
+          <w:tcPr>
+            <w:tcW w:type="dxa" w:w="4176"/>
+          </w:tcPr>
+          <w:p>
+            <w:r>
+              <w:rPr>
+                <w:rFonts w:ascii="Arial" w:hAnsi="Arial"/>
+                <w:b w:val="0"/>
+                <w:sz w:val="18"/>
+              </w:rPr>
+              <w:t>On-demand sanity-check model methodology</w:t>
+            </w:r>
+          </w:p>
+        </w:tc>
+      </w:tr>
+      <w:tr>
+        <w:tc>
+          <w:tcPr>
+            <w:tcW w:type="dxa" w:w="3744"/>
+          </w:tcPr>
+          <w:p>
+            <w:r>
+              <w:rPr>
+                <w:rFonts w:ascii="Arial" w:hAnsi="Arial"/>
+                <w:b w:val="0"/>
+                <w:sz w:val="18"/>
+              </w:rPr>
+              <w:t>dashboard_operations_v1.md</w:t>
+            </w:r>
+          </w:p>
+        </w:tc>
+        <w:tc>
+          <w:tcPr>
+            <w:tcW w:type="dxa" w:w="1440"/>
+          </w:tcPr>
+          <w:p>
+            <w:r>
+              <w:rPr>
+                <w:rFonts w:ascii="Arial" w:hAnsi="Arial"/>
+                <w:b w:val="0"/>
+                <w:sz w:val="18"/>
+              </w:rPr>
+              <w:t>2026-05-12 / 2026-05-13</w:t>
+            </w:r>
+          </w:p>
+        </w:tc>
+        <w:tc>
+          <w:tcPr>
+            <w:tcW w:type="dxa" w:w="4176"/>
+          </w:tcPr>
+          <w:p>
+            <w:r>
+              <w:rPr>
+                <w:rFonts w:ascii="Arial" w:hAnsi="Arial"/>
+                <w:b w:val="0"/>
+                <w:sz w:val="18"/>
+              </w:rPr>
+              <w:t>How-to reference for dashboard sessions; two deployment paths</w:t>
             </w:r>
           </w:p>
         </w:tc>
